--- a/บทที่ 2 [ Jame ] TEST (1).docx
+++ b/บทที่ 2 [ Jame ] TEST (1).docx
@@ -76,7 +76,7 @@
       <w:pPr>
         <w:jc w:val="center"/>
         <w:rPr>
-          <w:rFonts w:ascii="TH SarabunPSK" w:hAnsi="TH SarabunPSK" w:cs="TH SarabunPSK"/>
+          <w:rFonts w:ascii="TH SarabunPSK" w:hAnsi="TH SarabunPSK" w:cs="TH SarabunPSK" w:hint="cs"/>
           <w:sz w:val="32"/>
           <w:szCs w:val="32"/>
           <w:cs/>
@@ -608,7 +608,6 @@
           <w:rFonts w:ascii="TH SarabunPSK" w:hAnsi="TH SarabunPSK" w:cs="TH SarabunPSK"/>
           <w:sz w:val="32"/>
           <w:szCs w:val="32"/>
-          <w:cs/>
         </w:rPr>
       </w:pPr>
     </w:p>
@@ -1570,7 +1569,7 @@
         <w:spacing w:before="0" w:beforeAutospacing="0" w:after="0" w:afterAutospacing="0"/>
         <w:jc w:val="thaiDistribute"/>
         <w:rPr>
-          <w:rFonts w:ascii="TH SarabunPSK" w:hAnsi="TH SarabunPSK" w:cs="TH SarabunPSK"/>
+          <w:rFonts w:ascii="TH SarabunPSK" w:hAnsi="TH SarabunPSK" w:cs="TH SarabunPSK" w:hint="cs"/>
           <w:sz w:val="32"/>
           <w:szCs w:val="32"/>
         </w:rPr>
@@ -1625,7 +1624,7 @@
           <w:szCs w:val="32"/>
           <w:cs/>
         </w:rPr>
-        <w:t>แต่ระบบยังคงต้องการเป้าหมายและกฎเกณฑ์ที่กำหนดไว้ล่วงหน้าโดยมนุษย์ พฤติกรรมของตัวแทนอัตโนมัติได้รับอิทธิพลจาก 3 ส่วนหลัก ได้แก่:</w:t>
+        <w:t>แต่ระบบยังคงต้องการเป้าหมายและกฎเกณฑ์ที่กำหนดไว้ล่วงหน้าโดยมนุษย์ พฤติกรรมของตัวแทนอัตโนมัติได้รับอิทธิพลจาก 3 ส่วนหลัก ได้แก่</w:t>
       </w:r>
     </w:p>
     <w:p>
@@ -2255,40 +2254,6 @@
         </w:rPr>
         <w:t>ซึ่งช่วยให้การตัดสินใจมีความแม่นยำและยืดหยุ่นมากยิ่งขึ้น</w:t>
       </w:r>
-    </w:p>
-    <w:p>
-      <w:pPr>
-        <w:pStyle w:val="font-claude-response-body"/>
-        <w:tabs>
-          <w:tab w:val="left" w:pos="567"/>
-          <w:tab w:val="left" w:pos="1276"/>
-          <w:tab w:val="left" w:pos="2127"/>
-        </w:tabs>
-        <w:spacing w:before="0" w:beforeAutospacing="0" w:after="0" w:afterAutospacing="0"/>
-        <w:jc w:val="thaiDistribute"/>
-        <w:rPr>
-          <w:rFonts w:ascii="TH SarabunPSK" w:hAnsi="TH SarabunPSK" w:cs="TH SarabunPSK"/>
-          <w:sz w:val="32"/>
-          <w:szCs w:val="32"/>
-        </w:rPr>
-      </w:pPr>
-    </w:p>
-    <w:p>
-      <w:pPr>
-        <w:pStyle w:val="font-claude-response-body"/>
-        <w:tabs>
-          <w:tab w:val="left" w:pos="567"/>
-          <w:tab w:val="left" w:pos="1276"/>
-          <w:tab w:val="left" w:pos="2127"/>
-        </w:tabs>
-        <w:spacing w:before="0" w:beforeAutospacing="0" w:after="0" w:afterAutospacing="0"/>
-        <w:jc w:val="thaiDistribute"/>
-        <w:rPr>
-          <w:rFonts w:ascii="TH SarabunPSK" w:hAnsi="TH SarabunPSK" w:cs="TH SarabunPSK"/>
-          <w:sz w:val="32"/>
-          <w:szCs w:val="32"/>
-        </w:rPr>
-      </w:pPr>
     </w:p>
     <w:p>
       <w:pPr>
@@ -3230,134 +3195,134 @@
           <w:sz w:val="32"/>
           <w:szCs w:val="32"/>
         </w:rPr>
+        <w:tab/>
+      </w:r>
+      <w:r>
+        <w:rPr>
+          <w:rFonts w:ascii="TH SarabunPSK" w:hAnsi="TH SarabunPSK" w:cs="TH SarabunPSK"/>
+          <w:sz w:val="32"/>
+          <w:szCs w:val="32"/>
+        </w:rPr>
+        <w:tab/>
+        <w:t>2.</w:t>
+      </w:r>
+      <w:r>
+        <w:rPr>
+          <w:rFonts w:ascii="TH SarabunPSK" w:hAnsi="TH SarabunPSK" w:cs="TH SarabunPSK" w:hint="cs"/>
+          <w:sz w:val="32"/>
+          <w:szCs w:val="32"/>
+          <w:cs/>
+        </w:rPr>
+        <w:t>2</w:t>
+      </w:r>
+      <w:r>
+        <w:rPr>
+          <w:rFonts w:ascii="TH SarabunPSK" w:hAnsi="TH SarabunPSK" w:cs="TH SarabunPSK"/>
+          <w:sz w:val="32"/>
+          <w:szCs w:val="32"/>
+        </w:rPr>
+        <w:t>.1.3</w:t>
+      </w:r>
+      <w:r>
+        <w:rPr>
+          <w:rFonts w:ascii="TH SarabunPSK" w:hAnsi="TH SarabunPSK" w:cs="TH SarabunPSK"/>
+          <w:color w:val="FFFFFF" w:themeColor="background1"/>
+          <w:sz w:val="32"/>
+          <w:szCs w:val="32"/>
+        </w:rPr>
+        <w:t>**</w:t>
+      </w:r>
+      <w:r>
+        <w:rPr>
+          <w:rFonts w:ascii="TH SarabunPSK" w:hAnsi="TH SarabunPSK" w:cs="TH SarabunPSK"/>
+          <w:sz w:val="32"/>
+          <w:szCs w:val="32"/>
+        </w:rPr>
+        <w:t xml:space="preserve">Context Diagram </w:t>
+      </w:r>
+      <w:r>
+        <w:rPr>
+          <w:rFonts w:ascii="TH SarabunPSK" w:hAnsi="TH SarabunPSK" w:cs="TH SarabunPSK"/>
+          <w:sz w:val="32"/>
+          <w:szCs w:val="32"/>
+          <w:cs/>
+        </w:rPr>
+        <w:t xml:space="preserve">เป็นการออกแบบโครงสร้างบริบท โดยอาศัยข้อมูลในขั้นตอนที่ </w:t>
+      </w:r>
+      <w:r>
+        <w:rPr>
+          <w:rFonts w:ascii="TH SarabunPSK" w:hAnsi="TH SarabunPSK" w:cs="TH SarabunPSK" w:hint="cs"/>
+          <w:sz w:val="32"/>
+          <w:szCs w:val="32"/>
+          <w:cs/>
+        </w:rPr>
+        <w:t>2.2.</w:t>
+      </w:r>
+      <w:r>
+        <w:rPr>
+          <w:rFonts w:ascii="TH SarabunPSK" w:hAnsi="TH SarabunPSK" w:cs="TH SarabunPSK"/>
+          <w:sz w:val="32"/>
+          <w:szCs w:val="32"/>
+        </w:rPr>
+        <w:t xml:space="preserve">1.2 </w:t>
+      </w:r>
+      <w:r>
+        <w:rPr>
+          <w:rFonts w:ascii="TH SarabunPSK" w:hAnsi="TH SarabunPSK" w:cs="TH SarabunPSK"/>
+          <w:sz w:val="32"/>
+          <w:szCs w:val="32"/>
+          <w:cs/>
+        </w:rPr>
+        <w:t xml:space="preserve">นักวิเคราะห์ระบบบางราย มีความถนัดที่จะทำขั้นตอนนี้ก่อนขั้นตอนที่ </w:t>
+      </w:r>
+      <w:r>
+        <w:rPr>
+          <w:rFonts w:ascii="TH SarabunPSK" w:hAnsi="TH SarabunPSK" w:cs="TH SarabunPSK" w:hint="cs"/>
+          <w:sz w:val="32"/>
+          <w:szCs w:val="32"/>
+          <w:cs/>
+        </w:rPr>
+        <w:t>2.1.</w:t>
+      </w:r>
+      <w:r>
+        <w:rPr>
+          <w:rFonts w:ascii="TH SarabunPSK" w:hAnsi="TH SarabunPSK" w:cs="TH SarabunPSK"/>
+          <w:sz w:val="32"/>
+          <w:szCs w:val="32"/>
+        </w:rPr>
+        <w:t xml:space="preserve">1.2 </w:t>
+      </w:r>
+      <w:r>
+        <w:rPr>
+          <w:rFonts w:ascii="TH SarabunPSK" w:hAnsi="TH SarabunPSK" w:cs="TH SarabunPSK"/>
+          <w:sz w:val="32"/>
+          <w:szCs w:val="32"/>
+          <w:cs/>
+        </w:rPr>
+        <w:t>ซึ่งไม่มีผลเสียแต่อย่างไร</w:t>
+      </w:r>
+    </w:p>
+    <w:p>
+      <w:pPr>
+        <w:tabs>
+          <w:tab w:val="left" w:pos="0"/>
+          <w:tab w:val="left" w:pos="567"/>
+          <w:tab w:val="left" w:pos="1276"/>
+        </w:tabs>
+        <w:jc w:val="thaiDistribute"/>
+        <w:rPr>
+          <w:rFonts w:ascii="TH SarabunPSK" w:hAnsi="TH SarabunPSK" w:cs="TH SarabunPSK"/>
+          <w:sz w:val="32"/>
+          <w:szCs w:val="32"/>
+        </w:rPr>
+      </w:pPr>
+      <w:r>
+        <w:rPr>
+          <w:rFonts w:ascii="TH SarabunPSK" w:hAnsi="TH SarabunPSK" w:cs="TH SarabunPSK"/>
+          <w:sz w:val="32"/>
+          <w:szCs w:val="32"/>
+        </w:rPr>
         <w:lastRenderedPageBreak/>
-        <w:tab/>
-      </w:r>
-      <w:r>
-        <w:rPr>
-          <w:rFonts w:ascii="TH SarabunPSK" w:hAnsi="TH SarabunPSK" w:cs="TH SarabunPSK"/>
-          <w:sz w:val="32"/>
-          <w:szCs w:val="32"/>
-        </w:rPr>
-        <w:tab/>
-        <w:t>2.</w:t>
-      </w:r>
-      <w:r>
-        <w:rPr>
-          <w:rFonts w:ascii="TH SarabunPSK" w:hAnsi="TH SarabunPSK" w:cs="TH SarabunPSK" w:hint="cs"/>
-          <w:sz w:val="32"/>
-          <w:szCs w:val="32"/>
-          <w:cs/>
-        </w:rPr>
-        <w:t>2</w:t>
-      </w:r>
-      <w:r>
-        <w:rPr>
-          <w:rFonts w:ascii="TH SarabunPSK" w:hAnsi="TH SarabunPSK" w:cs="TH SarabunPSK"/>
-          <w:sz w:val="32"/>
-          <w:szCs w:val="32"/>
-        </w:rPr>
-        <w:t>.1.3</w:t>
-      </w:r>
-      <w:r>
-        <w:rPr>
-          <w:rFonts w:ascii="TH SarabunPSK" w:hAnsi="TH SarabunPSK" w:cs="TH SarabunPSK"/>
-          <w:color w:val="FFFFFF" w:themeColor="background1"/>
-          <w:sz w:val="32"/>
-          <w:szCs w:val="32"/>
-        </w:rPr>
-        <w:t>**</w:t>
-      </w:r>
-      <w:r>
-        <w:rPr>
-          <w:rFonts w:ascii="TH SarabunPSK" w:hAnsi="TH SarabunPSK" w:cs="TH SarabunPSK"/>
-          <w:sz w:val="32"/>
-          <w:szCs w:val="32"/>
-        </w:rPr>
-        <w:t xml:space="preserve">Context Diagram </w:t>
-      </w:r>
-      <w:r>
-        <w:rPr>
-          <w:rFonts w:ascii="TH SarabunPSK" w:hAnsi="TH SarabunPSK" w:cs="TH SarabunPSK"/>
-          <w:sz w:val="32"/>
-          <w:szCs w:val="32"/>
-          <w:cs/>
-        </w:rPr>
-        <w:t xml:space="preserve">เป็นการออกแบบโครงสร้างบริบท โดยอาศัยข้อมูลในขั้นตอนที่ </w:t>
-      </w:r>
-      <w:r>
-        <w:rPr>
-          <w:rFonts w:ascii="TH SarabunPSK" w:hAnsi="TH SarabunPSK" w:cs="TH SarabunPSK" w:hint="cs"/>
-          <w:sz w:val="32"/>
-          <w:szCs w:val="32"/>
-          <w:cs/>
-        </w:rPr>
-        <w:t>2.2.</w:t>
-      </w:r>
-      <w:r>
-        <w:rPr>
-          <w:rFonts w:ascii="TH SarabunPSK" w:hAnsi="TH SarabunPSK" w:cs="TH SarabunPSK"/>
-          <w:sz w:val="32"/>
-          <w:szCs w:val="32"/>
-        </w:rPr>
-        <w:t xml:space="preserve">1.2 </w:t>
-      </w:r>
-      <w:r>
-        <w:rPr>
-          <w:rFonts w:ascii="TH SarabunPSK" w:hAnsi="TH SarabunPSK" w:cs="TH SarabunPSK"/>
-          <w:sz w:val="32"/>
-          <w:szCs w:val="32"/>
-          <w:cs/>
-        </w:rPr>
-        <w:t xml:space="preserve">นักวิเคราะห์ระบบบางราย มีความถนัดที่จะทำขั้นตอนนี้ก่อนขั้นตอนที่ </w:t>
-      </w:r>
-      <w:r>
-        <w:rPr>
-          <w:rFonts w:ascii="TH SarabunPSK" w:hAnsi="TH SarabunPSK" w:cs="TH SarabunPSK" w:hint="cs"/>
-          <w:sz w:val="32"/>
-          <w:szCs w:val="32"/>
-          <w:cs/>
-        </w:rPr>
-        <w:t>2.1.</w:t>
-      </w:r>
-      <w:r>
-        <w:rPr>
-          <w:rFonts w:ascii="TH SarabunPSK" w:hAnsi="TH SarabunPSK" w:cs="TH SarabunPSK"/>
-          <w:sz w:val="32"/>
-          <w:szCs w:val="32"/>
-        </w:rPr>
-        <w:t xml:space="preserve">1.2 </w:t>
-      </w:r>
-      <w:r>
-        <w:rPr>
-          <w:rFonts w:ascii="TH SarabunPSK" w:hAnsi="TH SarabunPSK" w:cs="TH SarabunPSK"/>
-          <w:sz w:val="32"/>
-          <w:szCs w:val="32"/>
-          <w:cs/>
-        </w:rPr>
-        <w:t>ซึ่งไม่มีผลเสียแต่อย่างไร</w:t>
-      </w:r>
-    </w:p>
-    <w:p>
-      <w:pPr>
-        <w:tabs>
-          <w:tab w:val="left" w:pos="0"/>
-          <w:tab w:val="left" w:pos="567"/>
-          <w:tab w:val="left" w:pos="1276"/>
-        </w:tabs>
-        <w:jc w:val="thaiDistribute"/>
-        <w:rPr>
-          <w:rFonts w:ascii="TH SarabunPSK" w:hAnsi="TH SarabunPSK" w:cs="TH SarabunPSK"/>
-          <w:sz w:val="32"/>
-          <w:szCs w:val="32"/>
-        </w:rPr>
-      </w:pPr>
-      <w:r>
-        <w:rPr>
-          <w:rFonts w:ascii="TH SarabunPSK" w:hAnsi="TH SarabunPSK" w:cs="TH SarabunPSK"/>
-          <w:sz w:val="32"/>
-          <w:szCs w:val="32"/>
-        </w:rPr>
         <w:tab/>
       </w:r>
       <w:r>
@@ -4873,7 +4838,6 @@
           <w:sz w:val="32"/>
           <w:szCs w:val="32"/>
         </w:rPr>
-        <w:lastRenderedPageBreak/>
         <w:tab/>
       </w:r>
       <w:r>
@@ -5616,7 +5580,93 @@
           <w:szCs w:val="32"/>
           <w:cs/>
         </w:rPr>
-        <w:t xml:space="preserve">ที่นักวิเคราะห์นำมาใช้ เพื่อให้เหมาะสมกับสถานะทางการเงินและความพร้อมขององค์กรในขณะนั้นขั้น ตอนในวงจรพัฒนาระบบ ช่วยให้นักวิเคราะห์ระบบสามารถดำเนินการได้อย่างมีแนวทางและเป็นขั้นตอน ทำให้สามารถควบคุมระยะเวลาและงบประมาณในการปฏิบัติงานของโครงการพัฒนาระบบ </w:t>
+        <w:t>ที่นักวิเคราะห์นำมาใช้ เพื่อให้เหมาะสมกับสถานะทางการเงินและความพร้อมขององค์กรในขณะนั้นขั้น ตอนในวงจรพัฒนาระบบ ช่วยให้นักวิเคราะห์ระบบสามารถดำเนินการได้อย่างมีแนวทางและเป็นขั้นตอน ทำให้สามารถควบคุมระยะเวลาและงบประมาณในการปฏิบัติงานของโครงการพัฒนาระบบ ได้ขั้นตอนต่างๆ นั้นมีลักษณะคล้ายกับการตัดสินใจแก้ปัญหาตามแนวทางวิทยาศาสตร์(</w:t>
+      </w:r>
+      <w:r>
+        <w:rPr>
+          <w:rFonts w:ascii="TH SarabunPSK" w:hAnsi="TH SarabunPSK" w:cs="TH SarabunPSK"/>
+          <w:sz w:val="32"/>
+          <w:szCs w:val="32"/>
+        </w:rPr>
+        <w:t xml:space="preserve">Scientific Management) </w:t>
+      </w:r>
+      <w:r>
+        <w:rPr>
+          <w:rFonts w:ascii="TH SarabunPSK" w:hAnsi="TH SarabunPSK" w:cs="TH SarabunPSK"/>
+          <w:sz w:val="32"/>
+          <w:szCs w:val="32"/>
+          <w:cs/>
+        </w:rPr>
+        <w:t>อัน ได้แก่ การค้นหาปัญหา การค้นหาแนวทางแก้ไขปัญหา การประเมินผลแนวทางแก้ไขปัญหาที่ค้นพบ เลือกแนวทางที่ดีที่สุด และพัฒนาทางเลือกนั้นให้ใช้งานได้ สำหรับวงจรการพัฒนาระบบในหนังสือเล่มนี้ จะแบ่งเป็น 7 ขั้นตอน ได้แก่</w:t>
+      </w:r>
+    </w:p>
+    <w:p>
+      <w:pPr>
+        <w:tabs>
+          <w:tab w:val="left" w:pos="567"/>
+          <w:tab w:val="left" w:pos="1276"/>
+          <w:tab w:val="left" w:pos="1418"/>
+        </w:tabs>
+        <w:jc w:val="thaiDistribute"/>
+        <w:rPr>
+          <w:rFonts w:ascii="TH SarabunPSK" w:hAnsi="TH SarabunPSK" w:cs="TH SarabunPSK"/>
+          <w:sz w:val="32"/>
+          <w:szCs w:val="32"/>
+        </w:rPr>
+      </w:pPr>
+      <w:r>
+        <w:rPr>
+          <w:rFonts w:ascii="TH SarabunPSK" w:hAnsi="TH SarabunPSK" w:cs="TH SarabunPSK"/>
+          <w:sz w:val="32"/>
+          <w:szCs w:val="32"/>
+          <w:cs/>
+        </w:rPr>
+        <w:tab/>
+      </w:r>
+      <w:r>
+        <w:rPr>
+          <w:rFonts w:ascii="TH SarabunPSK" w:hAnsi="TH SarabunPSK" w:cs="TH SarabunPSK" w:hint="cs"/>
+          <w:sz w:val="32"/>
+          <w:szCs w:val="32"/>
+          <w:cs/>
+        </w:rPr>
+        <w:t>2.2.3</w:t>
+      </w:r>
+      <w:r>
+        <w:rPr>
+          <w:rFonts w:ascii="TH SarabunPSK" w:hAnsi="TH SarabunPSK" w:cs="TH SarabunPSK" w:hint="cs"/>
+          <w:color w:val="FFFFFF" w:themeColor="background1"/>
+          <w:sz w:val="32"/>
+          <w:szCs w:val="32"/>
+          <w:cs/>
+        </w:rPr>
+        <w:t>**</w:t>
+      </w:r>
+      <w:r>
+        <w:rPr>
+          <w:rFonts w:ascii="TH SarabunPSK" w:hAnsi="TH SarabunPSK" w:cs="TH SarabunPSK"/>
+          <w:sz w:val="32"/>
+          <w:szCs w:val="32"/>
+          <w:cs/>
+        </w:rPr>
+        <w:t>การค้นหาและเลือกสรรโครงการ (</w:t>
+      </w:r>
+      <w:r>
+        <w:rPr>
+          <w:rFonts w:ascii="TH SarabunPSK" w:hAnsi="TH SarabunPSK" w:cs="TH SarabunPSK"/>
+          <w:sz w:val="32"/>
+          <w:szCs w:val="32"/>
+        </w:rPr>
+        <w:t xml:space="preserve">Project Identification and Selection) </w:t>
+      </w:r>
+      <w:r>
+        <w:rPr>
+          <w:rFonts w:ascii="TH SarabunPSK" w:hAnsi="TH SarabunPSK" w:cs="TH SarabunPSK"/>
+          <w:sz w:val="32"/>
+          <w:szCs w:val="32"/>
+          <w:cs/>
+        </w:rPr>
+        <w:t>เป็น</w:t>
       </w:r>
     </w:p>
     <w:p>
@@ -5641,67 +5691,1517 @@
           <w:szCs w:val="32"/>
           <w:cs/>
         </w:rPr>
-        <w:tab/>
-      </w:r>
-      <w:r>
-        <w:rPr>
-          <w:rFonts w:ascii="TH SarabunPSK" w:hAnsi="TH SarabunPSK" w:cs="TH SarabunPSK"/>
-          <w:sz w:val="32"/>
-          <w:szCs w:val="32"/>
-          <w:cs/>
-        </w:rPr>
-        <w:t>ได้ ขั้นตอนต่างๆ นั้นมีลักษณะคล้ายกับการตัดสินใจแก้ปัญหาตามแนวทางวิทยาศาสตร์(</w:t>
-      </w:r>
-      <w:r>
-        <w:rPr>
-          <w:rFonts w:ascii="TH SarabunPSK" w:hAnsi="TH SarabunPSK" w:cs="TH SarabunPSK"/>
-          <w:sz w:val="32"/>
-          <w:szCs w:val="32"/>
-        </w:rPr>
-        <w:t xml:space="preserve">Scientific Management) </w:t>
-      </w:r>
-      <w:r>
-        <w:rPr>
-          <w:rFonts w:ascii="TH SarabunPSK" w:hAnsi="TH SarabunPSK" w:cs="TH SarabunPSK"/>
-          <w:sz w:val="32"/>
-          <w:szCs w:val="32"/>
-          <w:cs/>
-        </w:rPr>
-        <w:t>อัน ได้แก่ การค้นหาปัญหา การค้นหาแนวทางแก้ไขปัญหา การประเมินผลแนวทางแก้ไขปัญหาที่ค้นพบ เลือกแนวทางที่ดีที่สุด และพัฒนาทางเลือกนั้นให้ใช้งานได้ สำหรับวงจรการพัฒนาระบบในหนังสือเล่มนี้ จะแบ่งเป็น 7 ขั้นตอน ได้แก่</w:t>
-      </w:r>
-    </w:p>
-    <w:p>
-      <w:pPr>
-        <w:tabs>
-          <w:tab w:val="left" w:pos="567"/>
+        <w:t>ขั้นตอน ในการค้นหาโครงการพัฒนาระบบ ที่เหมาะสมกับสถานการณ์ปัจจุบันของบริษัท สามารถแก้ปัญหาที่เกิดขึ้น และให้ผลประโยชน์กับบริษัทมากที่สุด โดยใช้ตาราง</w:t>
+      </w:r>
+      <w:proofErr w:type="spellStart"/>
+      <w:r>
+        <w:rPr>
+          <w:rFonts w:ascii="TH SarabunPSK" w:hAnsi="TH SarabunPSK" w:cs="TH SarabunPSK"/>
+          <w:sz w:val="32"/>
+          <w:szCs w:val="32"/>
+          <w:cs/>
+        </w:rPr>
+        <w:t>เมตริกซ์</w:t>
+      </w:r>
+      <w:proofErr w:type="spellEnd"/>
+      <w:r>
+        <w:rPr>
+          <w:rFonts w:ascii="TH SarabunPSK" w:hAnsi="TH SarabunPSK" w:cs="TH SarabunPSK"/>
+          <w:sz w:val="32"/>
+          <w:szCs w:val="32"/>
+          <w:cs/>
+        </w:rPr>
+        <w:t xml:space="preserve"> (</w:t>
+      </w:r>
+      <w:r>
+        <w:rPr>
+          <w:rFonts w:ascii="TH SarabunPSK" w:hAnsi="TH SarabunPSK" w:cs="TH SarabunPSK"/>
+          <w:sz w:val="32"/>
+          <w:szCs w:val="32"/>
+        </w:rPr>
+        <w:t xml:space="preserve">Matrix Table) </w:t>
+      </w:r>
+      <w:r>
+        <w:rPr>
+          <w:rFonts w:ascii="TH SarabunPSK" w:hAnsi="TH SarabunPSK" w:cs="TH SarabunPSK"/>
+          <w:sz w:val="32"/>
+          <w:szCs w:val="32"/>
+          <w:cs/>
+        </w:rPr>
+        <w:t>เป็น</w:t>
+      </w:r>
+      <w:r>
+        <w:rPr>
+          <w:rFonts w:ascii="TH SarabunPSK" w:hAnsi="TH SarabunPSK" w:cs="TH SarabunPSK"/>
+          <w:sz w:val="32"/>
+          <w:szCs w:val="32"/>
+          <w:cs/>
+        </w:rPr>
+        <w:lastRenderedPageBreak/>
+        <w:t>เครื่องมือประกอบการพิจารณา ซึ่งเป็นขั้นตอนที่ได้ดำเนินการผ่านไปแล้วในเบื้องต้น สามารถสรุปกิจกรรมได้ดังนี้</w:t>
+      </w:r>
+    </w:p>
+    <w:p>
+      <w:pPr>
+        <w:tabs>
+          <w:tab w:val="left" w:pos="567"/>
+          <w:tab w:val="left" w:pos="851"/>
+          <w:tab w:val="left" w:pos="1276"/>
+          <w:tab w:val="left" w:pos="1985"/>
+        </w:tabs>
+        <w:jc w:val="thaiDistribute"/>
+        <w:rPr>
+          <w:rFonts w:ascii="TH SarabunPSK" w:hAnsi="TH SarabunPSK" w:cs="TH SarabunPSK"/>
+          <w:sz w:val="32"/>
+          <w:szCs w:val="32"/>
+        </w:rPr>
+      </w:pPr>
+      <w:r>
+        <w:rPr>
+          <w:rFonts w:ascii="TH SarabunPSK" w:hAnsi="TH SarabunPSK" w:cs="TH SarabunPSK"/>
+          <w:sz w:val="32"/>
+          <w:szCs w:val="32"/>
+          <w:cs/>
+        </w:rPr>
+        <w:tab/>
+      </w:r>
+      <w:r>
+        <w:rPr>
+          <w:rFonts w:ascii="TH SarabunPSK" w:hAnsi="TH SarabunPSK" w:cs="TH SarabunPSK"/>
+          <w:sz w:val="32"/>
+          <w:szCs w:val="32"/>
+          <w:cs/>
+        </w:rPr>
+        <w:tab/>
+      </w:r>
+      <w:r>
+        <w:rPr>
+          <w:rFonts w:ascii="TH SarabunPSK" w:hAnsi="TH SarabunPSK" w:cs="TH SarabunPSK"/>
+          <w:sz w:val="32"/>
+          <w:szCs w:val="32"/>
+          <w:cs/>
+        </w:rPr>
+        <w:tab/>
+      </w:r>
+      <w:r>
+        <w:rPr>
+          <w:rFonts w:ascii="TH SarabunPSK" w:hAnsi="TH SarabunPSK" w:cs="TH SarabunPSK"/>
+          <w:sz w:val="32"/>
+          <w:szCs w:val="32"/>
+        </w:rPr>
+        <w:t>2.</w:t>
+      </w:r>
+      <w:r>
+        <w:rPr>
+          <w:rFonts w:ascii="TH SarabunPSK" w:hAnsi="TH SarabunPSK" w:cs="TH SarabunPSK" w:hint="cs"/>
+          <w:sz w:val="32"/>
+          <w:szCs w:val="32"/>
+          <w:cs/>
+        </w:rPr>
+        <w:t>2</w:t>
+      </w:r>
+      <w:r>
+        <w:rPr>
+          <w:rFonts w:ascii="TH SarabunPSK" w:hAnsi="TH SarabunPSK" w:cs="TH SarabunPSK"/>
+          <w:sz w:val="32"/>
+          <w:szCs w:val="32"/>
+        </w:rPr>
+        <w:t>.3.1</w:t>
+      </w:r>
+      <w:r>
+        <w:rPr>
+          <w:rFonts w:ascii="TH SarabunPSK" w:hAnsi="TH SarabunPSK" w:cs="TH SarabunPSK"/>
+          <w:color w:val="FFFFFF" w:themeColor="background1"/>
+          <w:sz w:val="32"/>
+          <w:szCs w:val="32"/>
+        </w:rPr>
+        <w:t>**</w:t>
+      </w:r>
+      <w:r>
+        <w:rPr>
+          <w:rFonts w:ascii="TH SarabunPSK" w:hAnsi="TH SarabunPSK" w:cs="TH SarabunPSK"/>
+          <w:sz w:val="32"/>
+          <w:szCs w:val="32"/>
+          <w:cs/>
+        </w:rPr>
+        <w:t>ค้นหาโครงการพัฒนาระบบที่เห็นสมควรต่อการได้รับการพัฒนา</w:t>
+      </w:r>
+    </w:p>
+    <w:p>
+      <w:pPr>
+        <w:tabs>
+          <w:tab w:val="left" w:pos="567"/>
+          <w:tab w:val="left" w:pos="851"/>
+          <w:tab w:val="left" w:pos="1276"/>
+          <w:tab w:val="left" w:pos="1985"/>
+        </w:tabs>
+        <w:jc w:val="thaiDistribute"/>
+        <w:rPr>
+          <w:rFonts w:ascii="TH SarabunPSK" w:hAnsi="TH SarabunPSK" w:cs="TH SarabunPSK"/>
+          <w:sz w:val="32"/>
+          <w:szCs w:val="32"/>
+        </w:rPr>
+      </w:pPr>
+      <w:r>
+        <w:rPr>
+          <w:rFonts w:ascii="TH SarabunPSK" w:hAnsi="TH SarabunPSK" w:cs="TH SarabunPSK"/>
+          <w:sz w:val="32"/>
+          <w:szCs w:val="32"/>
+        </w:rPr>
+        <w:tab/>
+      </w:r>
+      <w:r>
+        <w:rPr>
+          <w:rFonts w:ascii="TH SarabunPSK" w:hAnsi="TH SarabunPSK" w:cs="TH SarabunPSK"/>
+          <w:sz w:val="32"/>
+          <w:szCs w:val="32"/>
+        </w:rPr>
+        <w:tab/>
+      </w:r>
+      <w:r>
+        <w:rPr>
+          <w:rFonts w:ascii="TH SarabunPSK" w:hAnsi="TH SarabunPSK" w:cs="TH SarabunPSK"/>
+          <w:sz w:val="32"/>
+          <w:szCs w:val="32"/>
+        </w:rPr>
+        <w:tab/>
+        <w:t>2.</w:t>
+      </w:r>
+      <w:r>
+        <w:rPr>
+          <w:rFonts w:ascii="TH SarabunPSK" w:hAnsi="TH SarabunPSK" w:cs="TH SarabunPSK" w:hint="cs"/>
+          <w:sz w:val="32"/>
+          <w:szCs w:val="32"/>
+          <w:cs/>
+        </w:rPr>
+        <w:t>2</w:t>
+      </w:r>
+      <w:r>
+        <w:rPr>
+          <w:rFonts w:ascii="TH SarabunPSK" w:hAnsi="TH SarabunPSK" w:cs="TH SarabunPSK"/>
+          <w:sz w:val="32"/>
+          <w:szCs w:val="32"/>
+        </w:rPr>
+        <w:t>.3.2</w:t>
+      </w:r>
+      <w:r>
+        <w:rPr>
+          <w:rFonts w:ascii="TH SarabunPSK" w:hAnsi="TH SarabunPSK" w:cs="TH SarabunPSK"/>
+          <w:color w:val="FFFFFF" w:themeColor="background1"/>
+          <w:sz w:val="32"/>
+          <w:szCs w:val="32"/>
+        </w:rPr>
+        <w:t>**</w:t>
+      </w:r>
+      <w:r>
+        <w:rPr>
+          <w:rFonts w:ascii="TH SarabunPSK" w:hAnsi="TH SarabunPSK" w:cs="TH SarabunPSK"/>
+          <w:sz w:val="32"/>
+          <w:szCs w:val="32"/>
+          <w:cs/>
+        </w:rPr>
+        <w:t>จำแนกและจัดกลุ่มโครงการ</w:t>
+      </w:r>
+    </w:p>
+    <w:p>
+      <w:pPr>
+        <w:tabs>
+          <w:tab w:val="left" w:pos="567"/>
+          <w:tab w:val="left" w:pos="709"/>
+          <w:tab w:val="left" w:pos="1276"/>
+          <w:tab w:val="left" w:pos="1985"/>
+        </w:tabs>
+        <w:jc w:val="thaiDistribute"/>
+        <w:rPr>
+          <w:rFonts w:ascii="TH SarabunPSK" w:hAnsi="TH SarabunPSK" w:cs="TH SarabunPSK"/>
+          <w:sz w:val="32"/>
+          <w:szCs w:val="32"/>
+        </w:rPr>
+      </w:pPr>
+      <w:r>
+        <w:rPr>
+          <w:rFonts w:ascii="TH SarabunPSK" w:hAnsi="TH SarabunPSK" w:cs="TH SarabunPSK"/>
+          <w:sz w:val="32"/>
+          <w:szCs w:val="32"/>
+        </w:rPr>
+        <w:tab/>
+      </w:r>
+      <w:r>
+        <w:rPr>
+          <w:rFonts w:ascii="TH SarabunPSK" w:hAnsi="TH SarabunPSK" w:cs="TH SarabunPSK"/>
+          <w:sz w:val="32"/>
+          <w:szCs w:val="32"/>
+        </w:rPr>
+        <w:tab/>
+      </w:r>
+      <w:r>
+        <w:rPr>
+          <w:rFonts w:ascii="TH SarabunPSK" w:hAnsi="TH SarabunPSK" w:cs="TH SarabunPSK"/>
+          <w:sz w:val="32"/>
+          <w:szCs w:val="32"/>
+        </w:rPr>
+        <w:tab/>
+        <w:t>2.</w:t>
+      </w:r>
+      <w:r>
+        <w:rPr>
+          <w:rFonts w:ascii="TH SarabunPSK" w:hAnsi="TH SarabunPSK" w:cs="TH SarabunPSK" w:hint="cs"/>
+          <w:sz w:val="32"/>
+          <w:szCs w:val="32"/>
+          <w:cs/>
+        </w:rPr>
+        <w:t>2</w:t>
+      </w:r>
+      <w:r>
+        <w:rPr>
+          <w:rFonts w:ascii="TH SarabunPSK" w:hAnsi="TH SarabunPSK" w:cs="TH SarabunPSK"/>
+          <w:sz w:val="32"/>
+          <w:szCs w:val="32"/>
+        </w:rPr>
+        <w:t>.3.3</w:t>
+      </w:r>
+      <w:r>
+        <w:rPr>
+          <w:rFonts w:ascii="TH SarabunPSK" w:hAnsi="TH SarabunPSK" w:cs="TH SarabunPSK"/>
+          <w:color w:val="FFFFFF" w:themeColor="background1"/>
+          <w:sz w:val="32"/>
+          <w:szCs w:val="32"/>
+        </w:rPr>
+        <w:t>**</w:t>
+      </w:r>
+      <w:r>
+        <w:rPr>
+          <w:rFonts w:ascii="TH SarabunPSK" w:hAnsi="TH SarabunPSK" w:cs="TH SarabunPSK"/>
+          <w:sz w:val="32"/>
+          <w:szCs w:val="32"/>
+          <w:cs/>
+        </w:rPr>
+        <w:t>เลือกโครงการที่เหมาะสมที่สุดในการพัฒนา</w:t>
+      </w:r>
+    </w:p>
+    <w:p>
+      <w:pPr>
+        <w:tabs>
+          <w:tab w:val="left" w:pos="567"/>
+          <w:tab w:val="left" w:pos="709"/>
+          <w:tab w:val="left" w:pos="851"/>
+          <w:tab w:val="left" w:pos="1276"/>
+          <w:tab w:val="left" w:pos="2127"/>
+        </w:tabs>
+        <w:jc w:val="thaiDistribute"/>
+        <w:rPr>
+          <w:rFonts w:ascii="TH SarabunPSK" w:hAnsi="TH SarabunPSK" w:cs="TH SarabunPSK"/>
+          <w:sz w:val="32"/>
+          <w:szCs w:val="32"/>
+        </w:rPr>
+      </w:pPr>
+      <w:r>
+        <w:rPr>
+          <w:rFonts w:ascii="TH SarabunPSK" w:hAnsi="TH SarabunPSK" w:cs="TH SarabunPSK"/>
+          <w:sz w:val="32"/>
+          <w:szCs w:val="32"/>
+        </w:rPr>
+        <w:tab/>
+        <w:t>2.</w:t>
+      </w:r>
+      <w:r>
+        <w:rPr>
+          <w:rFonts w:ascii="TH SarabunPSK" w:hAnsi="TH SarabunPSK" w:cs="TH SarabunPSK" w:hint="cs"/>
+          <w:sz w:val="32"/>
+          <w:szCs w:val="32"/>
+          <w:cs/>
+        </w:rPr>
+        <w:t>2</w:t>
+      </w:r>
+      <w:r>
+        <w:rPr>
+          <w:rFonts w:ascii="TH SarabunPSK" w:hAnsi="TH SarabunPSK" w:cs="TH SarabunPSK"/>
+          <w:sz w:val="32"/>
+          <w:szCs w:val="32"/>
+        </w:rPr>
+        <w:t>.4</w:t>
+      </w:r>
+      <w:r>
+        <w:rPr>
+          <w:rFonts w:ascii="TH SarabunPSK" w:hAnsi="TH SarabunPSK" w:cs="TH SarabunPSK"/>
+          <w:color w:val="FFFFFF" w:themeColor="background1"/>
+          <w:sz w:val="32"/>
+          <w:szCs w:val="32"/>
+        </w:rPr>
+        <w:t>**</w:t>
+      </w:r>
+      <w:r>
+        <w:rPr>
+          <w:rFonts w:ascii="TH SarabunPSK" w:hAnsi="TH SarabunPSK" w:cs="TH SarabunPSK"/>
+          <w:sz w:val="32"/>
+          <w:szCs w:val="32"/>
+          <w:cs/>
+        </w:rPr>
+        <w:t>การเริ่มต้นและวางแผนโครงการ (</w:t>
+      </w:r>
+      <w:r>
+        <w:rPr>
+          <w:rFonts w:ascii="TH SarabunPSK" w:hAnsi="TH SarabunPSK" w:cs="TH SarabunPSK"/>
+          <w:sz w:val="32"/>
+          <w:szCs w:val="32"/>
+        </w:rPr>
+        <w:t>Project Initiating and Planning System</w:t>
+      </w:r>
+    </w:p>
+    <w:p>
+      <w:pPr>
+        <w:tabs>
+          <w:tab w:val="left" w:pos="567"/>
+          <w:tab w:val="left" w:pos="851"/>
           <w:tab w:val="left" w:pos="1276"/>
           <w:tab w:val="left" w:pos="1418"/>
-        </w:tabs>
-        <w:jc w:val="thaiDistribute"/>
-        <w:rPr>
-          <w:rFonts w:ascii="TH SarabunPSK" w:hAnsi="TH SarabunPSK" w:cs="TH SarabunPSK"/>
-          <w:sz w:val="32"/>
-          <w:szCs w:val="32"/>
-        </w:rPr>
-      </w:pPr>
-      <w:r>
-        <w:rPr>
-          <w:rFonts w:ascii="TH SarabunPSK" w:hAnsi="TH SarabunPSK" w:cs="TH SarabunPSK"/>
-          <w:sz w:val="32"/>
-          <w:szCs w:val="32"/>
-          <w:cs/>
+          <w:tab w:val="left" w:pos="2127"/>
+        </w:tabs>
+        <w:jc w:val="thaiDistribute"/>
+        <w:rPr>
+          <w:rFonts w:ascii="TH SarabunPSK" w:hAnsi="TH SarabunPSK" w:cs="TH SarabunPSK"/>
+          <w:sz w:val="32"/>
+          <w:szCs w:val="32"/>
+        </w:rPr>
+      </w:pPr>
+      <w:r>
+        <w:rPr>
+          <w:rFonts w:ascii="TH SarabunPSK" w:hAnsi="TH SarabunPSK" w:cs="TH SarabunPSK"/>
+          <w:sz w:val="32"/>
+          <w:szCs w:val="32"/>
+        </w:rPr>
+        <w:t xml:space="preserve">Development) </w:t>
+      </w:r>
+      <w:r>
+        <w:rPr>
+          <w:rFonts w:ascii="TH SarabunPSK" w:hAnsi="TH SarabunPSK" w:cs="TH SarabunPSK"/>
+          <w:sz w:val="32"/>
+          <w:szCs w:val="32"/>
+          <w:cs/>
+        </w:rPr>
+        <w:t>เป็น ขั้นตอนในการเริ่มต้นจัดทำโครงการด้วยการจัดตั้งทีมงาน กำหนดตำแหน่งหน้าที่ให้กับทีมงานแต่ละคนอย่างชัดเจน เพื่อร่วมกันสร้างแนวทางเลือกในการนำระบบใหม่มาใช้งาน และเลือกทางเลือกที่ดีที่สุด จากนั้นจะร่วมกันวางแผนจัดทำโครงการกำหนดระยะเวลาในการดำเนินโครงการ ศึกษาความเป็นไปได้ของโครงการ และประมาณการต้นทุน และกำไรที่จะได้รับจากการ</w:t>
+      </w:r>
+    </w:p>
+    <w:p>
+      <w:pPr>
+        <w:tabs>
+          <w:tab w:val="left" w:pos="567"/>
+          <w:tab w:val="left" w:pos="851"/>
+          <w:tab w:val="left" w:pos="1276"/>
+          <w:tab w:val="left" w:pos="1418"/>
+          <w:tab w:val="left" w:pos="2127"/>
+        </w:tabs>
+        <w:jc w:val="thaiDistribute"/>
+        <w:rPr>
+          <w:rFonts w:ascii="TH SarabunPSK" w:hAnsi="TH SarabunPSK" w:cs="TH SarabunPSK"/>
+          <w:sz w:val="32"/>
+          <w:szCs w:val="32"/>
+        </w:rPr>
+      </w:pPr>
+      <w:r>
+        <w:rPr>
+          <w:rFonts w:ascii="TH SarabunPSK" w:hAnsi="TH SarabunPSK" w:cs="TH SarabunPSK"/>
+          <w:sz w:val="32"/>
+          <w:szCs w:val="32"/>
+          <w:cs/>
+        </w:rPr>
+        <w:tab/>
+      </w:r>
+      <w:r>
+        <w:rPr>
+          <w:rFonts w:ascii="TH SarabunPSK" w:hAnsi="TH SarabunPSK" w:cs="TH SarabunPSK"/>
+          <w:sz w:val="32"/>
+          <w:szCs w:val="32"/>
+          <w:cs/>
+        </w:rPr>
+        <w:t xml:space="preserve">ลงทุนในโครงการพัฒนาระบบ เพื่อนำเสนอต่อผู้จัดการ เพื่อพิจารณาอนุมัติดำเนินการในขั้นตอนต่อไป โดยในขณะที่นำเสนอ โครงการอยู่นี้ถือเป็นการดำเนินงานในขั้นตอนที่ </w:t>
+      </w:r>
+      <w:r>
+        <w:rPr>
+          <w:rFonts w:ascii="TH SarabunPSK" w:hAnsi="TH SarabunPSK" w:cs="TH SarabunPSK"/>
+          <w:sz w:val="32"/>
+          <w:szCs w:val="32"/>
+        </w:rPr>
+        <w:t xml:space="preserve">2 </w:t>
+      </w:r>
+      <w:r>
+        <w:rPr>
+          <w:rFonts w:ascii="TH SarabunPSK" w:hAnsi="TH SarabunPSK" w:cs="TH SarabunPSK"/>
+          <w:sz w:val="32"/>
+          <w:szCs w:val="32"/>
+          <w:cs/>
+        </w:rPr>
+        <w:t>ซึ่งใช้เทคนิคในการเก็บรวบรวมข้อเท็จจริงด้วยการสัมภาษณ์ (</w:t>
+      </w:r>
+      <w:r>
+        <w:rPr>
+          <w:rFonts w:ascii="TH SarabunPSK" w:hAnsi="TH SarabunPSK" w:cs="TH SarabunPSK"/>
+          <w:sz w:val="32"/>
+          <w:szCs w:val="32"/>
+        </w:rPr>
+        <w:t xml:space="preserve">Interviewing) </w:t>
+      </w:r>
+      <w:r>
+        <w:rPr>
+          <w:rFonts w:ascii="TH SarabunPSK" w:hAnsi="TH SarabunPSK" w:cs="TH SarabunPSK"/>
+          <w:sz w:val="32"/>
+          <w:szCs w:val="32"/>
+          <w:cs/>
+        </w:rPr>
+        <w:t>การออกแบบสอบถาม (</w:t>
+      </w:r>
+      <w:r>
+        <w:rPr>
+          <w:rFonts w:ascii="TH SarabunPSK" w:hAnsi="TH SarabunPSK" w:cs="TH SarabunPSK"/>
+          <w:sz w:val="32"/>
+          <w:szCs w:val="32"/>
+        </w:rPr>
+        <w:t xml:space="preserve">Questionnaires) </w:t>
+      </w:r>
+      <w:r>
+        <w:rPr>
+          <w:rFonts w:ascii="TH SarabunPSK" w:hAnsi="TH SarabunPSK" w:cs="TH SarabunPSK"/>
+          <w:sz w:val="32"/>
+          <w:szCs w:val="32"/>
+          <w:cs/>
+        </w:rPr>
+        <w:t xml:space="preserve">รวมทั้งพิจารณาจากเอกสารการทำงาน รายงานและแบบฟอร์มต่าง ๆ ของบริษัทประกอบด้วย สรุปกิจกรรมขั้นตอนที่ </w:t>
+      </w:r>
+      <w:r>
+        <w:rPr>
+          <w:rFonts w:ascii="TH SarabunPSK" w:hAnsi="TH SarabunPSK" w:cs="TH SarabunPSK"/>
+          <w:sz w:val="32"/>
+          <w:szCs w:val="32"/>
+        </w:rPr>
+        <w:t xml:space="preserve">2 </w:t>
+      </w:r>
+      <w:r>
+        <w:rPr>
+          <w:rFonts w:ascii="TH SarabunPSK" w:hAnsi="TH SarabunPSK" w:cs="TH SarabunPSK"/>
+          <w:sz w:val="32"/>
+          <w:szCs w:val="32"/>
+          <w:cs/>
+        </w:rPr>
+        <w:t>ได้ดังนี้</w:t>
+      </w:r>
+    </w:p>
+    <w:p>
+      <w:pPr>
+        <w:tabs>
+          <w:tab w:val="left" w:pos="567"/>
+          <w:tab w:val="left" w:pos="851"/>
+          <w:tab w:val="left" w:pos="1276"/>
+          <w:tab w:val="left" w:pos="1985"/>
+        </w:tabs>
+        <w:jc w:val="thaiDistribute"/>
+        <w:rPr>
+          <w:rFonts w:ascii="TH SarabunPSK" w:hAnsi="TH SarabunPSK" w:cs="TH SarabunPSK"/>
+          <w:sz w:val="32"/>
+          <w:szCs w:val="32"/>
+        </w:rPr>
+      </w:pPr>
+      <w:r>
+        <w:rPr>
+          <w:rFonts w:ascii="TH SarabunPSK" w:hAnsi="TH SarabunPSK" w:cs="TH SarabunPSK"/>
+          <w:sz w:val="32"/>
+          <w:szCs w:val="32"/>
+        </w:rPr>
+        <w:tab/>
+      </w:r>
+      <w:r>
+        <w:rPr>
+          <w:rFonts w:ascii="TH SarabunPSK" w:hAnsi="TH SarabunPSK" w:cs="TH SarabunPSK"/>
+          <w:sz w:val="32"/>
+          <w:szCs w:val="32"/>
+        </w:rPr>
+        <w:tab/>
+      </w:r>
+      <w:r>
+        <w:rPr>
+          <w:rFonts w:ascii="TH SarabunPSK" w:hAnsi="TH SarabunPSK" w:cs="TH SarabunPSK"/>
+          <w:sz w:val="32"/>
+          <w:szCs w:val="32"/>
+        </w:rPr>
+        <w:tab/>
+        <w:t>2.</w:t>
+      </w:r>
+      <w:r>
+        <w:rPr>
+          <w:rFonts w:ascii="TH SarabunPSK" w:hAnsi="TH SarabunPSK" w:cs="TH SarabunPSK" w:hint="cs"/>
+          <w:sz w:val="32"/>
+          <w:szCs w:val="32"/>
+          <w:cs/>
+        </w:rPr>
+        <w:t>2</w:t>
+      </w:r>
+      <w:r>
+        <w:rPr>
+          <w:rFonts w:ascii="TH SarabunPSK" w:hAnsi="TH SarabunPSK" w:cs="TH SarabunPSK"/>
+          <w:sz w:val="32"/>
+          <w:szCs w:val="32"/>
+        </w:rPr>
+        <w:t>.4.1</w:t>
+      </w:r>
+      <w:r>
+        <w:rPr>
+          <w:rFonts w:ascii="TH SarabunPSK" w:hAnsi="TH SarabunPSK" w:cs="TH SarabunPSK"/>
+          <w:color w:val="FFFFFF" w:themeColor="background1"/>
+          <w:sz w:val="32"/>
+          <w:szCs w:val="32"/>
+        </w:rPr>
+        <w:t>**</w:t>
+      </w:r>
+      <w:r>
+        <w:rPr>
+          <w:rFonts w:ascii="TH SarabunPSK" w:hAnsi="TH SarabunPSK" w:cs="TH SarabunPSK"/>
+          <w:sz w:val="32"/>
+          <w:szCs w:val="32"/>
+          <w:cs/>
+        </w:rPr>
+        <w:t>เริ่มต้นโครงการ</w:t>
+      </w:r>
+    </w:p>
+    <w:p>
+      <w:pPr>
+        <w:tabs>
+          <w:tab w:val="left" w:pos="567"/>
+          <w:tab w:val="left" w:pos="851"/>
+          <w:tab w:val="left" w:pos="1276"/>
+          <w:tab w:val="left" w:pos="1985"/>
+        </w:tabs>
+        <w:jc w:val="thaiDistribute"/>
+        <w:rPr>
+          <w:rFonts w:ascii="TH SarabunPSK" w:hAnsi="TH SarabunPSK" w:cs="TH SarabunPSK"/>
+          <w:sz w:val="32"/>
+          <w:szCs w:val="32"/>
+        </w:rPr>
+      </w:pPr>
+      <w:r>
+        <w:rPr>
+          <w:rFonts w:ascii="TH SarabunPSK" w:hAnsi="TH SarabunPSK" w:cs="TH SarabunPSK"/>
+          <w:sz w:val="32"/>
+          <w:szCs w:val="32"/>
+        </w:rPr>
+        <w:tab/>
+      </w:r>
+      <w:r>
+        <w:rPr>
+          <w:rFonts w:ascii="TH SarabunPSK" w:hAnsi="TH SarabunPSK" w:cs="TH SarabunPSK"/>
+          <w:sz w:val="32"/>
+          <w:szCs w:val="32"/>
+        </w:rPr>
+        <w:tab/>
+      </w:r>
+      <w:r>
+        <w:rPr>
+          <w:rFonts w:ascii="TH SarabunPSK" w:hAnsi="TH SarabunPSK" w:cs="TH SarabunPSK"/>
+          <w:sz w:val="32"/>
+          <w:szCs w:val="32"/>
+        </w:rPr>
+        <w:tab/>
+        <w:t>2.</w:t>
+      </w:r>
+      <w:r>
+        <w:rPr>
+          <w:rFonts w:ascii="TH SarabunPSK" w:hAnsi="TH SarabunPSK" w:cs="TH SarabunPSK" w:hint="cs"/>
+          <w:sz w:val="32"/>
+          <w:szCs w:val="32"/>
+          <w:cs/>
+        </w:rPr>
+        <w:t>2</w:t>
+      </w:r>
+      <w:r>
+        <w:rPr>
+          <w:rFonts w:ascii="TH SarabunPSK" w:hAnsi="TH SarabunPSK" w:cs="TH SarabunPSK"/>
+          <w:sz w:val="32"/>
+          <w:szCs w:val="32"/>
+        </w:rPr>
+        <w:t>.4.2</w:t>
+      </w:r>
+      <w:r>
+        <w:rPr>
+          <w:rFonts w:ascii="TH SarabunPSK" w:hAnsi="TH SarabunPSK" w:cs="TH SarabunPSK"/>
+          <w:color w:val="FFFFFF" w:themeColor="background1"/>
+          <w:sz w:val="32"/>
+          <w:szCs w:val="32"/>
+        </w:rPr>
+        <w:t>**</w:t>
+      </w:r>
+      <w:r>
+        <w:rPr>
+          <w:rFonts w:ascii="TH SarabunPSK" w:hAnsi="TH SarabunPSK" w:cs="TH SarabunPSK"/>
+          <w:sz w:val="32"/>
+          <w:szCs w:val="32"/>
+          <w:cs/>
+        </w:rPr>
+        <w:t>เสนอแนวทางเลือกในการนำระบบใหม่มาใช้งาน</w:t>
+      </w:r>
+    </w:p>
+    <w:p>
+      <w:pPr>
+        <w:tabs>
+          <w:tab w:val="left" w:pos="567"/>
+          <w:tab w:val="left" w:pos="851"/>
+          <w:tab w:val="left" w:pos="1276"/>
+          <w:tab w:val="left" w:pos="1985"/>
+        </w:tabs>
+        <w:jc w:val="thaiDistribute"/>
+        <w:rPr>
+          <w:rFonts w:ascii="TH SarabunPSK" w:hAnsi="TH SarabunPSK" w:cs="TH SarabunPSK"/>
+          <w:sz w:val="32"/>
+          <w:szCs w:val="32"/>
+        </w:rPr>
+      </w:pPr>
+      <w:r>
+        <w:rPr>
+          <w:rFonts w:ascii="TH SarabunPSK" w:hAnsi="TH SarabunPSK" w:cs="TH SarabunPSK"/>
+          <w:sz w:val="32"/>
+          <w:szCs w:val="32"/>
+        </w:rPr>
+        <w:tab/>
+      </w:r>
+      <w:r>
+        <w:rPr>
+          <w:rFonts w:ascii="TH SarabunPSK" w:hAnsi="TH SarabunPSK" w:cs="TH SarabunPSK"/>
+          <w:sz w:val="32"/>
+          <w:szCs w:val="32"/>
+        </w:rPr>
+        <w:tab/>
+      </w:r>
+      <w:r>
+        <w:rPr>
+          <w:rFonts w:ascii="TH SarabunPSK" w:hAnsi="TH SarabunPSK" w:cs="TH SarabunPSK"/>
+          <w:sz w:val="32"/>
+          <w:szCs w:val="32"/>
+        </w:rPr>
+        <w:tab/>
+        <w:t>2.</w:t>
+      </w:r>
+      <w:r>
+        <w:rPr>
+          <w:rFonts w:ascii="TH SarabunPSK" w:hAnsi="TH SarabunPSK" w:cs="TH SarabunPSK" w:hint="cs"/>
+          <w:sz w:val="32"/>
+          <w:szCs w:val="32"/>
+          <w:cs/>
+        </w:rPr>
+        <w:t>2</w:t>
+      </w:r>
+      <w:r>
+        <w:rPr>
+          <w:rFonts w:ascii="TH SarabunPSK" w:hAnsi="TH SarabunPSK" w:cs="TH SarabunPSK"/>
+          <w:sz w:val="32"/>
+          <w:szCs w:val="32"/>
+        </w:rPr>
+        <w:t>.4.3</w:t>
+      </w:r>
+      <w:r>
+        <w:rPr>
+          <w:rFonts w:ascii="TH SarabunPSK" w:hAnsi="TH SarabunPSK" w:cs="TH SarabunPSK"/>
+          <w:color w:val="FFFFFF" w:themeColor="background1"/>
+          <w:sz w:val="32"/>
+          <w:szCs w:val="32"/>
+        </w:rPr>
+        <w:t>**</w:t>
+      </w:r>
+      <w:r>
+        <w:rPr>
+          <w:rFonts w:ascii="TH SarabunPSK" w:hAnsi="TH SarabunPSK" w:cs="TH SarabunPSK"/>
+          <w:sz w:val="32"/>
+          <w:szCs w:val="32"/>
+          <w:cs/>
+        </w:rPr>
+        <w:t>วางแผนโครงการ</w:t>
+      </w:r>
+    </w:p>
+    <w:p>
+      <w:pPr>
+        <w:tabs>
+          <w:tab w:val="left" w:pos="567"/>
+          <w:tab w:val="left" w:pos="851"/>
+          <w:tab w:val="left" w:pos="1276"/>
+        </w:tabs>
+        <w:jc w:val="thaiDistribute"/>
+        <w:rPr>
+          <w:rFonts w:ascii="TH SarabunPSK" w:hAnsi="TH SarabunPSK" w:cs="TH SarabunPSK"/>
+          <w:sz w:val="32"/>
+          <w:szCs w:val="32"/>
+        </w:rPr>
+      </w:pPr>
+      <w:r>
+        <w:rPr>
+          <w:rFonts w:ascii="TH SarabunPSK" w:hAnsi="TH SarabunPSK" w:cs="TH SarabunPSK"/>
+          <w:sz w:val="32"/>
+          <w:szCs w:val="32"/>
+        </w:rPr>
+        <w:tab/>
+        <w:t>2.</w:t>
+      </w:r>
+      <w:r>
+        <w:rPr>
+          <w:rFonts w:ascii="TH SarabunPSK" w:hAnsi="TH SarabunPSK" w:cs="TH SarabunPSK" w:hint="cs"/>
+          <w:sz w:val="32"/>
+          <w:szCs w:val="32"/>
+          <w:cs/>
+        </w:rPr>
+        <w:t>2</w:t>
+      </w:r>
+      <w:r>
+        <w:rPr>
+          <w:rFonts w:ascii="TH SarabunPSK" w:hAnsi="TH SarabunPSK" w:cs="TH SarabunPSK"/>
+          <w:sz w:val="32"/>
+          <w:szCs w:val="32"/>
+        </w:rPr>
+        <w:t>.5</w:t>
+      </w:r>
+      <w:r>
+        <w:rPr>
+          <w:rFonts w:ascii="TH SarabunPSK" w:hAnsi="TH SarabunPSK" w:cs="TH SarabunPSK"/>
+          <w:color w:val="FFFFFF" w:themeColor="background1"/>
+          <w:sz w:val="32"/>
+          <w:szCs w:val="32"/>
+        </w:rPr>
+        <w:t>**</w:t>
+      </w:r>
+      <w:r>
+        <w:rPr>
+          <w:rFonts w:ascii="TH SarabunPSK" w:hAnsi="TH SarabunPSK" w:cs="TH SarabunPSK"/>
+          <w:sz w:val="32"/>
+          <w:szCs w:val="32"/>
+          <w:cs/>
+        </w:rPr>
+        <w:t>การวิเคราะห์ (</w:t>
+      </w:r>
+      <w:r>
+        <w:rPr>
+          <w:rFonts w:ascii="TH SarabunPSK" w:hAnsi="TH SarabunPSK" w:cs="TH SarabunPSK"/>
+          <w:sz w:val="32"/>
+          <w:szCs w:val="32"/>
+        </w:rPr>
+        <w:t>System Analysis)</w:t>
+      </w:r>
+      <w:r>
+        <w:rPr>
+          <w:rFonts w:ascii="TH SarabunPSK" w:hAnsi="TH SarabunPSK" w:cs="TH SarabunPSK" w:hint="cs"/>
+          <w:sz w:val="32"/>
+          <w:szCs w:val="32"/>
+          <w:cs/>
+        </w:rPr>
+        <w:t xml:space="preserve"> </w:t>
+      </w:r>
+      <w:r>
+        <w:rPr>
+          <w:rFonts w:ascii="TH SarabunPSK" w:hAnsi="TH SarabunPSK" w:cs="TH SarabunPSK"/>
+          <w:sz w:val="32"/>
+          <w:szCs w:val="32"/>
+          <w:cs/>
+        </w:rPr>
+        <w:t xml:space="preserve">เป็นขั้นตอนในการศึกษาและวิเคราะห์ถึงขั้นตอนการดำเนินงานของระบบเดิม ซึ่งการที่จะสามารถดำเนินการในขั้นตอนนี้ ได้จะต้องผ่านการอนุมัติในขั้นตอนที่ </w:t>
+      </w:r>
+      <w:r>
+        <w:rPr>
+          <w:rFonts w:ascii="TH SarabunPSK" w:hAnsi="TH SarabunPSK" w:cs="TH SarabunPSK"/>
+          <w:sz w:val="32"/>
+          <w:szCs w:val="32"/>
+        </w:rPr>
+        <w:t xml:space="preserve">2 </w:t>
+      </w:r>
+      <w:r>
+        <w:rPr>
+          <w:rFonts w:ascii="TH SarabunPSK" w:hAnsi="TH SarabunPSK" w:cs="TH SarabunPSK"/>
+          <w:sz w:val="32"/>
+          <w:szCs w:val="32"/>
+          <w:cs/>
+        </w:rPr>
+        <w:t>ใน การนำเสนอโครงการหลังจากนั้นจะรวบรวมความต้องการในระบบใหม่ จากผู้ใช้ระบบแล้วนำมาศึกษาและวิเคราะห์ความต้องการเหล่านั้นด้วย การใช้เครื่องมือชนิดต่าง ๆ ได้แก่ แบบจำลองขั้นตอนการทำงานของระบบ (</w:t>
+      </w:r>
+      <w:r>
+        <w:rPr>
+          <w:rFonts w:ascii="TH SarabunPSK" w:hAnsi="TH SarabunPSK" w:cs="TH SarabunPSK"/>
+          <w:sz w:val="32"/>
+          <w:szCs w:val="32"/>
+        </w:rPr>
+        <w:t xml:space="preserve">Process Modeling) </w:t>
+      </w:r>
+      <w:r>
+        <w:rPr>
+          <w:rFonts w:ascii="TH SarabunPSK" w:hAnsi="TH SarabunPSK" w:cs="TH SarabunPSK"/>
+          <w:sz w:val="32"/>
+          <w:szCs w:val="32"/>
+          <w:cs/>
+        </w:rPr>
+        <w:t>โดยใช้แผนภาพกระแสข้อมูล (</w:t>
+      </w:r>
+      <w:r>
+        <w:rPr>
+          <w:rFonts w:ascii="TH SarabunPSK" w:hAnsi="TH SarabunPSK" w:cs="TH SarabunPSK"/>
+          <w:sz w:val="32"/>
+          <w:szCs w:val="32"/>
+        </w:rPr>
+        <w:t xml:space="preserve">Data Flow Diagram: DFD) </w:t>
+      </w:r>
+      <w:r>
+        <w:rPr>
+          <w:rFonts w:ascii="TH SarabunPSK" w:hAnsi="TH SarabunPSK" w:cs="TH SarabunPSK"/>
+          <w:sz w:val="32"/>
+          <w:szCs w:val="32"/>
+          <w:cs/>
+        </w:rPr>
+        <w:t>และแบบจำลองข้อมูล (</w:t>
+      </w:r>
+      <w:r>
+        <w:rPr>
+          <w:rFonts w:ascii="TH SarabunPSK" w:hAnsi="TH SarabunPSK" w:cs="TH SarabunPSK"/>
+          <w:sz w:val="32"/>
+          <w:szCs w:val="32"/>
+        </w:rPr>
+        <w:t xml:space="preserve">Data Modeling) </w:t>
+      </w:r>
+      <w:r>
+        <w:rPr>
+          <w:rFonts w:ascii="TH SarabunPSK" w:hAnsi="TH SarabunPSK" w:cs="TH SarabunPSK"/>
+          <w:sz w:val="32"/>
+          <w:szCs w:val="32"/>
+          <w:cs/>
+        </w:rPr>
+        <w:t>โดยใช้แผนภาพแสดงความสัมพันธ์ระหว่าง ข้อมูล (</w:t>
+      </w:r>
+      <w:r>
+        <w:rPr>
+          <w:rFonts w:ascii="TH SarabunPSK" w:hAnsi="TH SarabunPSK" w:cs="TH SarabunPSK"/>
+          <w:sz w:val="32"/>
+          <w:szCs w:val="32"/>
+        </w:rPr>
+        <w:t xml:space="preserve">Entity Relationship Diagram: E-R Diagram) </w:t>
+      </w:r>
+      <w:r>
+        <w:rPr>
+          <w:rFonts w:ascii="TH SarabunPSK" w:hAnsi="TH SarabunPSK" w:cs="TH SarabunPSK"/>
+          <w:sz w:val="32"/>
+          <w:szCs w:val="32"/>
+          <w:cs/>
+        </w:rPr>
+        <w:t xml:space="preserve">สรุปกิจกรรมในขั้นตอนที่ </w:t>
+      </w:r>
+      <w:r>
+        <w:rPr>
+          <w:rFonts w:ascii="TH SarabunPSK" w:hAnsi="TH SarabunPSK" w:cs="TH SarabunPSK"/>
+          <w:sz w:val="32"/>
+          <w:szCs w:val="32"/>
+        </w:rPr>
+        <w:t xml:space="preserve">3 </w:t>
+      </w:r>
+      <w:r>
+        <w:rPr>
+          <w:rFonts w:ascii="TH SarabunPSK" w:hAnsi="TH SarabunPSK" w:cs="TH SarabunPSK"/>
+          <w:sz w:val="32"/>
+          <w:szCs w:val="32"/>
+          <w:cs/>
+        </w:rPr>
+        <w:t>ได้ดังนี้</w:t>
+      </w:r>
+    </w:p>
+    <w:p>
+      <w:pPr>
+        <w:tabs>
+          <w:tab w:val="left" w:pos="567"/>
+          <w:tab w:val="left" w:pos="851"/>
+          <w:tab w:val="left" w:pos="1276"/>
+          <w:tab w:val="left" w:pos="1985"/>
+        </w:tabs>
+        <w:jc w:val="thaiDistribute"/>
+        <w:rPr>
+          <w:rFonts w:ascii="TH SarabunPSK" w:hAnsi="TH SarabunPSK" w:cs="TH SarabunPSK"/>
+          <w:sz w:val="32"/>
+          <w:szCs w:val="32"/>
+        </w:rPr>
+      </w:pPr>
+      <w:r>
+        <w:rPr>
+          <w:rFonts w:ascii="TH SarabunPSK" w:hAnsi="TH SarabunPSK" w:cs="TH SarabunPSK"/>
+          <w:sz w:val="32"/>
+          <w:szCs w:val="32"/>
+        </w:rPr>
+        <w:tab/>
+      </w:r>
+      <w:r>
+        <w:rPr>
+          <w:rFonts w:ascii="TH SarabunPSK" w:hAnsi="TH SarabunPSK" w:cs="TH SarabunPSK"/>
+          <w:sz w:val="32"/>
+          <w:szCs w:val="32"/>
+        </w:rPr>
+        <w:tab/>
+      </w:r>
+      <w:r>
+        <w:rPr>
+          <w:rFonts w:ascii="TH SarabunPSK" w:hAnsi="TH SarabunPSK" w:cs="TH SarabunPSK"/>
+          <w:sz w:val="32"/>
+          <w:szCs w:val="32"/>
+        </w:rPr>
+        <w:tab/>
+        <w:t>2.</w:t>
+      </w:r>
+      <w:r>
+        <w:rPr>
+          <w:rFonts w:ascii="TH SarabunPSK" w:hAnsi="TH SarabunPSK" w:cs="TH SarabunPSK" w:hint="cs"/>
+          <w:sz w:val="32"/>
+          <w:szCs w:val="32"/>
+          <w:cs/>
+        </w:rPr>
+        <w:t>2</w:t>
+      </w:r>
+      <w:r>
+        <w:rPr>
+          <w:rFonts w:ascii="TH SarabunPSK" w:hAnsi="TH SarabunPSK" w:cs="TH SarabunPSK"/>
+          <w:sz w:val="32"/>
+          <w:szCs w:val="32"/>
+        </w:rPr>
+        <w:t>.5.1</w:t>
+      </w:r>
+      <w:r>
+        <w:rPr>
+          <w:rFonts w:ascii="TH SarabunPSK" w:hAnsi="TH SarabunPSK" w:cs="TH SarabunPSK"/>
+          <w:color w:val="FFFFFF" w:themeColor="background1"/>
+          <w:sz w:val="32"/>
+          <w:szCs w:val="32"/>
+        </w:rPr>
+        <w:t>**</w:t>
+      </w:r>
+      <w:r>
+        <w:rPr>
+          <w:rFonts w:ascii="TH SarabunPSK" w:hAnsi="TH SarabunPSK" w:cs="TH SarabunPSK"/>
+          <w:sz w:val="32"/>
+          <w:szCs w:val="32"/>
+          <w:cs/>
+        </w:rPr>
+        <w:t>ศึกษาขั้นตอนการทำงานของระบบเดิม</w:t>
+      </w:r>
+    </w:p>
+    <w:p>
+      <w:pPr>
+        <w:tabs>
+          <w:tab w:val="left" w:pos="567"/>
+          <w:tab w:val="left" w:pos="851"/>
+          <w:tab w:val="left" w:pos="1276"/>
+          <w:tab w:val="left" w:pos="1985"/>
+        </w:tabs>
+        <w:jc w:val="thaiDistribute"/>
+        <w:rPr>
+          <w:rFonts w:ascii="TH SarabunPSK" w:hAnsi="TH SarabunPSK" w:cs="TH SarabunPSK"/>
+          <w:sz w:val="32"/>
+          <w:szCs w:val="32"/>
+        </w:rPr>
+      </w:pPr>
+      <w:r>
+        <w:rPr>
+          <w:rFonts w:ascii="TH SarabunPSK" w:hAnsi="TH SarabunPSK" w:cs="TH SarabunPSK"/>
+          <w:sz w:val="32"/>
+          <w:szCs w:val="32"/>
+        </w:rPr>
+        <w:tab/>
+      </w:r>
+      <w:r>
+        <w:rPr>
+          <w:rFonts w:ascii="TH SarabunPSK" w:hAnsi="TH SarabunPSK" w:cs="TH SarabunPSK"/>
+          <w:sz w:val="32"/>
+          <w:szCs w:val="32"/>
+        </w:rPr>
+        <w:tab/>
+      </w:r>
+      <w:r>
+        <w:rPr>
+          <w:rFonts w:ascii="TH SarabunPSK" w:hAnsi="TH SarabunPSK" w:cs="TH SarabunPSK"/>
+          <w:sz w:val="32"/>
+          <w:szCs w:val="32"/>
+        </w:rPr>
+        <w:tab/>
+        <w:t>2.</w:t>
+      </w:r>
+      <w:r>
+        <w:rPr>
+          <w:rFonts w:ascii="TH SarabunPSK" w:hAnsi="TH SarabunPSK" w:cs="TH SarabunPSK" w:hint="cs"/>
+          <w:sz w:val="32"/>
+          <w:szCs w:val="32"/>
+          <w:cs/>
+        </w:rPr>
+        <w:t>2</w:t>
+      </w:r>
+      <w:r>
+        <w:rPr>
+          <w:rFonts w:ascii="TH SarabunPSK" w:hAnsi="TH SarabunPSK" w:cs="TH SarabunPSK"/>
+          <w:sz w:val="32"/>
+          <w:szCs w:val="32"/>
+        </w:rPr>
+        <w:t>.5.2</w:t>
+      </w:r>
+      <w:r>
+        <w:rPr>
+          <w:rFonts w:ascii="TH SarabunPSK" w:hAnsi="TH SarabunPSK" w:cs="TH SarabunPSK"/>
+          <w:color w:val="FFFFFF" w:themeColor="background1"/>
+          <w:sz w:val="32"/>
+          <w:szCs w:val="32"/>
+        </w:rPr>
+        <w:t>**</w:t>
+      </w:r>
+      <w:r>
+        <w:rPr>
+          <w:rFonts w:ascii="TH SarabunPSK" w:hAnsi="TH SarabunPSK" w:cs="TH SarabunPSK"/>
+          <w:sz w:val="32"/>
+          <w:szCs w:val="32"/>
+          <w:cs/>
+        </w:rPr>
+        <w:t>รวบรวมความต้องการในระบบใหม่จากผู้ใช้ระบบ</w:t>
+      </w:r>
+    </w:p>
+    <w:p>
+      <w:pPr>
+        <w:tabs>
+          <w:tab w:val="left" w:pos="567"/>
+          <w:tab w:val="left" w:pos="851"/>
+          <w:tab w:val="left" w:pos="1276"/>
+          <w:tab w:val="left" w:pos="1985"/>
+        </w:tabs>
+        <w:jc w:val="thaiDistribute"/>
+        <w:rPr>
+          <w:rFonts w:ascii="TH SarabunPSK" w:hAnsi="TH SarabunPSK" w:cs="TH SarabunPSK"/>
+          <w:sz w:val="32"/>
+          <w:szCs w:val="32"/>
+        </w:rPr>
+      </w:pPr>
+      <w:r>
+        <w:rPr>
+          <w:rFonts w:ascii="TH SarabunPSK" w:hAnsi="TH SarabunPSK" w:cs="TH SarabunPSK"/>
+          <w:sz w:val="32"/>
+          <w:szCs w:val="32"/>
+        </w:rPr>
+        <w:tab/>
+      </w:r>
+      <w:r>
+        <w:rPr>
+          <w:rFonts w:ascii="TH SarabunPSK" w:hAnsi="TH SarabunPSK" w:cs="TH SarabunPSK"/>
+          <w:sz w:val="32"/>
+          <w:szCs w:val="32"/>
+        </w:rPr>
+        <w:tab/>
+      </w:r>
+      <w:r>
+        <w:rPr>
+          <w:rFonts w:ascii="TH SarabunPSK" w:hAnsi="TH SarabunPSK" w:cs="TH SarabunPSK"/>
+          <w:sz w:val="32"/>
+          <w:szCs w:val="32"/>
+        </w:rPr>
+        <w:tab/>
+        <w:t>2.</w:t>
+      </w:r>
+      <w:r>
+        <w:rPr>
+          <w:rFonts w:ascii="TH SarabunPSK" w:hAnsi="TH SarabunPSK" w:cs="TH SarabunPSK" w:hint="cs"/>
+          <w:sz w:val="32"/>
+          <w:szCs w:val="32"/>
+          <w:cs/>
+        </w:rPr>
+        <w:t>2</w:t>
+      </w:r>
+      <w:r>
+        <w:rPr>
+          <w:rFonts w:ascii="TH SarabunPSK" w:hAnsi="TH SarabunPSK" w:cs="TH SarabunPSK"/>
+          <w:sz w:val="32"/>
+          <w:szCs w:val="32"/>
+        </w:rPr>
+        <w:t>.5.3</w:t>
+      </w:r>
+      <w:r>
+        <w:rPr>
+          <w:rFonts w:ascii="TH SarabunPSK" w:hAnsi="TH SarabunPSK" w:cs="TH SarabunPSK"/>
+          <w:color w:val="FFFFFF" w:themeColor="background1"/>
+          <w:sz w:val="32"/>
+          <w:szCs w:val="32"/>
+        </w:rPr>
+        <w:t>**</w:t>
+      </w:r>
+      <w:r>
+        <w:rPr>
+          <w:rFonts w:ascii="TH SarabunPSK" w:hAnsi="TH SarabunPSK" w:cs="TH SarabunPSK"/>
+          <w:sz w:val="32"/>
+          <w:szCs w:val="32"/>
+          <w:cs/>
+        </w:rPr>
+        <w:t>จำลองแบบความต้องการที่รวบรวมได้</w:t>
+      </w:r>
+    </w:p>
+    <w:p>
+      <w:pPr>
+        <w:tabs>
+          <w:tab w:val="left" w:pos="567"/>
+          <w:tab w:val="left" w:pos="851"/>
+          <w:tab w:val="left" w:pos="1276"/>
+          <w:tab w:val="left" w:pos="1985"/>
+        </w:tabs>
+        <w:jc w:val="thaiDistribute"/>
+        <w:rPr>
+          <w:rFonts w:ascii="TH SarabunPSK" w:hAnsi="TH SarabunPSK" w:cs="TH SarabunPSK"/>
+          <w:sz w:val="32"/>
+          <w:szCs w:val="32"/>
+        </w:rPr>
+      </w:pPr>
+      <w:r>
+        <w:rPr>
+          <w:rFonts w:ascii="TH SarabunPSK" w:hAnsi="TH SarabunPSK" w:cs="TH SarabunPSK"/>
+          <w:sz w:val="32"/>
+          <w:szCs w:val="32"/>
+        </w:rPr>
+        <w:tab/>
+        <w:t>2.</w:t>
+      </w:r>
+      <w:r>
+        <w:rPr>
+          <w:rFonts w:ascii="TH SarabunPSK" w:hAnsi="TH SarabunPSK" w:cs="TH SarabunPSK" w:hint="cs"/>
+          <w:sz w:val="32"/>
+          <w:szCs w:val="32"/>
+          <w:cs/>
+        </w:rPr>
+        <w:t>2</w:t>
+      </w:r>
+      <w:r>
+        <w:rPr>
+          <w:rFonts w:ascii="TH SarabunPSK" w:hAnsi="TH SarabunPSK" w:cs="TH SarabunPSK"/>
+          <w:sz w:val="32"/>
+          <w:szCs w:val="32"/>
+        </w:rPr>
+        <w:t>.</w:t>
+      </w:r>
+      <w:r>
+        <w:rPr>
+          <w:rFonts w:ascii="TH SarabunPSK" w:hAnsi="TH SarabunPSK" w:cs="TH SarabunPSK" w:hint="cs"/>
+          <w:sz w:val="32"/>
+          <w:szCs w:val="32"/>
+          <w:cs/>
+        </w:rPr>
+        <w:t>6</w:t>
+      </w:r>
+      <w:r>
+        <w:rPr>
+          <w:rFonts w:ascii="TH SarabunPSK" w:hAnsi="TH SarabunPSK" w:cs="TH SarabunPSK"/>
+          <w:sz w:val="32"/>
+          <w:szCs w:val="32"/>
+        </w:rPr>
+        <w:t>.</w:t>
+      </w:r>
+      <w:r>
+        <w:rPr>
+          <w:rFonts w:ascii="TH SarabunPSK" w:hAnsi="TH SarabunPSK" w:cs="TH SarabunPSK"/>
+          <w:color w:val="FFFFFF" w:themeColor="background1"/>
+          <w:sz w:val="32"/>
+          <w:szCs w:val="32"/>
+        </w:rPr>
+        <w:t>**</w:t>
+      </w:r>
+      <w:r>
+        <w:rPr>
+          <w:rFonts w:ascii="TH SarabunPSK" w:hAnsi="TH SarabunPSK" w:cs="TH SarabunPSK"/>
+          <w:sz w:val="32"/>
+          <w:szCs w:val="32"/>
+          <w:cs/>
+        </w:rPr>
+        <w:t>การออกแบบเชิงตรรกะ (</w:t>
+      </w:r>
+      <w:r>
+        <w:rPr>
+          <w:rFonts w:ascii="TH SarabunPSK" w:hAnsi="TH SarabunPSK" w:cs="TH SarabunPSK"/>
+          <w:sz w:val="32"/>
+          <w:szCs w:val="32"/>
+        </w:rPr>
+        <w:t xml:space="preserve">Logical Design) </w:t>
+      </w:r>
+      <w:r>
+        <w:rPr>
+          <w:rFonts w:ascii="TH SarabunPSK" w:hAnsi="TH SarabunPSK" w:cs="TH SarabunPSK"/>
+          <w:sz w:val="32"/>
+          <w:szCs w:val="32"/>
+          <w:cs/>
+        </w:rPr>
+        <w:t xml:space="preserve">เป็นขั้นตอนในการออกแบบลักษณะการทำงานของระบบตามทางเลือกที่ได้จากเลือกไว้จากขั้นตอน การวิเคราะห์ระบบโดยการออกแบบในเชิงตรรกะนี้ยังไม่ได้มีการระบุถึงคุณลักษณะ ของอุปกรณ์ที่จะนำมาใช้ เพียงแต่กำหนดถึงลักษณะของรูปแบบรายงานที่เกิดจากการทำงานของระบบ ลักษณะของการนำข้อมูลเข้าสู่ระบบ และผลลัพธ์ที่ได้จากระบบ ซึ่งจะเลือกใช้การนำเสนอรูปแบบของรายงาน และลักษณะของจอภาพของระบบจะทำให้สามารถเข้าใจขั้นตอนการทำงานของระบบได้ ชัดเจนขึ้น สรุปกิจกรรมในขั้นตอนที่ </w:t>
+      </w:r>
+      <w:r>
+        <w:rPr>
+          <w:rFonts w:ascii="TH SarabunPSK" w:hAnsi="TH SarabunPSK" w:cs="TH SarabunPSK"/>
+          <w:sz w:val="32"/>
+          <w:szCs w:val="32"/>
+        </w:rPr>
+        <w:t xml:space="preserve">4 </w:t>
+      </w:r>
+      <w:r>
+        <w:rPr>
+          <w:rFonts w:ascii="TH SarabunPSK" w:hAnsi="TH SarabunPSK" w:cs="TH SarabunPSK"/>
+          <w:sz w:val="32"/>
+          <w:szCs w:val="32"/>
+          <w:cs/>
+        </w:rPr>
+        <w:t>ได้ดังนี้</w:t>
+      </w:r>
+    </w:p>
+    <w:p>
+      <w:pPr>
+        <w:tabs>
+          <w:tab w:val="left" w:pos="567"/>
+          <w:tab w:val="left" w:pos="851"/>
+          <w:tab w:val="left" w:pos="1276"/>
+          <w:tab w:val="left" w:pos="1418"/>
+          <w:tab w:val="left" w:pos="2127"/>
+          <w:tab w:val="left" w:pos="2835"/>
+        </w:tabs>
+        <w:jc w:val="thaiDistribute"/>
+        <w:rPr>
+          <w:rFonts w:ascii="TH SarabunPSK" w:hAnsi="TH SarabunPSK" w:cs="TH SarabunPSK"/>
+          <w:sz w:val="32"/>
+          <w:szCs w:val="32"/>
+        </w:rPr>
+      </w:pPr>
+      <w:r>
+        <w:rPr>
+          <w:rFonts w:ascii="TH SarabunPSK" w:hAnsi="TH SarabunPSK" w:cs="TH SarabunPSK"/>
+          <w:sz w:val="32"/>
+          <w:szCs w:val="32"/>
+        </w:rPr>
+        <w:tab/>
+      </w:r>
+      <w:r>
+        <w:rPr>
+          <w:rFonts w:ascii="TH SarabunPSK" w:hAnsi="TH SarabunPSK" w:cs="TH SarabunPSK"/>
+          <w:sz w:val="32"/>
+          <w:szCs w:val="32"/>
+        </w:rPr>
+        <w:tab/>
+      </w:r>
+      <w:r>
+        <w:rPr>
+          <w:rFonts w:ascii="TH SarabunPSK" w:hAnsi="TH SarabunPSK" w:cs="TH SarabunPSK"/>
+          <w:sz w:val="32"/>
+          <w:szCs w:val="32"/>
+        </w:rPr>
+        <w:tab/>
+      </w:r>
+      <w:r>
+        <w:rPr>
+          <w:rFonts w:ascii="TH SarabunPSK" w:hAnsi="TH SarabunPSK" w:cs="TH SarabunPSK" w:hint="cs"/>
+          <w:sz w:val="32"/>
+          <w:szCs w:val="32"/>
+          <w:cs/>
+        </w:rPr>
+        <w:t>2.2.6.1</w:t>
+      </w:r>
+      <w:r>
+        <w:rPr>
+          <w:rFonts w:ascii="TH SarabunPSK" w:hAnsi="TH SarabunPSK" w:cs="TH SarabunPSK"/>
+          <w:color w:val="FFFFFF" w:themeColor="background1"/>
+          <w:sz w:val="32"/>
+          <w:szCs w:val="32"/>
+        </w:rPr>
+        <w:t>**</w:t>
+      </w:r>
+      <w:r>
+        <w:rPr>
+          <w:rFonts w:ascii="TH SarabunPSK" w:hAnsi="TH SarabunPSK" w:cs="TH SarabunPSK"/>
+          <w:sz w:val="32"/>
+          <w:szCs w:val="32"/>
+          <w:cs/>
+        </w:rPr>
+        <w:t>ออกแบบแบบฟอร์มและรายงาน (</w:t>
+      </w:r>
+      <w:r>
+        <w:rPr>
+          <w:rFonts w:ascii="TH SarabunPSK" w:hAnsi="TH SarabunPSK" w:cs="TH SarabunPSK"/>
+          <w:sz w:val="32"/>
+          <w:szCs w:val="32"/>
+        </w:rPr>
+        <w:t>Form/Report Design)</w:t>
+      </w:r>
+    </w:p>
+    <w:p>
+      <w:pPr>
+        <w:tabs>
+          <w:tab w:val="left" w:pos="567"/>
+          <w:tab w:val="left" w:pos="851"/>
+          <w:tab w:val="left" w:pos="1276"/>
+          <w:tab w:val="left" w:pos="2127"/>
+          <w:tab w:val="left" w:pos="2835"/>
+        </w:tabs>
+        <w:jc w:val="thaiDistribute"/>
+        <w:rPr>
+          <w:rFonts w:ascii="TH SarabunPSK" w:hAnsi="TH SarabunPSK" w:cs="TH SarabunPSK"/>
+          <w:sz w:val="32"/>
+          <w:szCs w:val="32"/>
+        </w:rPr>
+      </w:pPr>
+      <w:r>
+        <w:rPr>
+          <w:rFonts w:ascii="TH SarabunPSK" w:hAnsi="TH SarabunPSK" w:cs="TH SarabunPSK"/>
+          <w:sz w:val="32"/>
+          <w:szCs w:val="32"/>
+        </w:rPr>
+        <w:tab/>
+      </w:r>
+      <w:r>
+        <w:rPr>
+          <w:rFonts w:ascii="TH SarabunPSK" w:hAnsi="TH SarabunPSK" w:cs="TH SarabunPSK"/>
+          <w:sz w:val="32"/>
+          <w:szCs w:val="32"/>
+        </w:rPr>
+        <w:tab/>
+      </w:r>
+      <w:r>
+        <w:rPr>
+          <w:rFonts w:ascii="TH SarabunPSK" w:hAnsi="TH SarabunPSK" w:cs="TH SarabunPSK"/>
+          <w:sz w:val="32"/>
+          <w:szCs w:val="32"/>
+        </w:rPr>
+        <w:tab/>
+      </w:r>
+      <w:r>
+        <w:rPr>
+          <w:rFonts w:ascii="TH SarabunPSK" w:hAnsi="TH SarabunPSK" w:cs="TH SarabunPSK" w:hint="cs"/>
+          <w:sz w:val="32"/>
+          <w:szCs w:val="32"/>
+          <w:cs/>
+        </w:rPr>
+        <w:t>2.2.6.2</w:t>
+      </w:r>
+      <w:r>
+        <w:rPr>
+          <w:rFonts w:ascii="TH SarabunPSK" w:hAnsi="TH SarabunPSK" w:cs="TH SarabunPSK"/>
+          <w:color w:val="FFFFFF" w:themeColor="background1"/>
+          <w:sz w:val="32"/>
+          <w:szCs w:val="32"/>
+        </w:rPr>
+        <w:t>**</w:t>
+      </w:r>
+      <w:r>
+        <w:rPr>
+          <w:rFonts w:ascii="TH SarabunPSK" w:hAnsi="TH SarabunPSK" w:cs="TH SarabunPSK"/>
+          <w:sz w:val="32"/>
+          <w:szCs w:val="32"/>
+          <w:cs/>
+        </w:rPr>
+        <w:t>ออกแบบส่วนติดต่อกับผู้ใช้ (</w:t>
+      </w:r>
+      <w:r>
+        <w:rPr>
+          <w:rFonts w:ascii="TH SarabunPSK" w:hAnsi="TH SarabunPSK" w:cs="TH SarabunPSK"/>
+          <w:sz w:val="32"/>
+          <w:szCs w:val="32"/>
+        </w:rPr>
+        <w:t>User Interfaces Design)</w:t>
+      </w:r>
+    </w:p>
+    <w:p>
+      <w:pPr>
+        <w:tabs>
+          <w:tab w:val="left" w:pos="567"/>
+          <w:tab w:val="left" w:pos="851"/>
+          <w:tab w:val="left" w:pos="1276"/>
+          <w:tab w:val="left" w:pos="2127"/>
+          <w:tab w:val="left" w:pos="2835"/>
+        </w:tabs>
+        <w:jc w:val="thaiDistribute"/>
+        <w:rPr>
+          <w:rFonts w:ascii="TH SarabunPSK" w:hAnsi="TH SarabunPSK" w:cs="TH SarabunPSK"/>
+          <w:sz w:val="32"/>
+          <w:szCs w:val="32"/>
+        </w:rPr>
+      </w:pPr>
+      <w:r>
+        <w:rPr>
+          <w:rFonts w:ascii="TH SarabunPSK" w:hAnsi="TH SarabunPSK" w:cs="TH SarabunPSK"/>
+          <w:sz w:val="32"/>
+          <w:szCs w:val="32"/>
         </w:rPr>
         <w:lastRenderedPageBreak/>
         <w:tab/>
       </w:r>
       <w:r>
         <w:rPr>
+          <w:rFonts w:ascii="TH SarabunPSK" w:hAnsi="TH SarabunPSK" w:cs="TH SarabunPSK"/>
+          <w:sz w:val="32"/>
+          <w:szCs w:val="32"/>
+        </w:rPr>
+        <w:tab/>
+      </w:r>
+      <w:r>
+        <w:rPr>
+          <w:rFonts w:ascii="TH SarabunPSK" w:hAnsi="TH SarabunPSK" w:cs="TH SarabunPSK"/>
+          <w:sz w:val="32"/>
+          <w:szCs w:val="32"/>
+        </w:rPr>
+        <w:tab/>
+      </w:r>
+      <w:r>
+        <w:rPr>
           <w:rFonts w:ascii="TH SarabunPSK" w:hAnsi="TH SarabunPSK" w:cs="TH SarabunPSK" w:hint="cs"/>
           <w:sz w:val="32"/>
           <w:szCs w:val="32"/>
           <w:cs/>
         </w:rPr>
-        <w:t>2.2.3</w:t>
+        <w:t>2.2.6.3</w:t>
+      </w:r>
+      <w:r>
+        <w:rPr>
+          <w:rFonts w:ascii="TH SarabunPSK" w:hAnsi="TH SarabunPSK" w:cs="TH SarabunPSK"/>
+          <w:color w:val="FFFFFF" w:themeColor="background1"/>
+          <w:sz w:val="32"/>
+          <w:szCs w:val="32"/>
+        </w:rPr>
+        <w:t>**</w:t>
+      </w:r>
+      <w:r>
+        <w:rPr>
+          <w:rFonts w:ascii="TH SarabunPSK" w:hAnsi="TH SarabunPSK" w:cs="TH SarabunPSK"/>
+          <w:sz w:val="32"/>
+          <w:szCs w:val="32"/>
+          <w:cs/>
+        </w:rPr>
+        <w:t xml:space="preserve">ออกแบบฐานข้อมูลในระดับ </w:t>
+      </w:r>
+      <w:r>
+        <w:rPr>
+          <w:rFonts w:ascii="TH SarabunPSK" w:hAnsi="TH SarabunPSK" w:cs="TH SarabunPSK"/>
+          <w:sz w:val="32"/>
+          <w:szCs w:val="32"/>
+        </w:rPr>
+        <w:t>Logical</w:t>
+      </w:r>
+    </w:p>
+    <w:p>
+      <w:pPr>
+        <w:tabs>
+          <w:tab w:val="left" w:pos="567"/>
+          <w:tab w:val="left" w:pos="851"/>
+          <w:tab w:val="left" w:pos="1276"/>
+          <w:tab w:val="left" w:pos="2127"/>
+          <w:tab w:val="left" w:pos="2835"/>
+        </w:tabs>
+        <w:jc w:val="thaiDistribute"/>
+        <w:rPr>
+          <w:rFonts w:ascii="TH SarabunPSK" w:hAnsi="TH SarabunPSK" w:cs="TH SarabunPSK"/>
+          <w:sz w:val="32"/>
+          <w:szCs w:val="32"/>
+        </w:rPr>
+      </w:pPr>
+      <w:r>
+        <w:rPr>
+          <w:rFonts w:ascii="TH SarabunPSK" w:hAnsi="TH SarabunPSK" w:cs="TH SarabunPSK"/>
+          <w:sz w:val="32"/>
+          <w:szCs w:val="32"/>
+          <w:cs/>
+        </w:rPr>
+        <w:tab/>
+      </w:r>
+      <w:r>
+        <w:rPr>
+          <w:rFonts w:ascii="TH SarabunPSK" w:hAnsi="TH SarabunPSK" w:cs="TH SarabunPSK" w:hint="cs"/>
+          <w:sz w:val="32"/>
+          <w:szCs w:val="32"/>
+          <w:cs/>
+        </w:rPr>
+        <w:t>2.2.7</w:t>
       </w:r>
       <w:r>
         <w:rPr>
@@ -5720,25 +7220,1284 @@
           <w:szCs w:val="32"/>
           <w:cs/>
         </w:rPr>
-        <w:t>การค้นหาและเลือกสรรโครงการ (</w:t>
-      </w:r>
-      <w:r>
-        <w:rPr>
-          <w:rFonts w:ascii="TH SarabunPSK" w:hAnsi="TH SarabunPSK" w:cs="TH SarabunPSK"/>
-          <w:sz w:val="32"/>
-          <w:szCs w:val="32"/>
-        </w:rPr>
-        <w:t xml:space="preserve">Project Identification and Selection) </w:t>
-      </w:r>
-      <w:r>
-        <w:rPr>
-          <w:rFonts w:ascii="TH SarabunPSK" w:hAnsi="TH SarabunPSK" w:cs="TH SarabunPSK"/>
-          <w:sz w:val="32"/>
-          <w:szCs w:val="32"/>
-          <w:cs/>
-        </w:rPr>
-        <w:t>เป็น</w:t>
-      </w:r>
+        <w:t>การออกแบบเชิงกายภาพ (</w:t>
+      </w:r>
+      <w:r>
+        <w:rPr>
+          <w:rFonts w:ascii="TH SarabunPSK" w:hAnsi="TH SarabunPSK" w:cs="TH SarabunPSK"/>
+          <w:sz w:val="32"/>
+          <w:szCs w:val="32"/>
+        </w:rPr>
+        <w:t xml:space="preserve">Physical Design) </w:t>
+      </w:r>
+      <w:r>
+        <w:rPr>
+          <w:rFonts w:ascii="TH SarabunPSK" w:hAnsi="TH SarabunPSK" w:cs="TH SarabunPSK"/>
+          <w:sz w:val="32"/>
+          <w:szCs w:val="32"/>
+          <w:cs/>
+        </w:rPr>
+        <w:t>เป็นขั้นตอนที่ระบุถึงลักษณะการทำงานของ ระบบทางกายภาพหรือทางเทคนิค โดยระบุถึงคุณลักษณะของ อุปกรณ์ที่จะนำมาใช้ เทคโนโลยีโปรแกรมภาษาที่จะนำมาทำการเขียนโปรแกรม ฐานข้อมูลของการออกแบบเครือข่ายที่เหมาะสมกับระบบ สิ่งที่ได้จากขั้นตอนการออกแบบทางกายภาพนี้จะเป็นข้อมูลของการออกแบบ เพื่อส่งมอบให้กับโปรแกรมเมอร์เพื่อ ใช้เขียนโปรแกรมตามลักษณะการทำงานของระบบที่ได้ออกแบบและกำหนดไว้ สรุปกิจกรรมในขั้นตอนที่ 5 ได้ดังนี้</w:t>
+      </w:r>
+    </w:p>
+    <w:p>
+      <w:pPr>
+        <w:tabs>
+          <w:tab w:val="left" w:pos="567"/>
+          <w:tab w:val="left" w:pos="851"/>
+          <w:tab w:val="left" w:pos="1276"/>
+          <w:tab w:val="left" w:pos="1985"/>
+          <w:tab w:val="left" w:pos="2835"/>
+        </w:tabs>
+        <w:jc w:val="thaiDistribute"/>
+        <w:rPr>
+          <w:rFonts w:ascii="TH SarabunPSK" w:hAnsi="TH SarabunPSK" w:cs="TH SarabunPSK"/>
+          <w:sz w:val="32"/>
+          <w:szCs w:val="32"/>
+        </w:rPr>
+      </w:pPr>
+      <w:r>
+        <w:rPr>
+          <w:rFonts w:ascii="TH SarabunPSK" w:hAnsi="TH SarabunPSK" w:cs="TH SarabunPSK"/>
+          <w:sz w:val="32"/>
+          <w:szCs w:val="32"/>
+          <w:cs/>
+        </w:rPr>
+        <w:tab/>
+      </w:r>
+      <w:r>
+        <w:rPr>
+          <w:rFonts w:ascii="TH SarabunPSK" w:hAnsi="TH SarabunPSK" w:cs="TH SarabunPSK"/>
+          <w:sz w:val="32"/>
+          <w:szCs w:val="32"/>
+          <w:cs/>
+        </w:rPr>
+        <w:tab/>
+      </w:r>
+      <w:r>
+        <w:rPr>
+          <w:rFonts w:ascii="TH SarabunPSK" w:hAnsi="TH SarabunPSK" w:cs="TH SarabunPSK"/>
+          <w:sz w:val="32"/>
+          <w:szCs w:val="32"/>
+          <w:cs/>
+        </w:rPr>
+        <w:tab/>
+      </w:r>
+      <w:r>
+        <w:rPr>
+          <w:rFonts w:ascii="TH SarabunPSK" w:hAnsi="TH SarabunPSK" w:cs="TH SarabunPSK" w:hint="cs"/>
+          <w:sz w:val="32"/>
+          <w:szCs w:val="32"/>
+          <w:cs/>
+        </w:rPr>
+        <w:t>2.2.7.1</w:t>
+      </w:r>
+      <w:r>
+        <w:rPr>
+          <w:rFonts w:ascii="TH SarabunPSK" w:hAnsi="TH SarabunPSK" w:cs="TH SarabunPSK" w:hint="cs"/>
+          <w:color w:val="FFFFFF" w:themeColor="background1"/>
+          <w:sz w:val="32"/>
+          <w:szCs w:val="32"/>
+          <w:cs/>
+        </w:rPr>
+        <w:t>**</w:t>
+      </w:r>
+      <w:r>
+        <w:rPr>
+          <w:rFonts w:ascii="TH SarabunPSK" w:hAnsi="TH SarabunPSK" w:cs="TH SarabunPSK"/>
+          <w:sz w:val="32"/>
+          <w:szCs w:val="32"/>
+          <w:cs/>
+        </w:rPr>
+        <w:t xml:space="preserve">ออกแบบฐานข้อมูลในระดับ </w:t>
+      </w:r>
+      <w:r>
+        <w:rPr>
+          <w:rFonts w:ascii="TH SarabunPSK" w:hAnsi="TH SarabunPSK" w:cs="TH SarabunPSK"/>
+          <w:sz w:val="32"/>
+          <w:szCs w:val="32"/>
+        </w:rPr>
+        <w:t>Physical</w:t>
+      </w:r>
+    </w:p>
+    <w:p>
+      <w:pPr>
+        <w:tabs>
+          <w:tab w:val="left" w:pos="567"/>
+          <w:tab w:val="left" w:pos="851"/>
+          <w:tab w:val="left" w:pos="1276"/>
+          <w:tab w:val="left" w:pos="1985"/>
+          <w:tab w:val="left" w:pos="2835"/>
+        </w:tabs>
+        <w:jc w:val="thaiDistribute"/>
+        <w:rPr>
+          <w:rFonts w:ascii="TH SarabunPSK" w:hAnsi="TH SarabunPSK" w:cs="TH SarabunPSK"/>
+          <w:sz w:val="32"/>
+          <w:szCs w:val="32"/>
+        </w:rPr>
+      </w:pPr>
+      <w:r>
+        <w:rPr>
+          <w:rFonts w:ascii="TH SarabunPSK" w:hAnsi="TH SarabunPSK" w:cs="TH SarabunPSK"/>
+          <w:sz w:val="32"/>
+          <w:szCs w:val="32"/>
+          <w:cs/>
+        </w:rPr>
+        <w:tab/>
+      </w:r>
+      <w:r>
+        <w:rPr>
+          <w:rFonts w:ascii="TH SarabunPSK" w:hAnsi="TH SarabunPSK" w:cs="TH SarabunPSK"/>
+          <w:sz w:val="32"/>
+          <w:szCs w:val="32"/>
+          <w:cs/>
+        </w:rPr>
+        <w:tab/>
+      </w:r>
+      <w:r>
+        <w:rPr>
+          <w:rFonts w:ascii="TH SarabunPSK" w:hAnsi="TH SarabunPSK" w:cs="TH SarabunPSK"/>
+          <w:sz w:val="32"/>
+          <w:szCs w:val="32"/>
+          <w:cs/>
+        </w:rPr>
+        <w:tab/>
+      </w:r>
+      <w:r>
+        <w:rPr>
+          <w:rFonts w:ascii="TH SarabunPSK" w:hAnsi="TH SarabunPSK" w:cs="TH SarabunPSK" w:hint="cs"/>
+          <w:sz w:val="32"/>
+          <w:szCs w:val="32"/>
+          <w:cs/>
+        </w:rPr>
+        <w:t>2.2.7.2</w:t>
+      </w:r>
+      <w:r>
+        <w:rPr>
+          <w:rFonts w:ascii="TH SarabunPSK" w:hAnsi="TH SarabunPSK" w:cs="TH SarabunPSK" w:hint="cs"/>
+          <w:color w:val="FFFFFF" w:themeColor="background1"/>
+          <w:sz w:val="32"/>
+          <w:szCs w:val="32"/>
+          <w:cs/>
+        </w:rPr>
+        <w:t>**</w:t>
+      </w:r>
+      <w:r>
+        <w:rPr>
+          <w:rFonts w:ascii="TH SarabunPSK" w:hAnsi="TH SarabunPSK" w:cs="TH SarabunPSK"/>
+          <w:sz w:val="32"/>
+          <w:szCs w:val="32"/>
+          <w:cs/>
+        </w:rPr>
+        <w:t xml:space="preserve">ออกแบบ </w:t>
+      </w:r>
+      <w:r>
+        <w:rPr>
+          <w:rFonts w:ascii="TH SarabunPSK" w:hAnsi="TH SarabunPSK" w:cs="TH SarabunPSK"/>
+          <w:sz w:val="32"/>
+          <w:szCs w:val="32"/>
+        </w:rPr>
+        <w:t>Application</w:t>
+      </w:r>
+    </w:p>
+    <w:p>
+      <w:pPr>
+        <w:tabs>
+          <w:tab w:val="left" w:pos="567"/>
+          <w:tab w:val="left" w:pos="851"/>
+          <w:tab w:val="left" w:pos="1276"/>
+          <w:tab w:val="left" w:pos="1985"/>
+          <w:tab w:val="left" w:pos="2835"/>
+        </w:tabs>
+        <w:jc w:val="thaiDistribute"/>
+        <w:rPr>
+          <w:rFonts w:ascii="TH SarabunPSK" w:hAnsi="TH SarabunPSK" w:cs="TH SarabunPSK"/>
+          <w:sz w:val="32"/>
+          <w:szCs w:val="32"/>
+        </w:rPr>
+      </w:pPr>
+      <w:r>
+        <w:rPr>
+          <w:rFonts w:ascii="TH SarabunPSK" w:hAnsi="TH SarabunPSK" w:cs="TH SarabunPSK"/>
+          <w:sz w:val="32"/>
+          <w:szCs w:val="32"/>
+          <w:cs/>
+        </w:rPr>
+        <w:tab/>
+      </w:r>
+      <w:r>
+        <w:rPr>
+          <w:rFonts w:ascii="TH SarabunPSK" w:hAnsi="TH SarabunPSK" w:cs="TH SarabunPSK" w:hint="cs"/>
+          <w:sz w:val="32"/>
+          <w:szCs w:val="32"/>
+          <w:cs/>
+        </w:rPr>
+        <w:t>2.2.8</w:t>
+      </w:r>
+      <w:r>
+        <w:rPr>
+          <w:rFonts w:ascii="TH SarabunPSK" w:hAnsi="TH SarabunPSK" w:cs="TH SarabunPSK" w:hint="cs"/>
+          <w:color w:val="FFFFFF" w:themeColor="background1"/>
+          <w:sz w:val="32"/>
+          <w:szCs w:val="32"/>
+          <w:cs/>
+        </w:rPr>
+        <w:t>**</w:t>
+      </w:r>
+      <w:r>
+        <w:rPr>
+          <w:rFonts w:ascii="TH SarabunPSK" w:hAnsi="TH SarabunPSK" w:cs="TH SarabunPSK"/>
+          <w:sz w:val="32"/>
+          <w:szCs w:val="32"/>
+          <w:cs/>
+        </w:rPr>
+        <w:t>การพัฒนาและติดตั้งระบบ (</w:t>
+      </w:r>
+      <w:r>
+        <w:rPr>
+          <w:rFonts w:ascii="TH SarabunPSK" w:hAnsi="TH SarabunPSK" w:cs="TH SarabunPSK"/>
+          <w:sz w:val="32"/>
+          <w:szCs w:val="32"/>
+        </w:rPr>
+        <w:t xml:space="preserve">System Implementation) </w:t>
+      </w:r>
+      <w:r>
+        <w:rPr>
+          <w:rFonts w:ascii="TH SarabunPSK" w:hAnsi="TH SarabunPSK" w:cs="TH SarabunPSK"/>
+          <w:sz w:val="32"/>
+          <w:szCs w:val="32"/>
+          <w:cs/>
+        </w:rPr>
+        <w:t>เป็นขั้นตอนในการนำข้อมูล</w:t>
+      </w:r>
+    </w:p>
+    <w:p>
+      <w:pPr>
+        <w:tabs>
+          <w:tab w:val="left" w:pos="567"/>
+          <w:tab w:val="left" w:pos="851"/>
+          <w:tab w:val="left" w:pos="1276"/>
+          <w:tab w:val="left" w:pos="1985"/>
+          <w:tab w:val="left" w:pos="2835"/>
+        </w:tabs>
+        <w:jc w:val="thaiDistribute"/>
+        <w:rPr>
+          <w:rFonts w:ascii="TH SarabunPSK" w:hAnsi="TH SarabunPSK" w:cs="TH SarabunPSK"/>
+          <w:sz w:val="32"/>
+          <w:szCs w:val="32"/>
+        </w:rPr>
+      </w:pPr>
+      <w:r>
+        <w:rPr>
+          <w:rFonts w:ascii="TH SarabunPSK" w:hAnsi="TH SarabunPSK" w:cs="TH SarabunPSK"/>
+          <w:sz w:val="32"/>
+          <w:szCs w:val="32"/>
+          <w:cs/>
+        </w:rPr>
+        <w:t>เฉพาะ ของการออกแบบมาทำการเขียนโปรแกรมเพื่อให้เป็นไปตามคุณลักษณะและรูปแบบ ต่าง ๆ ที่ได้กำหนดไว้ หลังจากเขียนโปรแกรมเรียบร้อยแล้ว จะต้องทำการทดสอบโปรแกรม ตรวจสอบหาข้อผิดพลาดของโปรแกรมที่พัฒนาขึ้นมา และสุดท้ายคือการติดตั้งระบบ โดยทำการติดตั้งตัวโปรแกรม ติดตั้งอุปกรณ์ พร้อมทั้งจัดทำคู่มือและจัดเตรียมหลักสูตรฝึกอบรมผู้ใช้งานที่เกี่ยวข้อง เพื่อให้ระบบใหม่สามารถใช้งานได้ สรุปกิจกรรมในขั้นตอนที่ 6 ได้ดังนี้</w:t>
+      </w:r>
+    </w:p>
+    <w:p>
+      <w:pPr>
+        <w:tabs>
+          <w:tab w:val="left" w:pos="567"/>
+          <w:tab w:val="left" w:pos="851"/>
+          <w:tab w:val="left" w:pos="1276"/>
+          <w:tab w:val="left" w:pos="1985"/>
+          <w:tab w:val="left" w:pos="2835"/>
+        </w:tabs>
+        <w:jc w:val="thaiDistribute"/>
+        <w:rPr>
+          <w:rFonts w:ascii="TH SarabunPSK" w:hAnsi="TH SarabunPSK" w:cs="TH SarabunPSK"/>
+          <w:sz w:val="32"/>
+          <w:szCs w:val="32"/>
+        </w:rPr>
+      </w:pPr>
+      <w:r>
+        <w:rPr>
+          <w:rFonts w:ascii="TH SarabunPSK" w:hAnsi="TH SarabunPSK" w:cs="TH SarabunPSK"/>
+          <w:sz w:val="32"/>
+          <w:szCs w:val="32"/>
+          <w:cs/>
+        </w:rPr>
+        <w:tab/>
+      </w:r>
+      <w:r>
+        <w:rPr>
+          <w:rFonts w:ascii="TH SarabunPSK" w:hAnsi="TH SarabunPSK" w:cs="TH SarabunPSK"/>
+          <w:sz w:val="32"/>
+          <w:szCs w:val="32"/>
+          <w:cs/>
+        </w:rPr>
+        <w:tab/>
+      </w:r>
+      <w:r>
+        <w:rPr>
+          <w:rFonts w:ascii="TH SarabunPSK" w:hAnsi="TH SarabunPSK" w:cs="TH SarabunPSK"/>
+          <w:sz w:val="32"/>
+          <w:szCs w:val="32"/>
+          <w:cs/>
+        </w:rPr>
+        <w:tab/>
+      </w:r>
+      <w:r>
+        <w:rPr>
+          <w:rFonts w:ascii="TH SarabunPSK" w:hAnsi="TH SarabunPSK" w:cs="TH SarabunPSK" w:hint="cs"/>
+          <w:sz w:val="32"/>
+          <w:szCs w:val="32"/>
+          <w:cs/>
+        </w:rPr>
+        <w:t>2.2.8.1</w:t>
+      </w:r>
+      <w:r>
+        <w:rPr>
+          <w:rFonts w:ascii="TH SarabunPSK" w:hAnsi="TH SarabunPSK" w:cs="TH SarabunPSK" w:hint="cs"/>
+          <w:color w:val="FFFFFF" w:themeColor="background1"/>
+          <w:sz w:val="32"/>
+          <w:szCs w:val="32"/>
+          <w:cs/>
+        </w:rPr>
+        <w:t>**</w:t>
+      </w:r>
+      <w:r>
+        <w:rPr>
+          <w:rFonts w:ascii="TH SarabunPSK" w:hAnsi="TH SarabunPSK" w:cs="TH SarabunPSK"/>
+          <w:sz w:val="32"/>
+          <w:szCs w:val="32"/>
+          <w:cs/>
+        </w:rPr>
+        <w:t>เขียนโปรแกรม (</w:t>
+      </w:r>
+      <w:r>
+        <w:rPr>
+          <w:rFonts w:ascii="TH SarabunPSK" w:hAnsi="TH SarabunPSK" w:cs="TH SarabunPSK"/>
+          <w:sz w:val="32"/>
+          <w:szCs w:val="32"/>
+        </w:rPr>
+        <w:t>Coding)</w:t>
+      </w:r>
+    </w:p>
+    <w:p>
+      <w:pPr>
+        <w:tabs>
+          <w:tab w:val="left" w:pos="567"/>
+          <w:tab w:val="left" w:pos="851"/>
+          <w:tab w:val="left" w:pos="1276"/>
+          <w:tab w:val="left" w:pos="1985"/>
+          <w:tab w:val="left" w:pos="2835"/>
+        </w:tabs>
+        <w:jc w:val="thaiDistribute"/>
+        <w:rPr>
+          <w:rFonts w:ascii="TH SarabunPSK" w:hAnsi="TH SarabunPSK" w:cs="TH SarabunPSK"/>
+          <w:sz w:val="32"/>
+          <w:szCs w:val="32"/>
+        </w:rPr>
+      </w:pPr>
+      <w:r>
+        <w:rPr>
+          <w:rFonts w:ascii="TH SarabunPSK" w:hAnsi="TH SarabunPSK" w:cs="TH SarabunPSK"/>
+          <w:sz w:val="32"/>
+          <w:szCs w:val="32"/>
+          <w:cs/>
+        </w:rPr>
+        <w:tab/>
+      </w:r>
+      <w:r>
+        <w:rPr>
+          <w:rFonts w:ascii="TH SarabunPSK" w:hAnsi="TH SarabunPSK" w:cs="TH SarabunPSK"/>
+          <w:sz w:val="32"/>
+          <w:szCs w:val="32"/>
+          <w:cs/>
+        </w:rPr>
+        <w:tab/>
+      </w:r>
+      <w:r>
+        <w:rPr>
+          <w:rFonts w:ascii="TH SarabunPSK" w:hAnsi="TH SarabunPSK" w:cs="TH SarabunPSK"/>
+          <w:sz w:val="32"/>
+          <w:szCs w:val="32"/>
+          <w:cs/>
+        </w:rPr>
+        <w:tab/>
+      </w:r>
+      <w:r>
+        <w:rPr>
+          <w:rFonts w:ascii="TH SarabunPSK" w:hAnsi="TH SarabunPSK" w:cs="TH SarabunPSK" w:hint="cs"/>
+          <w:sz w:val="32"/>
+          <w:szCs w:val="32"/>
+          <w:cs/>
+        </w:rPr>
+        <w:t>2.2.8.2</w:t>
+      </w:r>
+      <w:r>
+        <w:rPr>
+          <w:rFonts w:ascii="TH SarabunPSK" w:hAnsi="TH SarabunPSK" w:cs="TH SarabunPSK" w:hint="cs"/>
+          <w:color w:val="FFFFFF" w:themeColor="background1"/>
+          <w:sz w:val="32"/>
+          <w:szCs w:val="32"/>
+          <w:cs/>
+        </w:rPr>
+        <w:t>**</w:t>
+      </w:r>
+      <w:r>
+        <w:rPr>
+          <w:rFonts w:ascii="TH SarabunPSK" w:hAnsi="TH SarabunPSK" w:cs="TH SarabunPSK"/>
+          <w:sz w:val="32"/>
+          <w:szCs w:val="32"/>
+          <w:cs/>
+        </w:rPr>
+        <w:t>ทดสอบโปรแกรม (</w:t>
+      </w:r>
+      <w:r>
+        <w:rPr>
+          <w:rFonts w:ascii="TH SarabunPSK" w:hAnsi="TH SarabunPSK" w:cs="TH SarabunPSK"/>
+          <w:sz w:val="32"/>
+          <w:szCs w:val="32"/>
+        </w:rPr>
+        <w:t>Testing)</w:t>
+      </w:r>
+    </w:p>
+    <w:p>
+      <w:pPr>
+        <w:tabs>
+          <w:tab w:val="left" w:pos="567"/>
+          <w:tab w:val="left" w:pos="851"/>
+          <w:tab w:val="left" w:pos="1276"/>
+          <w:tab w:val="left" w:pos="1985"/>
+          <w:tab w:val="left" w:pos="2835"/>
+        </w:tabs>
+        <w:jc w:val="thaiDistribute"/>
+        <w:rPr>
+          <w:rFonts w:ascii="TH SarabunPSK" w:hAnsi="TH SarabunPSK" w:cs="TH SarabunPSK"/>
+          <w:sz w:val="32"/>
+          <w:szCs w:val="32"/>
+        </w:rPr>
+      </w:pPr>
+      <w:r>
+        <w:rPr>
+          <w:rFonts w:ascii="TH SarabunPSK" w:hAnsi="TH SarabunPSK" w:cs="TH SarabunPSK"/>
+          <w:sz w:val="32"/>
+          <w:szCs w:val="32"/>
+          <w:cs/>
+        </w:rPr>
+        <w:tab/>
+      </w:r>
+      <w:r>
+        <w:rPr>
+          <w:rFonts w:ascii="TH SarabunPSK" w:hAnsi="TH SarabunPSK" w:cs="TH SarabunPSK"/>
+          <w:sz w:val="32"/>
+          <w:szCs w:val="32"/>
+          <w:cs/>
+        </w:rPr>
+        <w:tab/>
+      </w:r>
+      <w:r>
+        <w:rPr>
+          <w:rFonts w:ascii="TH SarabunPSK" w:hAnsi="TH SarabunPSK" w:cs="TH SarabunPSK"/>
+          <w:sz w:val="32"/>
+          <w:szCs w:val="32"/>
+          <w:cs/>
+        </w:rPr>
+        <w:tab/>
+      </w:r>
+      <w:r>
+        <w:rPr>
+          <w:rFonts w:ascii="TH SarabunPSK" w:hAnsi="TH SarabunPSK" w:cs="TH SarabunPSK" w:hint="cs"/>
+          <w:sz w:val="32"/>
+          <w:szCs w:val="32"/>
+          <w:cs/>
+        </w:rPr>
+        <w:t>2.2.8.3</w:t>
+      </w:r>
+      <w:r>
+        <w:rPr>
+          <w:rFonts w:ascii="TH SarabunPSK" w:hAnsi="TH SarabunPSK" w:cs="TH SarabunPSK" w:hint="cs"/>
+          <w:color w:val="FFFFFF" w:themeColor="background1"/>
+          <w:sz w:val="32"/>
+          <w:szCs w:val="32"/>
+          <w:cs/>
+        </w:rPr>
+        <w:t>**</w:t>
+      </w:r>
+      <w:r>
+        <w:rPr>
+          <w:rFonts w:ascii="TH SarabunPSK" w:hAnsi="TH SarabunPSK" w:cs="TH SarabunPSK"/>
+          <w:sz w:val="32"/>
+          <w:szCs w:val="32"/>
+          <w:cs/>
+        </w:rPr>
+        <w:t>ติดตั้งระบบ (</w:t>
+      </w:r>
+      <w:r>
+        <w:rPr>
+          <w:rFonts w:ascii="TH SarabunPSK" w:hAnsi="TH SarabunPSK" w:cs="TH SarabunPSK"/>
+          <w:sz w:val="32"/>
+          <w:szCs w:val="32"/>
+        </w:rPr>
+        <w:t>Installation)</w:t>
+      </w:r>
+    </w:p>
+    <w:p>
+      <w:pPr>
+        <w:tabs>
+          <w:tab w:val="left" w:pos="567"/>
+          <w:tab w:val="left" w:pos="851"/>
+          <w:tab w:val="left" w:pos="1276"/>
+          <w:tab w:val="left" w:pos="1985"/>
+          <w:tab w:val="left" w:pos="2835"/>
+        </w:tabs>
+        <w:jc w:val="thaiDistribute"/>
+        <w:rPr>
+          <w:rFonts w:ascii="TH SarabunPSK" w:hAnsi="TH SarabunPSK" w:cs="TH SarabunPSK"/>
+          <w:sz w:val="32"/>
+          <w:szCs w:val="32"/>
+        </w:rPr>
+      </w:pPr>
+      <w:r>
+        <w:rPr>
+          <w:rFonts w:ascii="TH SarabunPSK" w:hAnsi="TH SarabunPSK" w:cs="TH SarabunPSK"/>
+          <w:sz w:val="32"/>
+          <w:szCs w:val="32"/>
+          <w:cs/>
+        </w:rPr>
+        <w:tab/>
+      </w:r>
+      <w:r>
+        <w:rPr>
+          <w:rFonts w:ascii="TH SarabunPSK" w:hAnsi="TH SarabunPSK" w:cs="TH SarabunPSK"/>
+          <w:sz w:val="32"/>
+          <w:szCs w:val="32"/>
+          <w:cs/>
+        </w:rPr>
+        <w:tab/>
+      </w:r>
+      <w:r>
+        <w:rPr>
+          <w:rFonts w:ascii="TH SarabunPSK" w:hAnsi="TH SarabunPSK" w:cs="TH SarabunPSK"/>
+          <w:sz w:val="32"/>
+          <w:szCs w:val="32"/>
+          <w:cs/>
+        </w:rPr>
+        <w:tab/>
+      </w:r>
+      <w:r>
+        <w:rPr>
+          <w:rFonts w:ascii="TH SarabunPSK" w:hAnsi="TH SarabunPSK" w:cs="TH SarabunPSK" w:hint="cs"/>
+          <w:sz w:val="32"/>
+          <w:szCs w:val="32"/>
+          <w:cs/>
+        </w:rPr>
+        <w:t>2.2.8.4</w:t>
+      </w:r>
+      <w:r>
+        <w:rPr>
+          <w:rFonts w:ascii="TH SarabunPSK" w:hAnsi="TH SarabunPSK" w:cs="TH SarabunPSK" w:hint="cs"/>
+          <w:color w:val="FFFFFF" w:themeColor="background1"/>
+          <w:sz w:val="32"/>
+          <w:szCs w:val="32"/>
+          <w:cs/>
+        </w:rPr>
+        <w:t>**</w:t>
+      </w:r>
+      <w:r>
+        <w:rPr>
+          <w:rFonts w:ascii="TH SarabunPSK" w:hAnsi="TH SarabunPSK" w:cs="TH SarabunPSK"/>
+          <w:sz w:val="32"/>
+          <w:szCs w:val="32"/>
+          <w:cs/>
+        </w:rPr>
+        <w:t>จัดทำเอกสาร (</w:t>
+      </w:r>
+      <w:r>
+        <w:rPr>
+          <w:rFonts w:ascii="TH SarabunPSK" w:hAnsi="TH SarabunPSK" w:cs="TH SarabunPSK"/>
+          <w:sz w:val="32"/>
+          <w:szCs w:val="32"/>
+        </w:rPr>
+        <w:t>Documentation)</w:t>
+      </w:r>
+    </w:p>
+    <w:p>
+      <w:pPr>
+        <w:tabs>
+          <w:tab w:val="left" w:pos="567"/>
+          <w:tab w:val="left" w:pos="851"/>
+          <w:tab w:val="left" w:pos="1276"/>
+          <w:tab w:val="left" w:pos="1985"/>
+          <w:tab w:val="left" w:pos="2835"/>
+        </w:tabs>
+        <w:jc w:val="thaiDistribute"/>
+        <w:rPr>
+          <w:rFonts w:ascii="TH SarabunPSK" w:hAnsi="TH SarabunPSK" w:cs="TH SarabunPSK"/>
+          <w:sz w:val="32"/>
+          <w:szCs w:val="32"/>
+        </w:rPr>
+      </w:pPr>
+      <w:r>
+        <w:rPr>
+          <w:rFonts w:ascii="TH SarabunPSK" w:hAnsi="TH SarabunPSK" w:cs="TH SarabunPSK"/>
+          <w:sz w:val="32"/>
+          <w:szCs w:val="32"/>
+          <w:cs/>
+        </w:rPr>
+        <w:tab/>
+      </w:r>
+      <w:r>
+        <w:rPr>
+          <w:rFonts w:ascii="TH SarabunPSK" w:hAnsi="TH SarabunPSK" w:cs="TH SarabunPSK"/>
+          <w:sz w:val="32"/>
+          <w:szCs w:val="32"/>
+          <w:cs/>
+        </w:rPr>
+        <w:tab/>
+      </w:r>
+      <w:r>
+        <w:rPr>
+          <w:rFonts w:ascii="TH SarabunPSK" w:hAnsi="TH SarabunPSK" w:cs="TH SarabunPSK"/>
+          <w:sz w:val="32"/>
+          <w:szCs w:val="32"/>
+          <w:cs/>
+        </w:rPr>
+        <w:tab/>
+      </w:r>
+      <w:r>
+        <w:rPr>
+          <w:rFonts w:ascii="TH SarabunPSK" w:hAnsi="TH SarabunPSK" w:cs="TH SarabunPSK" w:hint="cs"/>
+          <w:sz w:val="32"/>
+          <w:szCs w:val="32"/>
+          <w:cs/>
+        </w:rPr>
+        <w:t>2.2.8.5</w:t>
+      </w:r>
+      <w:r>
+        <w:rPr>
+          <w:rFonts w:ascii="TH SarabunPSK" w:hAnsi="TH SarabunPSK" w:cs="TH SarabunPSK" w:hint="cs"/>
+          <w:color w:val="FFFFFF" w:themeColor="background1"/>
+          <w:sz w:val="32"/>
+          <w:szCs w:val="32"/>
+          <w:cs/>
+        </w:rPr>
+        <w:t>**</w:t>
+      </w:r>
+      <w:r>
+        <w:rPr>
+          <w:rFonts w:ascii="TH SarabunPSK" w:hAnsi="TH SarabunPSK" w:cs="TH SarabunPSK"/>
+          <w:sz w:val="32"/>
+          <w:szCs w:val="32"/>
+          <w:cs/>
+        </w:rPr>
+        <w:t>จัดทำหลักสูตรฝึกอบรม (</w:t>
+      </w:r>
+      <w:r>
+        <w:rPr>
+          <w:rFonts w:ascii="TH SarabunPSK" w:hAnsi="TH SarabunPSK" w:cs="TH SarabunPSK"/>
+          <w:sz w:val="32"/>
+          <w:szCs w:val="32"/>
+        </w:rPr>
+        <w:t>Training)</w:t>
+      </w:r>
+    </w:p>
+    <w:p>
+      <w:pPr>
+        <w:tabs>
+          <w:tab w:val="left" w:pos="567"/>
+          <w:tab w:val="left" w:pos="851"/>
+          <w:tab w:val="left" w:pos="1276"/>
+          <w:tab w:val="left" w:pos="1985"/>
+          <w:tab w:val="left" w:pos="2835"/>
+        </w:tabs>
+        <w:jc w:val="thaiDistribute"/>
+        <w:rPr>
+          <w:rFonts w:ascii="TH SarabunPSK" w:hAnsi="TH SarabunPSK" w:cs="TH SarabunPSK"/>
+          <w:sz w:val="32"/>
+          <w:szCs w:val="32"/>
+        </w:rPr>
+      </w:pPr>
+      <w:r>
+        <w:rPr>
+          <w:rFonts w:ascii="TH SarabunPSK" w:hAnsi="TH SarabunPSK" w:cs="TH SarabunPSK"/>
+          <w:sz w:val="32"/>
+          <w:szCs w:val="32"/>
+          <w:cs/>
+        </w:rPr>
+        <w:tab/>
+      </w:r>
+      <w:r>
+        <w:rPr>
+          <w:rFonts w:ascii="TH SarabunPSK" w:hAnsi="TH SarabunPSK" w:cs="TH SarabunPSK"/>
+          <w:sz w:val="32"/>
+          <w:szCs w:val="32"/>
+          <w:cs/>
+        </w:rPr>
+        <w:tab/>
+      </w:r>
+      <w:r>
+        <w:rPr>
+          <w:rFonts w:ascii="TH SarabunPSK" w:hAnsi="TH SarabunPSK" w:cs="TH SarabunPSK"/>
+          <w:sz w:val="32"/>
+          <w:szCs w:val="32"/>
+          <w:cs/>
+        </w:rPr>
+        <w:tab/>
+      </w:r>
+      <w:r>
+        <w:rPr>
+          <w:rFonts w:ascii="TH SarabunPSK" w:hAnsi="TH SarabunPSK" w:cs="TH SarabunPSK" w:hint="cs"/>
+          <w:sz w:val="32"/>
+          <w:szCs w:val="32"/>
+          <w:cs/>
+        </w:rPr>
+        <w:t>2.2.8.6</w:t>
+      </w:r>
+      <w:r>
+        <w:rPr>
+          <w:rFonts w:ascii="TH SarabunPSK" w:hAnsi="TH SarabunPSK" w:cs="TH SarabunPSK" w:hint="cs"/>
+          <w:color w:val="FFFFFF" w:themeColor="background1"/>
+          <w:sz w:val="32"/>
+          <w:szCs w:val="32"/>
+          <w:cs/>
+        </w:rPr>
+        <w:t>**</w:t>
+      </w:r>
+      <w:r>
+        <w:rPr>
+          <w:rFonts w:ascii="TH SarabunPSK" w:hAnsi="TH SarabunPSK" w:cs="TH SarabunPSK"/>
+          <w:sz w:val="32"/>
+          <w:szCs w:val="32"/>
+          <w:cs/>
+        </w:rPr>
+        <w:t>การบริการให้ความช่วยเหลือหลังการติดตั้งระบบ (</w:t>
+      </w:r>
+      <w:r>
+        <w:rPr>
+          <w:rFonts w:ascii="TH SarabunPSK" w:hAnsi="TH SarabunPSK" w:cs="TH SarabunPSK"/>
+          <w:sz w:val="32"/>
+          <w:szCs w:val="32"/>
+        </w:rPr>
+        <w:t>Support)</w:t>
+      </w:r>
+    </w:p>
+    <w:p>
+      <w:pPr>
+        <w:tabs>
+          <w:tab w:val="left" w:pos="567"/>
+          <w:tab w:val="left" w:pos="851"/>
+          <w:tab w:val="left" w:pos="1276"/>
+          <w:tab w:val="left" w:pos="1985"/>
+          <w:tab w:val="left" w:pos="2835"/>
+        </w:tabs>
+        <w:jc w:val="thaiDistribute"/>
+        <w:rPr>
+          <w:rFonts w:ascii="TH SarabunPSK" w:hAnsi="TH SarabunPSK" w:cs="TH SarabunPSK"/>
+          <w:sz w:val="32"/>
+          <w:szCs w:val="32"/>
+        </w:rPr>
+      </w:pPr>
+      <w:r>
+        <w:rPr>
+          <w:rFonts w:ascii="TH SarabunPSK" w:hAnsi="TH SarabunPSK" w:cs="TH SarabunPSK"/>
+          <w:sz w:val="32"/>
+          <w:szCs w:val="32"/>
+          <w:cs/>
+        </w:rPr>
+        <w:tab/>
+      </w:r>
+      <w:r>
+        <w:rPr>
+          <w:rFonts w:ascii="TH SarabunPSK" w:hAnsi="TH SarabunPSK" w:cs="TH SarabunPSK" w:hint="cs"/>
+          <w:sz w:val="32"/>
+          <w:szCs w:val="32"/>
+          <w:cs/>
+        </w:rPr>
+        <w:t>2.2.9</w:t>
+      </w:r>
+      <w:r>
+        <w:rPr>
+          <w:rFonts w:ascii="TH SarabunPSK" w:hAnsi="TH SarabunPSK" w:cs="TH SarabunPSK" w:hint="cs"/>
+          <w:color w:val="FFFFFF" w:themeColor="background1"/>
+          <w:sz w:val="32"/>
+          <w:szCs w:val="32"/>
+          <w:cs/>
+        </w:rPr>
+        <w:t>**</w:t>
+      </w:r>
+      <w:r>
+        <w:rPr>
+          <w:rFonts w:ascii="TH SarabunPSK" w:hAnsi="TH SarabunPSK" w:cs="TH SarabunPSK"/>
+          <w:sz w:val="32"/>
+          <w:szCs w:val="32"/>
+          <w:cs/>
+        </w:rPr>
+        <w:t>การซ่อมบำรุงระบบ (</w:t>
+      </w:r>
+      <w:r>
+        <w:rPr>
+          <w:rFonts w:ascii="TH SarabunPSK" w:hAnsi="TH SarabunPSK" w:cs="TH SarabunPSK"/>
+          <w:sz w:val="32"/>
+          <w:szCs w:val="32"/>
+        </w:rPr>
+        <w:t xml:space="preserve">System Maintenance) </w:t>
+      </w:r>
+      <w:r>
+        <w:rPr>
+          <w:rFonts w:ascii="TH SarabunPSK" w:hAnsi="TH SarabunPSK" w:cs="TH SarabunPSK"/>
+          <w:sz w:val="32"/>
+          <w:szCs w:val="32"/>
+          <w:cs/>
+        </w:rPr>
+        <w:t>เป็นขั้นตอนสุดท้ายของวงจรพัฒนา</w:t>
+      </w:r>
+    </w:p>
+    <w:p>
+      <w:pPr>
+        <w:tabs>
+          <w:tab w:val="left" w:pos="567"/>
+          <w:tab w:val="left" w:pos="851"/>
+          <w:tab w:val="left" w:pos="1276"/>
+          <w:tab w:val="left" w:pos="1985"/>
+          <w:tab w:val="left" w:pos="2835"/>
+        </w:tabs>
+        <w:jc w:val="thaiDistribute"/>
+        <w:rPr>
+          <w:rFonts w:ascii="TH SarabunPSK" w:hAnsi="TH SarabunPSK" w:cs="TH SarabunPSK"/>
+          <w:sz w:val="32"/>
+          <w:szCs w:val="32"/>
+        </w:rPr>
+      </w:pPr>
+      <w:r>
+        <w:rPr>
+          <w:rFonts w:ascii="TH SarabunPSK" w:hAnsi="TH SarabunPSK" w:cs="TH SarabunPSK"/>
+          <w:sz w:val="32"/>
+          <w:szCs w:val="32"/>
+          <w:cs/>
+        </w:rPr>
+        <w:t>ระบบ (</w:t>
+      </w:r>
+      <w:r>
+        <w:rPr>
+          <w:rFonts w:ascii="TH SarabunPSK" w:hAnsi="TH SarabunPSK" w:cs="TH SarabunPSK"/>
+          <w:sz w:val="32"/>
+          <w:szCs w:val="32"/>
+        </w:rPr>
+        <w:t xml:space="preserve">SDLC) </w:t>
+      </w:r>
+      <w:r>
+        <w:rPr>
+          <w:rFonts w:ascii="TH SarabunPSK" w:hAnsi="TH SarabunPSK" w:cs="TH SarabunPSK"/>
+          <w:sz w:val="32"/>
+          <w:szCs w:val="32"/>
+          <w:cs/>
+        </w:rPr>
+        <w:t>หลัง จากระบบใหม่ได้เริ่มดำเนินการ ผู้ใช้ระบบจะพบกับ ปัญหาที่เกิดขึ้นเนื่องจากความไม่คุ้นเคยกับระบบใหม่ และค้นหาวิธีการแก้ไขปัญหานั้นเพื่อให้ตรงกับความต้องการของผู้ใช้เองได้ สรุปกิจกรรมในขั้นตอนที่ 7 ได้ดังนี้</w:t>
+      </w:r>
+    </w:p>
+    <w:p>
+      <w:pPr>
+        <w:tabs>
+          <w:tab w:val="left" w:pos="567"/>
+          <w:tab w:val="left" w:pos="851"/>
+          <w:tab w:val="left" w:pos="1276"/>
+          <w:tab w:val="left" w:pos="1985"/>
+          <w:tab w:val="left" w:pos="2835"/>
+        </w:tabs>
+        <w:jc w:val="thaiDistribute"/>
+        <w:rPr>
+          <w:rFonts w:ascii="TH SarabunPSK" w:hAnsi="TH SarabunPSK" w:cs="TH SarabunPSK"/>
+          <w:sz w:val="32"/>
+          <w:szCs w:val="32"/>
+        </w:rPr>
+      </w:pPr>
+      <w:r>
+        <w:rPr>
+          <w:rFonts w:ascii="TH SarabunPSK" w:hAnsi="TH SarabunPSK" w:cs="TH SarabunPSK"/>
+          <w:sz w:val="32"/>
+          <w:szCs w:val="32"/>
+          <w:cs/>
+        </w:rPr>
+        <w:tab/>
+      </w:r>
+      <w:r>
+        <w:rPr>
+          <w:rFonts w:ascii="TH SarabunPSK" w:hAnsi="TH SarabunPSK" w:cs="TH SarabunPSK"/>
+          <w:sz w:val="32"/>
+          <w:szCs w:val="32"/>
+          <w:cs/>
+        </w:rPr>
+        <w:tab/>
+      </w:r>
+      <w:r>
+        <w:rPr>
+          <w:rFonts w:ascii="TH SarabunPSK" w:hAnsi="TH SarabunPSK" w:cs="TH SarabunPSK"/>
+          <w:sz w:val="32"/>
+          <w:szCs w:val="32"/>
+          <w:cs/>
+        </w:rPr>
+        <w:tab/>
+      </w:r>
+      <w:r>
+        <w:rPr>
+          <w:rFonts w:ascii="TH SarabunPSK" w:hAnsi="TH SarabunPSK" w:cs="TH SarabunPSK" w:hint="cs"/>
+          <w:sz w:val="32"/>
+          <w:szCs w:val="32"/>
+          <w:cs/>
+        </w:rPr>
+        <w:t>2.2.9.1</w:t>
+      </w:r>
+      <w:r>
+        <w:rPr>
+          <w:rFonts w:ascii="TH SarabunPSK" w:hAnsi="TH SarabunPSK" w:cs="TH SarabunPSK" w:hint="cs"/>
+          <w:color w:val="FFFFFF" w:themeColor="background1"/>
+          <w:sz w:val="32"/>
+          <w:szCs w:val="32"/>
+          <w:cs/>
+        </w:rPr>
+        <w:t>**</w:t>
+      </w:r>
+      <w:r>
+        <w:rPr>
+          <w:rFonts w:ascii="TH SarabunPSK" w:hAnsi="TH SarabunPSK" w:cs="TH SarabunPSK"/>
+          <w:sz w:val="32"/>
+          <w:szCs w:val="32"/>
+          <w:cs/>
+        </w:rPr>
+        <w:t>เก็บรวบรวมคำร้องขอให้ปรับปรุงระบบ</w:t>
+      </w:r>
+    </w:p>
+    <w:p>
+      <w:pPr>
+        <w:tabs>
+          <w:tab w:val="left" w:pos="567"/>
+          <w:tab w:val="left" w:pos="851"/>
+          <w:tab w:val="left" w:pos="1276"/>
+          <w:tab w:val="left" w:pos="1985"/>
+          <w:tab w:val="left" w:pos="2835"/>
+        </w:tabs>
+        <w:jc w:val="thaiDistribute"/>
+        <w:rPr>
+          <w:rFonts w:ascii="TH SarabunPSK" w:hAnsi="TH SarabunPSK" w:cs="TH SarabunPSK"/>
+          <w:sz w:val="32"/>
+          <w:szCs w:val="32"/>
+        </w:rPr>
+      </w:pPr>
+      <w:r>
+        <w:rPr>
+          <w:rFonts w:ascii="TH SarabunPSK" w:hAnsi="TH SarabunPSK" w:cs="TH SarabunPSK"/>
+          <w:sz w:val="32"/>
+          <w:szCs w:val="32"/>
+          <w:cs/>
+        </w:rPr>
+        <w:tab/>
+      </w:r>
+      <w:r>
+        <w:rPr>
+          <w:rFonts w:ascii="TH SarabunPSK" w:hAnsi="TH SarabunPSK" w:cs="TH SarabunPSK"/>
+          <w:sz w:val="32"/>
+          <w:szCs w:val="32"/>
+          <w:cs/>
+        </w:rPr>
+        <w:tab/>
+      </w:r>
+      <w:r>
+        <w:rPr>
+          <w:rFonts w:ascii="TH SarabunPSK" w:hAnsi="TH SarabunPSK" w:cs="TH SarabunPSK"/>
+          <w:sz w:val="32"/>
+          <w:szCs w:val="32"/>
+          <w:cs/>
+        </w:rPr>
+        <w:tab/>
+      </w:r>
+      <w:r>
+        <w:rPr>
+          <w:rFonts w:ascii="TH SarabunPSK" w:hAnsi="TH SarabunPSK" w:cs="TH SarabunPSK" w:hint="cs"/>
+          <w:sz w:val="32"/>
+          <w:szCs w:val="32"/>
+          <w:cs/>
+        </w:rPr>
+        <w:t>2.2.9.2</w:t>
+      </w:r>
+      <w:r>
+        <w:rPr>
+          <w:rFonts w:ascii="TH SarabunPSK" w:hAnsi="TH SarabunPSK" w:cs="TH SarabunPSK" w:hint="cs"/>
+          <w:color w:val="FFFFFF" w:themeColor="background1"/>
+          <w:sz w:val="32"/>
+          <w:szCs w:val="32"/>
+          <w:cs/>
+        </w:rPr>
+        <w:t>**</w:t>
+      </w:r>
+      <w:r>
+        <w:rPr>
+          <w:rFonts w:ascii="TH SarabunPSK" w:hAnsi="TH SarabunPSK" w:cs="TH SarabunPSK"/>
+          <w:sz w:val="32"/>
+          <w:szCs w:val="32"/>
+          <w:cs/>
+        </w:rPr>
+        <w:t>วิเคราะห์ข้อมูลร้องขอให้ปรับปรุงระบบ</w:t>
+      </w:r>
+    </w:p>
+    <w:p>
+      <w:pPr>
+        <w:tabs>
+          <w:tab w:val="left" w:pos="567"/>
+          <w:tab w:val="left" w:pos="851"/>
+          <w:tab w:val="left" w:pos="1276"/>
+          <w:tab w:val="left" w:pos="1985"/>
+          <w:tab w:val="left" w:pos="2835"/>
+        </w:tabs>
+        <w:jc w:val="thaiDistribute"/>
+        <w:rPr>
+          <w:rFonts w:ascii="TH SarabunPSK" w:hAnsi="TH SarabunPSK" w:cs="TH SarabunPSK"/>
+          <w:sz w:val="32"/>
+          <w:szCs w:val="32"/>
+        </w:rPr>
+      </w:pPr>
+      <w:r>
+        <w:rPr>
+          <w:rFonts w:ascii="TH SarabunPSK" w:hAnsi="TH SarabunPSK" w:cs="TH SarabunPSK"/>
+          <w:sz w:val="32"/>
+          <w:szCs w:val="32"/>
+          <w:cs/>
+        </w:rPr>
+        <w:tab/>
+      </w:r>
+      <w:r>
+        <w:rPr>
+          <w:rFonts w:ascii="TH SarabunPSK" w:hAnsi="TH SarabunPSK" w:cs="TH SarabunPSK"/>
+          <w:sz w:val="32"/>
+          <w:szCs w:val="32"/>
+          <w:cs/>
+        </w:rPr>
+        <w:tab/>
+      </w:r>
+      <w:r>
+        <w:rPr>
+          <w:rFonts w:ascii="TH SarabunPSK" w:hAnsi="TH SarabunPSK" w:cs="TH SarabunPSK"/>
+          <w:sz w:val="32"/>
+          <w:szCs w:val="32"/>
+          <w:cs/>
+        </w:rPr>
+        <w:tab/>
+      </w:r>
+      <w:r>
+        <w:rPr>
+          <w:rFonts w:ascii="TH SarabunPSK" w:hAnsi="TH SarabunPSK" w:cs="TH SarabunPSK" w:hint="cs"/>
+          <w:sz w:val="32"/>
+          <w:szCs w:val="32"/>
+          <w:cs/>
+        </w:rPr>
+        <w:t>2.2.9.3</w:t>
+      </w:r>
+      <w:r>
+        <w:rPr>
+          <w:rFonts w:ascii="TH SarabunPSK" w:hAnsi="TH SarabunPSK" w:cs="TH SarabunPSK" w:hint="cs"/>
+          <w:color w:val="FFFFFF" w:themeColor="background1"/>
+          <w:sz w:val="32"/>
+          <w:szCs w:val="32"/>
+          <w:cs/>
+        </w:rPr>
+        <w:t>**</w:t>
+      </w:r>
+      <w:r>
+        <w:rPr>
+          <w:rFonts w:ascii="TH SarabunPSK" w:hAnsi="TH SarabunPSK" w:cs="TH SarabunPSK"/>
+          <w:sz w:val="32"/>
+          <w:szCs w:val="32"/>
+          <w:cs/>
+        </w:rPr>
+        <w:t>ออกแบบการทำงานที่ต้องการปรับปรุง</w:t>
+      </w:r>
+    </w:p>
+    <w:p>
+      <w:pPr>
+        <w:tabs>
+          <w:tab w:val="left" w:pos="567"/>
+          <w:tab w:val="left" w:pos="851"/>
+          <w:tab w:val="left" w:pos="1276"/>
+          <w:tab w:val="left" w:pos="1985"/>
+          <w:tab w:val="left" w:pos="2835"/>
+        </w:tabs>
+        <w:jc w:val="thaiDistribute"/>
+        <w:rPr>
+          <w:rFonts w:ascii="TH SarabunPSK" w:hAnsi="TH SarabunPSK" w:cs="TH SarabunPSK"/>
+          <w:sz w:val="32"/>
+          <w:szCs w:val="32"/>
+        </w:rPr>
+      </w:pPr>
+      <w:r>
+        <w:rPr>
+          <w:rFonts w:ascii="TH SarabunPSK" w:hAnsi="TH SarabunPSK" w:cs="TH SarabunPSK"/>
+          <w:sz w:val="32"/>
+          <w:szCs w:val="32"/>
+          <w:cs/>
+        </w:rPr>
+        <w:tab/>
+      </w:r>
+      <w:r>
+        <w:rPr>
+          <w:rFonts w:ascii="TH SarabunPSK" w:hAnsi="TH SarabunPSK" w:cs="TH SarabunPSK"/>
+          <w:sz w:val="32"/>
+          <w:szCs w:val="32"/>
+          <w:cs/>
+        </w:rPr>
+        <w:tab/>
+      </w:r>
+      <w:r>
+        <w:rPr>
+          <w:rFonts w:ascii="TH SarabunPSK" w:hAnsi="TH SarabunPSK" w:cs="TH SarabunPSK"/>
+          <w:sz w:val="32"/>
+          <w:szCs w:val="32"/>
+          <w:cs/>
+        </w:rPr>
+        <w:tab/>
+      </w:r>
+      <w:r>
+        <w:rPr>
+          <w:rFonts w:ascii="TH SarabunPSK" w:hAnsi="TH SarabunPSK" w:cs="TH SarabunPSK" w:hint="cs"/>
+          <w:sz w:val="32"/>
+          <w:szCs w:val="32"/>
+          <w:cs/>
+        </w:rPr>
+        <w:t>2.2.9.4</w:t>
+      </w:r>
+      <w:r>
+        <w:rPr>
+          <w:rFonts w:ascii="TH SarabunPSK" w:hAnsi="TH SarabunPSK" w:cs="TH SarabunPSK" w:hint="cs"/>
+          <w:color w:val="FFFFFF" w:themeColor="background1"/>
+          <w:sz w:val="32"/>
+          <w:szCs w:val="32"/>
+          <w:cs/>
+        </w:rPr>
+        <w:t>**</w:t>
+      </w:r>
+      <w:r>
+        <w:rPr>
+          <w:rFonts w:ascii="TH SarabunPSK" w:hAnsi="TH SarabunPSK" w:cs="TH SarabunPSK"/>
+          <w:sz w:val="32"/>
+          <w:szCs w:val="32"/>
+          <w:cs/>
+        </w:rPr>
+        <w:t>ปรับปรุง</w:t>
+      </w:r>
+      <w:bookmarkEnd w:id="3"/>
+    </w:p>
+    <w:p>
+      <w:pPr>
+        <w:tabs>
+          <w:tab w:val="left" w:pos="567"/>
+          <w:tab w:val="left" w:pos="851"/>
+          <w:tab w:val="left" w:pos="1276"/>
+          <w:tab w:val="left" w:pos="1985"/>
+          <w:tab w:val="left" w:pos="2835"/>
+        </w:tabs>
+        <w:jc w:val="thaiDistribute"/>
+        <w:rPr>
+          <w:rFonts w:ascii="TH SarabunPSK" w:hAnsi="TH SarabunPSK" w:cs="TH SarabunPSK"/>
+          <w:sz w:val="32"/>
+          <w:szCs w:val="32"/>
+        </w:rPr>
+      </w:pPr>
+    </w:p>
+    <w:p>
+      <w:pPr>
+        <w:tabs>
+          <w:tab w:val="left" w:pos="567"/>
+          <w:tab w:val="left" w:pos="851"/>
+          <w:tab w:val="left" w:pos="1276"/>
+          <w:tab w:val="left" w:pos="1985"/>
+          <w:tab w:val="left" w:pos="2835"/>
+        </w:tabs>
+        <w:jc w:val="thaiDistribute"/>
+        <w:rPr>
+          <w:rFonts w:ascii="TH SarabunPSK" w:hAnsi="TH SarabunPSK" w:cs="TH SarabunPSK"/>
+          <w:sz w:val="32"/>
+          <w:szCs w:val="32"/>
+        </w:rPr>
+      </w:pPr>
+    </w:p>
+    <w:p>
+      <w:pPr>
+        <w:tabs>
+          <w:tab w:val="left" w:pos="567"/>
+          <w:tab w:val="left" w:pos="851"/>
+          <w:tab w:val="left" w:pos="1276"/>
+          <w:tab w:val="left" w:pos="1985"/>
+          <w:tab w:val="left" w:pos="2835"/>
+        </w:tabs>
+        <w:jc w:val="thaiDistribute"/>
+        <w:rPr>
+          <w:rFonts w:ascii="TH SarabunPSK" w:hAnsi="TH SarabunPSK" w:cs="TH SarabunPSK"/>
+          <w:sz w:val="32"/>
+          <w:szCs w:val="32"/>
+        </w:rPr>
+      </w:pPr>
+    </w:p>
+    <w:p>
+      <w:pPr>
+        <w:tabs>
+          <w:tab w:val="left" w:pos="567"/>
+          <w:tab w:val="left" w:pos="851"/>
+          <w:tab w:val="left" w:pos="1276"/>
+          <w:tab w:val="left" w:pos="1985"/>
+          <w:tab w:val="left" w:pos="2835"/>
+        </w:tabs>
+        <w:jc w:val="thaiDistribute"/>
+        <w:rPr>
+          <w:rFonts w:ascii="TH SarabunPSK" w:hAnsi="TH SarabunPSK" w:cs="TH SarabunPSK"/>
+          <w:sz w:val="32"/>
+          <w:szCs w:val="32"/>
+        </w:rPr>
+      </w:pPr>
+    </w:p>
+    <w:p>
+      <w:pPr>
+        <w:tabs>
+          <w:tab w:val="left" w:pos="567"/>
+          <w:tab w:val="left" w:pos="851"/>
+          <w:tab w:val="left" w:pos="1276"/>
+          <w:tab w:val="left" w:pos="1985"/>
+          <w:tab w:val="left" w:pos="2835"/>
+        </w:tabs>
+        <w:jc w:val="thaiDistribute"/>
+        <w:rPr>
+          <w:rFonts w:ascii="TH SarabunPSK" w:hAnsi="TH SarabunPSK" w:cs="TH SarabunPSK"/>
+          <w:sz w:val="32"/>
+          <w:szCs w:val="32"/>
+        </w:rPr>
+      </w:pPr>
+    </w:p>
+    <w:p>
+      <w:pPr>
+        <w:tabs>
+          <w:tab w:val="left" w:pos="567"/>
+          <w:tab w:val="left" w:pos="851"/>
+          <w:tab w:val="left" w:pos="1276"/>
+          <w:tab w:val="left" w:pos="1985"/>
+          <w:tab w:val="left" w:pos="2835"/>
+        </w:tabs>
+        <w:jc w:val="thaiDistribute"/>
+        <w:rPr>
+          <w:rFonts w:ascii="TH SarabunPSK" w:hAnsi="TH SarabunPSK" w:cs="TH SarabunPSK"/>
+          <w:sz w:val="32"/>
+          <w:szCs w:val="32"/>
+        </w:rPr>
+      </w:pPr>
+    </w:p>
+    <w:p>
+      <w:pPr>
+        <w:tabs>
+          <w:tab w:val="left" w:pos="567"/>
+          <w:tab w:val="left" w:pos="851"/>
+          <w:tab w:val="left" w:pos="1276"/>
+          <w:tab w:val="left" w:pos="1985"/>
+          <w:tab w:val="left" w:pos="2835"/>
+        </w:tabs>
+        <w:jc w:val="thaiDistribute"/>
+        <w:rPr>
+          <w:rFonts w:ascii="TH SarabunPSK" w:hAnsi="TH SarabunPSK" w:cs="TH SarabunPSK" w:hint="cs"/>
+          <w:sz w:val="32"/>
+          <w:szCs w:val="32"/>
+        </w:rPr>
+      </w:pPr>
     </w:p>
     <w:p>
       <w:pPr>
@@ -5751,2722 +8510,99 @@
         <w:jc w:val="thaiDistribute"/>
         <w:rPr>
           <w:rFonts w:ascii="TH SarabunPSK" w:hAnsi="TH SarabunPSK" w:cs="TH SarabunPSK"/>
-          <w:sz w:val="32"/>
-          <w:szCs w:val="32"/>
-        </w:rPr>
-      </w:pPr>
-      <w:r>
-        <w:rPr>
-          <w:rFonts w:ascii="TH SarabunPSK" w:hAnsi="TH SarabunPSK" w:cs="TH SarabunPSK"/>
-          <w:sz w:val="32"/>
-          <w:szCs w:val="32"/>
-          <w:cs/>
-        </w:rPr>
-        <w:t>ขั้น ตอน ในการค้นหาโครงการพัฒนาระบบ ที่เหมาะสมกับสถานการณ์ปัจจุบันของบริษัท สามารถแก้ปัญหาที่เกิดขึ้น และให้ผลประโยชน์กับบริษัทมากที่สุด โดยใช้ตาราง</w:t>
-      </w:r>
+          <w:b/>
+          <w:bCs/>
+          <w:sz w:val="32"/>
+          <w:szCs w:val="32"/>
+        </w:rPr>
+      </w:pPr>
+      <w:bookmarkStart w:id="4" w:name="_Hlk172910546"/>
+      <w:r>
+        <w:rPr>
+          <w:rFonts w:ascii="TH SarabunPSK" w:hAnsi="TH SarabunPSK" w:cs="TH SarabunPSK"/>
+          <w:b/>
+          <w:bCs/>
+          <w:sz w:val="32"/>
+          <w:szCs w:val="32"/>
+          <w:cs/>
+        </w:rPr>
+        <w:lastRenderedPageBreak/>
+        <w:t>2.</w:t>
+      </w:r>
+      <w:r>
+        <w:rPr>
+          <w:rFonts w:ascii="TH SarabunPSK" w:hAnsi="TH SarabunPSK" w:cs="TH SarabunPSK" w:hint="cs"/>
+          <w:b/>
+          <w:bCs/>
+          <w:sz w:val="32"/>
+          <w:szCs w:val="32"/>
+          <w:cs/>
+        </w:rPr>
+        <w:t>3</w:t>
+      </w:r>
+      <w:r>
+        <w:rPr>
+          <w:rFonts w:ascii="TH SarabunPSK" w:hAnsi="TH SarabunPSK" w:cs="TH SarabunPSK"/>
+          <w:b/>
+          <w:bCs/>
+          <w:color w:val="FFFFFF" w:themeColor="background1"/>
+          <w:sz w:val="32"/>
+          <w:szCs w:val="32"/>
+          <w:cs/>
+        </w:rPr>
+        <w:t>**</w:t>
+      </w:r>
+      <w:r>
+        <w:rPr>
+          <w:rFonts w:ascii="TH SarabunPSK" w:hAnsi="TH SarabunPSK" w:cs="TH SarabunPSK"/>
+          <w:b/>
+          <w:bCs/>
+          <w:sz w:val="32"/>
+          <w:szCs w:val="32"/>
+          <w:cs/>
+        </w:rPr>
+        <w:t>การพัฒนาเว็บแอป</w:t>
+      </w:r>
+      <w:r>
+        <w:rPr>
+          <w:rFonts w:ascii="TH SarabunPSK" w:hAnsi="TH SarabunPSK" w:cs="TH SarabunPSK"/>
+          <w:b/>
+          <w:bCs/>
+          <w:sz w:val="32"/>
+          <w:szCs w:val="32"/>
+        </w:rPr>
+        <w:t xml:space="preserve"> </w:t>
+      </w:r>
+      <w:r>
+        <w:rPr>
+          <w:rFonts w:ascii="TH SarabunPSK" w:hAnsi="TH SarabunPSK" w:cs="TH SarabunPSK"/>
+          <w:sz w:val="32"/>
+          <w:szCs w:val="32"/>
+        </w:rPr>
+        <w:t>(</w:t>
+      </w:r>
+      <w:bookmarkStart w:id="5" w:name="_Hlk177048094"/>
       <w:proofErr w:type="spellStart"/>
       <w:r>
         <w:rPr>
           <w:rFonts w:ascii="TH SarabunPSK" w:hAnsi="TH SarabunPSK" w:cs="TH SarabunPSK"/>
           <w:sz w:val="32"/>
           <w:szCs w:val="32"/>
-          <w:cs/>
-        </w:rPr>
-        <w:t>เมตริกซ์</w:t>
-      </w:r>
+        </w:rPr>
+        <w:t>AppMaster</w:t>
+      </w:r>
+      <w:bookmarkEnd w:id="5"/>
       <w:proofErr w:type="spellEnd"/>
       <w:r>
         <w:rPr>
           <w:rFonts w:ascii="TH SarabunPSK" w:hAnsi="TH SarabunPSK" w:cs="TH SarabunPSK"/>
           <w:sz w:val="32"/>
           <w:szCs w:val="32"/>
-          <w:cs/>
-        </w:rPr>
-        <w:t xml:space="preserve"> (</w:t>
-      </w:r>
-      <w:r>
-        <w:rPr>
-          <w:rFonts w:ascii="TH SarabunPSK" w:hAnsi="TH SarabunPSK" w:cs="TH SarabunPSK"/>
-          <w:sz w:val="32"/>
-          <w:szCs w:val="32"/>
-        </w:rPr>
-        <w:t xml:space="preserve">Matrix Table) </w:t>
-      </w:r>
-      <w:r>
-        <w:rPr>
-          <w:rFonts w:ascii="TH SarabunPSK" w:hAnsi="TH SarabunPSK" w:cs="TH SarabunPSK"/>
-          <w:sz w:val="32"/>
-          <w:szCs w:val="32"/>
-          <w:cs/>
-        </w:rPr>
-        <w:t>เป็นเครื่องมือประกอบการพิจารณา ซึ่งเป็นขั้นตอนที่ได้ดำเนินการผ่านไปแล้วในเบื้องต้น สามารถสรุปกิจกรรมได้ดังนี้</w:t>
-      </w:r>
-    </w:p>
-    <w:p>
-      <w:pPr>
-        <w:tabs>
-          <w:tab w:val="left" w:pos="567"/>
-          <w:tab w:val="left" w:pos="851"/>
-          <w:tab w:val="left" w:pos="1276"/>
-          <w:tab w:val="left" w:pos="1985"/>
-        </w:tabs>
-        <w:jc w:val="thaiDistribute"/>
-        <w:rPr>
-          <w:rFonts w:ascii="TH SarabunPSK" w:hAnsi="TH SarabunPSK" w:cs="TH SarabunPSK"/>
-          <w:sz w:val="32"/>
-          <w:szCs w:val="32"/>
-        </w:rPr>
-      </w:pPr>
-      <w:r>
-        <w:rPr>
-          <w:rFonts w:ascii="TH SarabunPSK" w:hAnsi="TH SarabunPSK" w:cs="TH SarabunPSK"/>
-          <w:sz w:val="32"/>
-          <w:szCs w:val="32"/>
-          <w:cs/>
-        </w:rPr>
-        <w:tab/>
-      </w:r>
-      <w:r>
-        <w:rPr>
-          <w:rFonts w:ascii="TH SarabunPSK" w:hAnsi="TH SarabunPSK" w:cs="TH SarabunPSK"/>
-          <w:sz w:val="32"/>
-          <w:szCs w:val="32"/>
-          <w:cs/>
-        </w:rPr>
-        <w:tab/>
-      </w:r>
-      <w:r>
-        <w:rPr>
-          <w:rFonts w:ascii="TH SarabunPSK" w:hAnsi="TH SarabunPSK" w:cs="TH SarabunPSK"/>
-          <w:sz w:val="32"/>
-          <w:szCs w:val="32"/>
-          <w:cs/>
-        </w:rPr>
-        <w:tab/>
-      </w:r>
-      <w:r>
-        <w:rPr>
-          <w:rFonts w:ascii="TH SarabunPSK" w:hAnsi="TH SarabunPSK" w:cs="TH SarabunPSK"/>
-          <w:sz w:val="32"/>
-          <w:szCs w:val="32"/>
-        </w:rPr>
-        <w:t>2.</w:t>
-      </w:r>
-      <w:r>
-        <w:rPr>
-          <w:rFonts w:ascii="TH SarabunPSK" w:hAnsi="TH SarabunPSK" w:cs="TH SarabunPSK" w:hint="cs"/>
-          <w:sz w:val="32"/>
-          <w:szCs w:val="32"/>
-          <w:cs/>
-        </w:rPr>
-        <w:t>2</w:t>
-      </w:r>
-      <w:r>
-        <w:rPr>
-          <w:rFonts w:ascii="TH SarabunPSK" w:hAnsi="TH SarabunPSK" w:cs="TH SarabunPSK"/>
-          <w:sz w:val="32"/>
-          <w:szCs w:val="32"/>
-        </w:rPr>
-        <w:t>.3.1</w:t>
-      </w:r>
-      <w:r>
-        <w:rPr>
-          <w:rFonts w:ascii="TH SarabunPSK" w:hAnsi="TH SarabunPSK" w:cs="TH SarabunPSK"/>
-          <w:color w:val="FFFFFF" w:themeColor="background1"/>
-          <w:sz w:val="32"/>
-          <w:szCs w:val="32"/>
-        </w:rPr>
-        <w:t>**</w:t>
-      </w:r>
-      <w:r>
-        <w:rPr>
-          <w:rFonts w:ascii="TH SarabunPSK" w:hAnsi="TH SarabunPSK" w:cs="TH SarabunPSK"/>
-          <w:sz w:val="32"/>
-          <w:szCs w:val="32"/>
-          <w:cs/>
-        </w:rPr>
-        <w:t>ค้นหาโครงการพัฒนาระบบที่เห็นสมควรต่อการได้รับการพัฒนา</w:t>
-      </w:r>
-    </w:p>
-    <w:p>
-      <w:pPr>
-        <w:tabs>
-          <w:tab w:val="left" w:pos="567"/>
-          <w:tab w:val="left" w:pos="851"/>
-          <w:tab w:val="left" w:pos="1276"/>
-          <w:tab w:val="left" w:pos="1985"/>
-        </w:tabs>
-        <w:jc w:val="thaiDistribute"/>
-        <w:rPr>
-          <w:rFonts w:ascii="TH SarabunPSK" w:hAnsi="TH SarabunPSK" w:cs="TH SarabunPSK"/>
-          <w:sz w:val="32"/>
-          <w:szCs w:val="32"/>
-        </w:rPr>
-      </w:pPr>
-      <w:r>
-        <w:rPr>
-          <w:rFonts w:ascii="TH SarabunPSK" w:hAnsi="TH SarabunPSK" w:cs="TH SarabunPSK"/>
-          <w:sz w:val="32"/>
-          <w:szCs w:val="32"/>
-        </w:rPr>
-        <w:tab/>
-      </w:r>
-      <w:r>
-        <w:rPr>
-          <w:rFonts w:ascii="TH SarabunPSK" w:hAnsi="TH SarabunPSK" w:cs="TH SarabunPSK"/>
-          <w:sz w:val="32"/>
-          <w:szCs w:val="32"/>
-        </w:rPr>
-        <w:tab/>
-      </w:r>
-      <w:r>
-        <w:rPr>
-          <w:rFonts w:ascii="TH SarabunPSK" w:hAnsi="TH SarabunPSK" w:cs="TH SarabunPSK"/>
-          <w:sz w:val="32"/>
-          <w:szCs w:val="32"/>
-        </w:rPr>
-        <w:tab/>
-        <w:t>2.</w:t>
-      </w:r>
-      <w:r>
-        <w:rPr>
-          <w:rFonts w:ascii="TH SarabunPSK" w:hAnsi="TH SarabunPSK" w:cs="TH SarabunPSK" w:hint="cs"/>
-          <w:sz w:val="32"/>
-          <w:szCs w:val="32"/>
-          <w:cs/>
-        </w:rPr>
-        <w:t>2</w:t>
-      </w:r>
-      <w:r>
-        <w:rPr>
-          <w:rFonts w:ascii="TH SarabunPSK" w:hAnsi="TH SarabunPSK" w:cs="TH SarabunPSK"/>
-          <w:sz w:val="32"/>
-          <w:szCs w:val="32"/>
-        </w:rPr>
-        <w:t>.3.2</w:t>
-      </w:r>
-      <w:r>
-        <w:rPr>
-          <w:rFonts w:ascii="TH SarabunPSK" w:hAnsi="TH SarabunPSK" w:cs="TH SarabunPSK"/>
-          <w:color w:val="FFFFFF" w:themeColor="background1"/>
-          <w:sz w:val="32"/>
-          <w:szCs w:val="32"/>
-        </w:rPr>
-        <w:t>**</w:t>
-      </w:r>
-      <w:r>
-        <w:rPr>
-          <w:rFonts w:ascii="TH SarabunPSK" w:hAnsi="TH SarabunPSK" w:cs="TH SarabunPSK"/>
-          <w:sz w:val="32"/>
-          <w:szCs w:val="32"/>
-          <w:cs/>
-        </w:rPr>
-        <w:t>จำแนกและจัดกลุ่มโครงการ</w:t>
-      </w:r>
-    </w:p>
-    <w:p>
-      <w:pPr>
-        <w:tabs>
-          <w:tab w:val="left" w:pos="567"/>
-          <w:tab w:val="left" w:pos="709"/>
-          <w:tab w:val="left" w:pos="1276"/>
-          <w:tab w:val="left" w:pos="1985"/>
-        </w:tabs>
-        <w:jc w:val="thaiDistribute"/>
-        <w:rPr>
-          <w:rFonts w:ascii="TH SarabunPSK" w:hAnsi="TH SarabunPSK" w:cs="TH SarabunPSK"/>
-          <w:sz w:val="32"/>
-          <w:szCs w:val="32"/>
-        </w:rPr>
-      </w:pPr>
-      <w:r>
-        <w:rPr>
-          <w:rFonts w:ascii="TH SarabunPSK" w:hAnsi="TH SarabunPSK" w:cs="TH SarabunPSK"/>
-          <w:sz w:val="32"/>
-          <w:szCs w:val="32"/>
-        </w:rPr>
-        <w:tab/>
-      </w:r>
-      <w:r>
-        <w:rPr>
-          <w:rFonts w:ascii="TH SarabunPSK" w:hAnsi="TH SarabunPSK" w:cs="TH SarabunPSK"/>
-          <w:sz w:val="32"/>
-          <w:szCs w:val="32"/>
-        </w:rPr>
-        <w:tab/>
-      </w:r>
-      <w:r>
-        <w:rPr>
-          <w:rFonts w:ascii="TH SarabunPSK" w:hAnsi="TH SarabunPSK" w:cs="TH SarabunPSK"/>
-          <w:sz w:val="32"/>
-          <w:szCs w:val="32"/>
-        </w:rPr>
-        <w:tab/>
-        <w:t>2.</w:t>
-      </w:r>
-      <w:r>
-        <w:rPr>
-          <w:rFonts w:ascii="TH SarabunPSK" w:hAnsi="TH SarabunPSK" w:cs="TH SarabunPSK" w:hint="cs"/>
-          <w:sz w:val="32"/>
-          <w:szCs w:val="32"/>
-          <w:cs/>
-        </w:rPr>
-        <w:t>2</w:t>
-      </w:r>
-      <w:r>
-        <w:rPr>
-          <w:rFonts w:ascii="TH SarabunPSK" w:hAnsi="TH SarabunPSK" w:cs="TH SarabunPSK"/>
-          <w:sz w:val="32"/>
-          <w:szCs w:val="32"/>
-        </w:rPr>
-        <w:t>.3.3</w:t>
-      </w:r>
-      <w:r>
-        <w:rPr>
-          <w:rFonts w:ascii="TH SarabunPSK" w:hAnsi="TH SarabunPSK" w:cs="TH SarabunPSK"/>
-          <w:color w:val="FFFFFF" w:themeColor="background1"/>
-          <w:sz w:val="32"/>
-          <w:szCs w:val="32"/>
-        </w:rPr>
-        <w:t>**</w:t>
-      </w:r>
-      <w:r>
-        <w:rPr>
-          <w:rFonts w:ascii="TH SarabunPSK" w:hAnsi="TH SarabunPSK" w:cs="TH SarabunPSK"/>
-          <w:sz w:val="32"/>
-          <w:szCs w:val="32"/>
-          <w:cs/>
-        </w:rPr>
-        <w:t>เลือกโครงการที่เหมาะสมที่สุดในการพัฒนา</w:t>
-      </w:r>
-    </w:p>
-    <w:p>
-      <w:pPr>
-        <w:tabs>
-          <w:tab w:val="left" w:pos="567"/>
-          <w:tab w:val="left" w:pos="709"/>
-          <w:tab w:val="left" w:pos="851"/>
-          <w:tab w:val="left" w:pos="1276"/>
-          <w:tab w:val="left" w:pos="2127"/>
-        </w:tabs>
-        <w:jc w:val="thaiDistribute"/>
-        <w:rPr>
-          <w:rFonts w:ascii="TH SarabunPSK" w:hAnsi="TH SarabunPSK" w:cs="TH SarabunPSK"/>
-          <w:sz w:val="32"/>
-          <w:szCs w:val="32"/>
-        </w:rPr>
-      </w:pPr>
-      <w:r>
-        <w:rPr>
-          <w:rFonts w:ascii="TH SarabunPSK" w:hAnsi="TH SarabunPSK" w:cs="TH SarabunPSK"/>
-          <w:sz w:val="32"/>
-          <w:szCs w:val="32"/>
-        </w:rPr>
-        <w:tab/>
-        <w:t>2.</w:t>
-      </w:r>
-      <w:r>
-        <w:rPr>
-          <w:rFonts w:ascii="TH SarabunPSK" w:hAnsi="TH SarabunPSK" w:cs="TH SarabunPSK" w:hint="cs"/>
-          <w:sz w:val="32"/>
-          <w:szCs w:val="32"/>
-          <w:cs/>
-        </w:rPr>
-        <w:t>2</w:t>
-      </w:r>
-      <w:r>
-        <w:rPr>
-          <w:rFonts w:ascii="TH SarabunPSK" w:hAnsi="TH SarabunPSK" w:cs="TH SarabunPSK"/>
-          <w:sz w:val="32"/>
-          <w:szCs w:val="32"/>
-        </w:rPr>
-        <w:t>.4</w:t>
-      </w:r>
-      <w:r>
-        <w:rPr>
-          <w:rFonts w:ascii="TH SarabunPSK" w:hAnsi="TH SarabunPSK" w:cs="TH SarabunPSK"/>
-          <w:color w:val="FFFFFF" w:themeColor="background1"/>
-          <w:sz w:val="32"/>
-          <w:szCs w:val="32"/>
-        </w:rPr>
-        <w:t>**</w:t>
-      </w:r>
-      <w:r>
-        <w:rPr>
-          <w:rFonts w:ascii="TH SarabunPSK" w:hAnsi="TH SarabunPSK" w:cs="TH SarabunPSK"/>
-          <w:sz w:val="32"/>
-          <w:szCs w:val="32"/>
-          <w:cs/>
-        </w:rPr>
-        <w:t>การเริ่มต้นและวางแผนโครงการ (</w:t>
-      </w:r>
-      <w:r>
-        <w:rPr>
-          <w:rFonts w:ascii="TH SarabunPSK" w:hAnsi="TH SarabunPSK" w:cs="TH SarabunPSK"/>
-          <w:sz w:val="32"/>
-          <w:szCs w:val="32"/>
-        </w:rPr>
-        <w:t>Project Initiating and Planning System</w:t>
-      </w:r>
-    </w:p>
-    <w:p>
-      <w:pPr>
-        <w:tabs>
-          <w:tab w:val="left" w:pos="567"/>
-          <w:tab w:val="left" w:pos="851"/>
-          <w:tab w:val="left" w:pos="1276"/>
-          <w:tab w:val="left" w:pos="1418"/>
-          <w:tab w:val="left" w:pos="2127"/>
-        </w:tabs>
-        <w:jc w:val="thaiDistribute"/>
-        <w:rPr>
-          <w:rFonts w:ascii="TH SarabunPSK" w:hAnsi="TH SarabunPSK" w:cs="TH SarabunPSK"/>
-          <w:sz w:val="32"/>
-          <w:szCs w:val="32"/>
-        </w:rPr>
-      </w:pPr>
-      <w:r>
-        <w:rPr>
-          <w:rFonts w:ascii="TH SarabunPSK" w:hAnsi="TH SarabunPSK" w:cs="TH SarabunPSK"/>
-          <w:sz w:val="32"/>
-          <w:szCs w:val="32"/>
-        </w:rPr>
-        <w:t xml:space="preserve">Development) </w:t>
-      </w:r>
-      <w:r>
-        <w:rPr>
-          <w:rFonts w:ascii="TH SarabunPSK" w:hAnsi="TH SarabunPSK" w:cs="TH SarabunPSK"/>
-          <w:sz w:val="32"/>
-          <w:szCs w:val="32"/>
-          <w:cs/>
-        </w:rPr>
-        <w:t>เป็น ขั้นตอนในการเริ่มต้นจัดทำโครงการด้วยการจัดตั้งทีมงาน กำหนดตำแหน่งหน้าที่ให้กับทีมงานแต่ละคนอย่างชัดเจน เพื่อร่วมกันสร้างแนวทางเลือกในการนำระบบใหม่มาใช้งาน และเลือกทางเลือกที่ดีที่สุด จากนั้นจะร่วมกันวางแผนจัดทำโครงการกำหนดระยะเวลาในการดำเนินโครงการ ศึกษาความเป็นไปได้ของโครงการ และประมาณการต้นทุน และกำไรที่จะได้รับจากการ</w:t>
-      </w:r>
-    </w:p>
-    <w:p>
-      <w:pPr>
-        <w:tabs>
-          <w:tab w:val="left" w:pos="567"/>
-          <w:tab w:val="left" w:pos="851"/>
-          <w:tab w:val="left" w:pos="1276"/>
-          <w:tab w:val="left" w:pos="1418"/>
-          <w:tab w:val="left" w:pos="2127"/>
-        </w:tabs>
-        <w:jc w:val="thaiDistribute"/>
-        <w:rPr>
-          <w:rFonts w:ascii="TH SarabunPSK" w:hAnsi="TH SarabunPSK" w:cs="TH SarabunPSK"/>
-          <w:sz w:val="32"/>
-          <w:szCs w:val="32"/>
-        </w:rPr>
-      </w:pPr>
-      <w:r>
-        <w:rPr>
-          <w:rFonts w:ascii="TH SarabunPSK" w:hAnsi="TH SarabunPSK" w:cs="TH SarabunPSK"/>
-          <w:sz w:val="32"/>
-          <w:szCs w:val="32"/>
-          <w:cs/>
-        </w:rPr>
-        <w:tab/>
-      </w:r>
-      <w:r>
-        <w:rPr>
-          <w:rFonts w:ascii="TH SarabunPSK" w:hAnsi="TH SarabunPSK" w:cs="TH SarabunPSK"/>
-          <w:sz w:val="32"/>
-          <w:szCs w:val="32"/>
-          <w:cs/>
-        </w:rPr>
-        <w:t xml:space="preserve">ลงทุนในโครงการพัฒนาระบบ เพื่อนำเสนอต่อผู้จัดการ เพื่อพิจารณาอนุมัติดำเนินการในขั้นตอนต่อไป โดยในขณะที่นำเสนอ โครงการอยู่นี้ถือเป็นการดำเนินงานในขั้นตอนที่ </w:t>
-      </w:r>
-      <w:r>
-        <w:rPr>
-          <w:rFonts w:ascii="TH SarabunPSK" w:hAnsi="TH SarabunPSK" w:cs="TH SarabunPSK"/>
-          <w:sz w:val="32"/>
-          <w:szCs w:val="32"/>
-        </w:rPr>
-        <w:t xml:space="preserve">2 </w:t>
-      </w:r>
-      <w:r>
-        <w:rPr>
-          <w:rFonts w:ascii="TH SarabunPSK" w:hAnsi="TH SarabunPSK" w:cs="TH SarabunPSK"/>
-          <w:sz w:val="32"/>
-          <w:szCs w:val="32"/>
-          <w:cs/>
-        </w:rPr>
-        <w:t>ซึ่งใช้เทคนิคในการเก็บรวบรวมข้อเท็จจริงด้วยการสัมภาษณ์ (</w:t>
-      </w:r>
-      <w:r>
-        <w:rPr>
-          <w:rFonts w:ascii="TH SarabunPSK" w:hAnsi="TH SarabunPSK" w:cs="TH SarabunPSK"/>
-          <w:sz w:val="32"/>
-          <w:szCs w:val="32"/>
-        </w:rPr>
-        <w:t xml:space="preserve">Interviewing) </w:t>
-      </w:r>
-      <w:r>
-        <w:rPr>
-          <w:rFonts w:ascii="TH SarabunPSK" w:hAnsi="TH SarabunPSK" w:cs="TH SarabunPSK"/>
-          <w:sz w:val="32"/>
-          <w:szCs w:val="32"/>
-          <w:cs/>
-        </w:rPr>
-        <w:t>การออกแบบสอบถาม (</w:t>
-      </w:r>
-      <w:r>
-        <w:rPr>
-          <w:rFonts w:ascii="TH SarabunPSK" w:hAnsi="TH SarabunPSK" w:cs="TH SarabunPSK"/>
-          <w:sz w:val="32"/>
-          <w:szCs w:val="32"/>
-        </w:rPr>
-        <w:t xml:space="preserve">Questionnaires) </w:t>
-      </w:r>
-      <w:r>
-        <w:rPr>
-          <w:rFonts w:ascii="TH SarabunPSK" w:hAnsi="TH SarabunPSK" w:cs="TH SarabunPSK"/>
-          <w:sz w:val="32"/>
-          <w:szCs w:val="32"/>
-          <w:cs/>
-        </w:rPr>
-        <w:t xml:space="preserve">รวมทั้งพิจารณาจากเอกสารการทำงาน รายงานและแบบฟอร์มต่าง ๆ ของบริษัทประกอบด้วย สรุปกิจกรรมขั้นตอนที่ </w:t>
-      </w:r>
-      <w:r>
-        <w:rPr>
-          <w:rFonts w:ascii="TH SarabunPSK" w:hAnsi="TH SarabunPSK" w:cs="TH SarabunPSK"/>
-          <w:sz w:val="32"/>
-          <w:szCs w:val="32"/>
-        </w:rPr>
-        <w:t xml:space="preserve">2 </w:t>
-      </w:r>
-      <w:r>
-        <w:rPr>
-          <w:rFonts w:ascii="TH SarabunPSK" w:hAnsi="TH SarabunPSK" w:cs="TH SarabunPSK"/>
-          <w:sz w:val="32"/>
-          <w:szCs w:val="32"/>
-          <w:cs/>
-        </w:rPr>
-        <w:t>ได้ดังนี้</w:t>
-      </w:r>
-    </w:p>
-    <w:p>
-      <w:pPr>
-        <w:tabs>
-          <w:tab w:val="left" w:pos="567"/>
-          <w:tab w:val="left" w:pos="851"/>
-          <w:tab w:val="left" w:pos="1276"/>
-          <w:tab w:val="left" w:pos="1985"/>
-        </w:tabs>
-        <w:jc w:val="thaiDistribute"/>
-        <w:rPr>
-          <w:rFonts w:ascii="TH SarabunPSK" w:hAnsi="TH SarabunPSK" w:cs="TH SarabunPSK"/>
-          <w:sz w:val="32"/>
-          <w:szCs w:val="32"/>
-        </w:rPr>
-      </w:pPr>
-      <w:r>
-        <w:rPr>
-          <w:rFonts w:ascii="TH SarabunPSK" w:hAnsi="TH SarabunPSK" w:cs="TH SarabunPSK"/>
-          <w:sz w:val="32"/>
-          <w:szCs w:val="32"/>
-        </w:rPr>
-        <w:tab/>
-      </w:r>
-      <w:r>
-        <w:rPr>
-          <w:rFonts w:ascii="TH SarabunPSK" w:hAnsi="TH SarabunPSK" w:cs="TH SarabunPSK"/>
-          <w:sz w:val="32"/>
-          <w:szCs w:val="32"/>
-        </w:rPr>
-        <w:tab/>
-      </w:r>
-      <w:r>
-        <w:rPr>
-          <w:rFonts w:ascii="TH SarabunPSK" w:hAnsi="TH SarabunPSK" w:cs="TH SarabunPSK"/>
-          <w:sz w:val="32"/>
-          <w:szCs w:val="32"/>
-        </w:rPr>
-        <w:tab/>
-        <w:t>2.</w:t>
-      </w:r>
-      <w:r>
-        <w:rPr>
-          <w:rFonts w:ascii="TH SarabunPSK" w:hAnsi="TH SarabunPSK" w:cs="TH SarabunPSK" w:hint="cs"/>
-          <w:sz w:val="32"/>
-          <w:szCs w:val="32"/>
-          <w:cs/>
-        </w:rPr>
-        <w:t>2</w:t>
-      </w:r>
-      <w:r>
-        <w:rPr>
-          <w:rFonts w:ascii="TH SarabunPSK" w:hAnsi="TH SarabunPSK" w:cs="TH SarabunPSK"/>
-          <w:sz w:val="32"/>
-          <w:szCs w:val="32"/>
-        </w:rPr>
-        <w:t>.4.1</w:t>
-      </w:r>
-      <w:r>
-        <w:rPr>
-          <w:rFonts w:ascii="TH SarabunPSK" w:hAnsi="TH SarabunPSK" w:cs="TH SarabunPSK"/>
-          <w:color w:val="FFFFFF" w:themeColor="background1"/>
-          <w:sz w:val="32"/>
-          <w:szCs w:val="32"/>
-        </w:rPr>
-        <w:t>**</w:t>
-      </w:r>
-      <w:r>
-        <w:rPr>
-          <w:rFonts w:ascii="TH SarabunPSK" w:hAnsi="TH SarabunPSK" w:cs="TH SarabunPSK"/>
-          <w:sz w:val="32"/>
-          <w:szCs w:val="32"/>
-          <w:cs/>
-        </w:rPr>
-        <w:t>เริ่มต้นโครงการ</w:t>
-      </w:r>
-    </w:p>
-    <w:p>
-      <w:pPr>
-        <w:tabs>
-          <w:tab w:val="left" w:pos="567"/>
-          <w:tab w:val="left" w:pos="851"/>
-          <w:tab w:val="left" w:pos="1276"/>
-          <w:tab w:val="left" w:pos="1985"/>
-        </w:tabs>
-        <w:jc w:val="thaiDistribute"/>
-        <w:rPr>
-          <w:rFonts w:ascii="TH SarabunPSK" w:hAnsi="TH SarabunPSK" w:cs="TH SarabunPSK"/>
-          <w:sz w:val="32"/>
-          <w:szCs w:val="32"/>
-        </w:rPr>
-      </w:pPr>
-      <w:r>
-        <w:rPr>
-          <w:rFonts w:ascii="TH SarabunPSK" w:hAnsi="TH SarabunPSK" w:cs="TH SarabunPSK"/>
-          <w:sz w:val="32"/>
-          <w:szCs w:val="32"/>
-        </w:rPr>
-        <w:tab/>
-      </w:r>
-      <w:r>
-        <w:rPr>
-          <w:rFonts w:ascii="TH SarabunPSK" w:hAnsi="TH SarabunPSK" w:cs="TH SarabunPSK"/>
-          <w:sz w:val="32"/>
-          <w:szCs w:val="32"/>
-        </w:rPr>
-        <w:tab/>
-      </w:r>
-      <w:r>
-        <w:rPr>
-          <w:rFonts w:ascii="TH SarabunPSK" w:hAnsi="TH SarabunPSK" w:cs="TH SarabunPSK"/>
-          <w:sz w:val="32"/>
-          <w:szCs w:val="32"/>
-        </w:rPr>
-        <w:tab/>
-        <w:t>2.</w:t>
-      </w:r>
-      <w:r>
-        <w:rPr>
-          <w:rFonts w:ascii="TH SarabunPSK" w:hAnsi="TH SarabunPSK" w:cs="TH SarabunPSK" w:hint="cs"/>
-          <w:sz w:val="32"/>
-          <w:szCs w:val="32"/>
-          <w:cs/>
-        </w:rPr>
-        <w:t>2</w:t>
-      </w:r>
-      <w:r>
-        <w:rPr>
-          <w:rFonts w:ascii="TH SarabunPSK" w:hAnsi="TH SarabunPSK" w:cs="TH SarabunPSK"/>
-          <w:sz w:val="32"/>
-          <w:szCs w:val="32"/>
-        </w:rPr>
-        <w:t>.4.2</w:t>
-      </w:r>
-      <w:r>
-        <w:rPr>
-          <w:rFonts w:ascii="TH SarabunPSK" w:hAnsi="TH SarabunPSK" w:cs="TH SarabunPSK"/>
-          <w:color w:val="FFFFFF" w:themeColor="background1"/>
-          <w:sz w:val="32"/>
-          <w:szCs w:val="32"/>
-        </w:rPr>
-        <w:t>**</w:t>
-      </w:r>
-      <w:r>
-        <w:rPr>
-          <w:rFonts w:ascii="TH SarabunPSK" w:hAnsi="TH SarabunPSK" w:cs="TH SarabunPSK"/>
-          <w:sz w:val="32"/>
-          <w:szCs w:val="32"/>
-          <w:cs/>
-        </w:rPr>
-        <w:t>เสนอแนวทางเลือกในการนำระบบใหม่มาใช้งาน</w:t>
-      </w:r>
-    </w:p>
-    <w:p>
-      <w:pPr>
-        <w:tabs>
-          <w:tab w:val="left" w:pos="567"/>
-          <w:tab w:val="left" w:pos="851"/>
-          <w:tab w:val="left" w:pos="1276"/>
-          <w:tab w:val="left" w:pos="1985"/>
-        </w:tabs>
-        <w:jc w:val="thaiDistribute"/>
-        <w:rPr>
-          <w:rFonts w:ascii="TH SarabunPSK" w:hAnsi="TH SarabunPSK" w:cs="TH SarabunPSK"/>
-          <w:sz w:val="32"/>
-          <w:szCs w:val="32"/>
-        </w:rPr>
-      </w:pPr>
-      <w:r>
-        <w:rPr>
-          <w:rFonts w:ascii="TH SarabunPSK" w:hAnsi="TH SarabunPSK" w:cs="TH SarabunPSK"/>
-          <w:sz w:val="32"/>
-          <w:szCs w:val="32"/>
-        </w:rPr>
-        <w:tab/>
-      </w:r>
-      <w:r>
-        <w:rPr>
-          <w:rFonts w:ascii="TH SarabunPSK" w:hAnsi="TH SarabunPSK" w:cs="TH SarabunPSK"/>
-          <w:sz w:val="32"/>
-          <w:szCs w:val="32"/>
-        </w:rPr>
-        <w:tab/>
-      </w:r>
-      <w:r>
-        <w:rPr>
-          <w:rFonts w:ascii="TH SarabunPSK" w:hAnsi="TH SarabunPSK" w:cs="TH SarabunPSK"/>
-          <w:sz w:val="32"/>
-          <w:szCs w:val="32"/>
-        </w:rPr>
-        <w:tab/>
-        <w:t>2.</w:t>
-      </w:r>
-      <w:r>
-        <w:rPr>
-          <w:rFonts w:ascii="TH SarabunPSK" w:hAnsi="TH SarabunPSK" w:cs="TH SarabunPSK" w:hint="cs"/>
-          <w:sz w:val="32"/>
-          <w:szCs w:val="32"/>
-          <w:cs/>
-        </w:rPr>
-        <w:t>2</w:t>
-      </w:r>
-      <w:r>
-        <w:rPr>
-          <w:rFonts w:ascii="TH SarabunPSK" w:hAnsi="TH SarabunPSK" w:cs="TH SarabunPSK"/>
-          <w:sz w:val="32"/>
-          <w:szCs w:val="32"/>
-        </w:rPr>
-        <w:t>.4.3</w:t>
-      </w:r>
-      <w:r>
-        <w:rPr>
-          <w:rFonts w:ascii="TH SarabunPSK" w:hAnsi="TH SarabunPSK" w:cs="TH SarabunPSK"/>
-          <w:color w:val="FFFFFF" w:themeColor="background1"/>
-          <w:sz w:val="32"/>
-          <w:szCs w:val="32"/>
-        </w:rPr>
-        <w:t>**</w:t>
-      </w:r>
-      <w:r>
-        <w:rPr>
-          <w:rFonts w:ascii="TH SarabunPSK" w:hAnsi="TH SarabunPSK" w:cs="TH SarabunPSK"/>
-          <w:sz w:val="32"/>
-          <w:szCs w:val="32"/>
-          <w:cs/>
-        </w:rPr>
-        <w:t>วางแผนโครงการ</w:t>
-      </w:r>
-    </w:p>
-    <w:p>
-      <w:pPr>
-        <w:tabs>
-          <w:tab w:val="left" w:pos="567"/>
-          <w:tab w:val="left" w:pos="851"/>
-          <w:tab w:val="left" w:pos="1276"/>
-        </w:tabs>
-        <w:jc w:val="thaiDistribute"/>
-        <w:rPr>
-          <w:rFonts w:ascii="TH SarabunPSK" w:hAnsi="TH SarabunPSK" w:cs="TH SarabunPSK"/>
-          <w:sz w:val="32"/>
-          <w:szCs w:val="32"/>
-        </w:rPr>
-      </w:pPr>
-      <w:r>
-        <w:rPr>
-          <w:rFonts w:ascii="TH SarabunPSK" w:hAnsi="TH SarabunPSK" w:cs="TH SarabunPSK"/>
-          <w:sz w:val="32"/>
-          <w:szCs w:val="32"/>
-        </w:rPr>
-        <w:tab/>
-        <w:t>2.</w:t>
-      </w:r>
-      <w:r>
-        <w:rPr>
-          <w:rFonts w:ascii="TH SarabunPSK" w:hAnsi="TH SarabunPSK" w:cs="TH SarabunPSK" w:hint="cs"/>
-          <w:sz w:val="32"/>
-          <w:szCs w:val="32"/>
-          <w:cs/>
-        </w:rPr>
-        <w:t>2</w:t>
-      </w:r>
-      <w:r>
-        <w:rPr>
-          <w:rFonts w:ascii="TH SarabunPSK" w:hAnsi="TH SarabunPSK" w:cs="TH SarabunPSK"/>
-          <w:sz w:val="32"/>
-          <w:szCs w:val="32"/>
-        </w:rPr>
-        <w:t>.5</w:t>
-      </w:r>
-      <w:r>
-        <w:rPr>
-          <w:rFonts w:ascii="TH SarabunPSK" w:hAnsi="TH SarabunPSK" w:cs="TH SarabunPSK"/>
-          <w:color w:val="FFFFFF" w:themeColor="background1"/>
-          <w:sz w:val="32"/>
-          <w:szCs w:val="32"/>
-        </w:rPr>
-        <w:t>**</w:t>
-      </w:r>
-      <w:r>
-        <w:rPr>
-          <w:rFonts w:ascii="TH SarabunPSK" w:hAnsi="TH SarabunPSK" w:cs="TH SarabunPSK"/>
-          <w:sz w:val="32"/>
-          <w:szCs w:val="32"/>
-          <w:cs/>
-        </w:rPr>
-        <w:t>การวิเคราะห์ (</w:t>
-      </w:r>
-      <w:r>
-        <w:rPr>
-          <w:rFonts w:ascii="TH SarabunPSK" w:hAnsi="TH SarabunPSK" w:cs="TH SarabunPSK"/>
-          <w:sz w:val="32"/>
-          <w:szCs w:val="32"/>
-        </w:rPr>
-        <w:t>System Analysis)</w:t>
-      </w:r>
-      <w:r>
-        <w:rPr>
-          <w:rFonts w:ascii="TH SarabunPSK" w:hAnsi="TH SarabunPSK" w:cs="TH SarabunPSK" w:hint="cs"/>
-          <w:sz w:val="32"/>
-          <w:szCs w:val="32"/>
-          <w:cs/>
-        </w:rPr>
-        <w:t xml:space="preserve"> </w:t>
-      </w:r>
-      <w:r>
-        <w:rPr>
-          <w:rFonts w:ascii="TH SarabunPSK" w:hAnsi="TH SarabunPSK" w:cs="TH SarabunPSK"/>
-          <w:sz w:val="32"/>
-          <w:szCs w:val="32"/>
-          <w:cs/>
-        </w:rPr>
-        <w:t xml:space="preserve">เป็นขั้นตอนในการศึกษาและวิเคราะห์ถึงขั้นตอนการดำเนินงานของระบบเดิม ซึ่งการที่จะสามารถดำเนินการในขั้นตอนนี้ ได้จะต้องผ่านการอนุมัติในขั้นตอนที่ </w:t>
-      </w:r>
-      <w:r>
-        <w:rPr>
-          <w:rFonts w:ascii="TH SarabunPSK" w:hAnsi="TH SarabunPSK" w:cs="TH SarabunPSK"/>
-          <w:sz w:val="32"/>
-          <w:szCs w:val="32"/>
-        </w:rPr>
-        <w:t xml:space="preserve">2 </w:t>
-      </w:r>
-      <w:r>
-        <w:rPr>
-          <w:rFonts w:ascii="TH SarabunPSK" w:hAnsi="TH SarabunPSK" w:cs="TH SarabunPSK"/>
-          <w:sz w:val="32"/>
-          <w:szCs w:val="32"/>
-          <w:cs/>
-        </w:rPr>
-        <w:t>ใน การนำเสนอโครงการหลังจากนั้นจะรวบรวมความต้องการในระบบใหม่ จากผู้ใช้ระบบแล้วนำมาศึกษาและวิเคราะห์ความต้องการเหล่านั้นด้วย การใช้เครื่องมือชนิดต่าง ๆ ได้แก่ แบบจำลองขั้นตอนการทำงานของระบบ (</w:t>
-      </w:r>
-      <w:r>
-        <w:rPr>
-          <w:rFonts w:ascii="TH SarabunPSK" w:hAnsi="TH SarabunPSK" w:cs="TH SarabunPSK"/>
-          <w:sz w:val="32"/>
-          <w:szCs w:val="32"/>
-        </w:rPr>
-        <w:t xml:space="preserve">Process Modeling) </w:t>
-      </w:r>
-      <w:r>
-        <w:rPr>
-          <w:rFonts w:ascii="TH SarabunPSK" w:hAnsi="TH SarabunPSK" w:cs="TH SarabunPSK"/>
-          <w:sz w:val="32"/>
-          <w:szCs w:val="32"/>
-          <w:cs/>
-        </w:rPr>
-        <w:t>โดยใช้แผนภาพกระแสข้อมูล (</w:t>
-      </w:r>
-      <w:r>
-        <w:rPr>
-          <w:rFonts w:ascii="TH SarabunPSK" w:hAnsi="TH SarabunPSK" w:cs="TH SarabunPSK"/>
-          <w:sz w:val="32"/>
-          <w:szCs w:val="32"/>
-        </w:rPr>
-        <w:t xml:space="preserve">Data Flow Diagram: DFD) </w:t>
-      </w:r>
-      <w:r>
-        <w:rPr>
-          <w:rFonts w:ascii="TH SarabunPSK" w:hAnsi="TH SarabunPSK" w:cs="TH SarabunPSK"/>
-          <w:sz w:val="32"/>
-          <w:szCs w:val="32"/>
-          <w:cs/>
-        </w:rPr>
-        <w:t>และแบบจำลองข้อมูล (</w:t>
-      </w:r>
-      <w:r>
-        <w:rPr>
-          <w:rFonts w:ascii="TH SarabunPSK" w:hAnsi="TH SarabunPSK" w:cs="TH SarabunPSK"/>
-          <w:sz w:val="32"/>
-          <w:szCs w:val="32"/>
-        </w:rPr>
-        <w:t xml:space="preserve">Data Modeling) </w:t>
-      </w:r>
-      <w:r>
-        <w:rPr>
-          <w:rFonts w:ascii="TH SarabunPSK" w:hAnsi="TH SarabunPSK" w:cs="TH SarabunPSK"/>
-          <w:sz w:val="32"/>
-          <w:szCs w:val="32"/>
-          <w:cs/>
-        </w:rPr>
-        <w:t>โดยใช้แผนภาพแสดงความสัมพันธ์ระหว่าง ข้อมูล (</w:t>
-      </w:r>
-      <w:r>
-        <w:rPr>
-          <w:rFonts w:ascii="TH SarabunPSK" w:hAnsi="TH SarabunPSK" w:cs="TH SarabunPSK"/>
-          <w:sz w:val="32"/>
-          <w:szCs w:val="32"/>
-        </w:rPr>
-        <w:t xml:space="preserve">Entity Relationship Diagram: E-R Diagram) </w:t>
-      </w:r>
-      <w:r>
-        <w:rPr>
-          <w:rFonts w:ascii="TH SarabunPSK" w:hAnsi="TH SarabunPSK" w:cs="TH SarabunPSK"/>
-          <w:sz w:val="32"/>
-          <w:szCs w:val="32"/>
-          <w:cs/>
-        </w:rPr>
-        <w:t xml:space="preserve">สรุปกิจกรรมในขั้นตอนที่ </w:t>
-      </w:r>
-      <w:r>
-        <w:rPr>
-          <w:rFonts w:ascii="TH SarabunPSK" w:hAnsi="TH SarabunPSK" w:cs="TH SarabunPSK"/>
-          <w:sz w:val="32"/>
-          <w:szCs w:val="32"/>
-        </w:rPr>
-        <w:t xml:space="preserve">3 </w:t>
-      </w:r>
-      <w:r>
-        <w:rPr>
-          <w:rFonts w:ascii="TH SarabunPSK" w:hAnsi="TH SarabunPSK" w:cs="TH SarabunPSK"/>
-          <w:sz w:val="32"/>
-          <w:szCs w:val="32"/>
-          <w:cs/>
-        </w:rPr>
-        <w:t>ได้ดังนี้</w:t>
-      </w:r>
-    </w:p>
-    <w:p>
-      <w:pPr>
-        <w:tabs>
-          <w:tab w:val="left" w:pos="567"/>
-          <w:tab w:val="left" w:pos="851"/>
-          <w:tab w:val="left" w:pos="1276"/>
-          <w:tab w:val="left" w:pos="1985"/>
-        </w:tabs>
-        <w:jc w:val="thaiDistribute"/>
-        <w:rPr>
-          <w:rFonts w:ascii="TH SarabunPSK" w:hAnsi="TH SarabunPSK" w:cs="TH SarabunPSK"/>
-          <w:sz w:val="32"/>
-          <w:szCs w:val="32"/>
-        </w:rPr>
-      </w:pPr>
-      <w:r>
-        <w:rPr>
-          <w:rFonts w:ascii="TH SarabunPSK" w:hAnsi="TH SarabunPSK" w:cs="TH SarabunPSK"/>
-          <w:sz w:val="32"/>
-          <w:szCs w:val="32"/>
-        </w:rPr>
-        <w:tab/>
-      </w:r>
-      <w:r>
-        <w:rPr>
-          <w:rFonts w:ascii="TH SarabunPSK" w:hAnsi="TH SarabunPSK" w:cs="TH SarabunPSK"/>
-          <w:sz w:val="32"/>
-          <w:szCs w:val="32"/>
-        </w:rPr>
-        <w:tab/>
-      </w:r>
-      <w:r>
-        <w:rPr>
-          <w:rFonts w:ascii="TH SarabunPSK" w:hAnsi="TH SarabunPSK" w:cs="TH SarabunPSK"/>
-          <w:sz w:val="32"/>
-          <w:szCs w:val="32"/>
-        </w:rPr>
-        <w:tab/>
-        <w:t>2.</w:t>
-      </w:r>
-      <w:r>
-        <w:rPr>
-          <w:rFonts w:ascii="TH SarabunPSK" w:hAnsi="TH SarabunPSK" w:cs="TH SarabunPSK" w:hint="cs"/>
-          <w:sz w:val="32"/>
-          <w:szCs w:val="32"/>
-          <w:cs/>
-        </w:rPr>
-        <w:t>2</w:t>
-      </w:r>
-      <w:r>
-        <w:rPr>
-          <w:rFonts w:ascii="TH SarabunPSK" w:hAnsi="TH SarabunPSK" w:cs="TH SarabunPSK"/>
-          <w:sz w:val="32"/>
-          <w:szCs w:val="32"/>
-        </w:rPr>
-        <w:t>.5.1</w:t>
-      </w:r>
-      <w:r>
-        <w:rPr>
-          <w:rFonts w:ascii="TH SarabunPSK" w:hAnsi="TH SarabunPSK" w:cs="TH SarabunPSK"/>
-          <w:color w:val="FFFFFF" w:themeColor="background1"/>
-          <w:sz w:val="32"/>
-          <w:szCs w:val="32"/>
-        </w:rPr>
-        <w:t>**</w:t>
-      </w:r>
-      <w:r>
-        <w:rPr>
-          <w:rFonts w:ascii="TH SarabunPSK" w:hAnsi="TH SarabunPSK" w:cs="TH SarabunPSK"/>
-          <w:sz w:val="32"/>
-          <w:szCs w:val="32"/>
-          <w:cs/>
-        </w:rPr>
-        <w:t>ศึกษาขั้นตอนการทำงานของระบบเดิม</w:t>
-      </w:r>
-    </w:p>
-    <w:p>
-      <w:pPr>
-        <w:tabs>
-          <w:tab w:val="left" w:pos="567"/>
-          <w:tab w:val="left" w:pos="851"/>
-          <w:tab w:val="left" w:pos="1276"/>
-          <w:tab w:val="left" w:pos="1985"/>
-        </w:tabs>
-        <w:jc w:val="thaiDistribute"/>
-        <w:rPr>
-          <w:rFonts w:ascii="TH SarabunPSK" w:hAnsi="TH SarabunPSK" w:cs="TH SarabunPSK"/>
-          <w:sz w:val="32"/>
-          <w:szCs w:val="32"/>
-        </w:rPr>
-      </w:pPr>
-      <w:r>
-        <w:rPr>
-          <w:rFonts w:ascii="TH SarabunPSK" w:hAnsi="TH SarabunPSK" w:cs="TH SarabunPSK"/>
-          <w:sz w:val="32"/>
-          <w:szCs w:val="32"/>
-        </w:rPr>
-        <w:tab/>
-      </w:r>
-      <w:r>
-        <w:rPr>
-          <w:rFonts w:ascii="TH SarabunPSK" w:hAnsi="TH SarabunPSK" w:cs="TH SarabunPSK"/>
-          <w:sz w:val="32"/>
-          <w:szCs w:val="32"/>
-        </w:rPr>
-        <w:tab/>
-      </w:r>
-      <w:r>
-        <w:rPr>
-          <w:rFonts w:ascii="TH SarabunPSK" w:hAnsi="TH SarabunPSK" w:cs="TH SarabunPSK"/>
-          <w:sz w:val="32"/>
-          <w:szCs w:val="32"/>
-        </w:rPr>
-        <w:tab/>
-        <w:t>2.</w:t>
-      </w:r>
-      <w:r>
-        <w:rPr>
-          <w:rFonts w:ascii="TH SarabunPSK" w:hAnsi="TH SarabunPSK" w:cs="TH SarabunPSK" w:hint="cs"/>
-          <w:sz w:val="32"/>
-          <w:szCs w:val="32"/>
-          <w:cs/>
-        </w:rPr>
-        <w:t>2</w:t>
-      </w:r>
-      <w:r>
-        <w:rPr>
-          <w:rFonts w:ascii="TH SarabunPSK" w:hAnsi="TH SarabunPSK" w:cs="TH SarabunPSK"/>
-          <w:sz w:val="32"/>
-          <w:szCs w:val="32"/>
-        </w:rPr>
-        <w:t>.5.2</w:t>
-      </w:r>
-      <w:r>
-        <w:rPr>
-          <w:rFonts w:ascii="TH SarabunPSK" w:hAnsi="TH SarabunPSK" w:cs="TH SarabunPSK"/>
-          <w:color w:val="FFFFFF" w:themeColor="background1"/>
-          <w:sz w:val="32"/>
-          <w:szCs w:val="32"/>
-        </w:rPr>
-        <w:t>**</w:t>
-      </w:r>
-      <w:r>
-        <w:rPr>
-          <w:rFonts w:ascii="TH SarabunPSK" w:hAnsi="TH SarabunPSK" w:cs="TH SarabunPSK"/>
-          <w:sz w:val="32"/>
-          <w:szCs w:val="32"/>
-          <w:cs/>
-        </w:rPr>
-        <w:t>รวบรวมความต้องการในระบบใหม่จากผู้ใช้ระบบ</w:t>
-      </w:r>
-    </w:p>
-    <w:p>
-      <w:pPr>
-        <w:tabs>
-          <w:tab w:val="left" w:pos="567"/>
-          <w:tab w:val="left" w:pos="851"/>
-          <w:tab w:val="left" w:pos="1276"/>
-          <w:tab w:val="left" w:pos="1985"/>
-        </w:tabs>
-        <w:jc w:val="thaiDistribute"/>
-        <w:rPr>
-          <w:rFonts w:ascii="TH SarabunPSK" w:hAnsi="TH SarabunPSK" w:cs="TH SarabunPSK"/>
-          <w:sz w:val="32"/>
-          <w:szCs w:val="32"/>
-        </w:rPr>
-      </w:pPr>
-      <w:r>
-        <w:rPr>
-          <w:rFonts w:ascii="TH SarabunPSK" w:hAnsi="TH SarabunPSK" w:cs="TH SarabunPSK"/>
-          <w:sz w:val="32"/>
-          <w:szCs w:val="32"/>
-        </w:rPr>
-        <w:tab/>
-      </w:r>
-      <w:r>
-        <w:rPr>
-          <w:rFonts w:ascii="TH SarabunPSK" w:hAnsi="TH SarabunPSK" w:cs="TH SarabunPSK"/>
-          <w:sz w:val="32"/>
-          <w:szCs w:val="32"/>
-        </w:rPr>
-        <w:tab/>
-      </w:r>
-      <w:r>
-        <w:rPr>
-          <w:rFonts w:ascii="TH SarabunPSK" w:hAnsi="TH SarabunPSK" w:cs="TH SarabunPSK"/>
-          <w:sz w:val="32"/>
-          <w:szCs w:val="32"/>
-        </w:rPr>
-        <w:tab/>
-        <w:t>2.</w:t>
-      </w:r>
-      <w:r>
-        <w:rPr>
-          <w:rFonts w:ascii="TH SarabunPSK" w:hAnsi="TH SarabunPSK" w:cs="TH SarabunPSK" w:hint="cs"/>
-          <w:sz w:val="32"/>
-          <w:szCs w:val="32"/>
-          <w:cs/>
-        </w:rPr>
-        <w:t>2</w:t>
-      </w:r>
-      <w:r>
-        <w:rPr>
-          <w:rFonts w:ascii="TH SarabunPSK" w:hAnsi="TH SarabunPSK" w:cs="TH SarabunPSK"/>
-          <w:sz w:val="32"/>
-          <w:szCs w:val="32"/>
-        </w:rPr>
-        <w:t>.5.3</w:t>
-      </w:r>
-      <w:r>
-        <w:rPr>
-          <w:rFonts w:ascii="TH SarabunPSK" w:hAnsi="TH SarabunPSK" w:cs="TH SarabunPSK"/>
-          <w:color w:val="FFFFFF" w:themeColor="background1"/>
-          <w:sz w:val="32"/>
-          <w:szCs w:val="32"/>
-        </w:rPr>
-        <w:t>**</w:t>
-      </w:r>
-      <w:r>
-        <w:rPr>
-          <w:rFonts w:ascii="TH SarabunPSK" w:hAnsi="TH SarabunPSK" w:cs="TH SarabunPSK"/>
-          <w:sz w:val="32"/>
-          <w:szCs w:val="32"/>
-          <w:cs/>
-        </w:rPr>
-        <w:t>จำลองแบบความต้องการที่รวบรวมได้</w:t>
-      </w:r>
-    </w:p>
-    <w:p>
-      <w:pPr>
-        <w:tabs>
-          <w:tab w:val="left" w:pos="567"/>
-          <w:tab w:val="left" w:pos="851"/>
-          <w:tab w:val="left" w:pos="1276"/>
-          <w:tab w:val="left" w:pos="1985"/>
-        </w:tabs>
-        <w:jc w:val="thaiDistribute"/>
-        <w:rPr>
-          <w:rFonts w:ascii="TH SarabunPSK" w:hAnsi="TH SarabunPSK" w:cs="TH SarabunPSK"/>
-          <w:sz w:val="32"/>
-          <w:szCs w:val="32"/>
-        </w:rPr>
-      </w:pPr>
-      <w:r>
-        <w:rPr>
-          <w:rFonts w:ascii="TH SarabunPSK" w:hAnsi="TH SarabunPSK" w:cs="TH SarabunPSK"/>
-          <w:sz w:val="32"/>
-          <w:szCs w:val="32"/>
-        </w:rPr>
-        <w:tab/>
-        <w:t>2.</w:t>
-      </w:r>
-      <w:r>
-        <w:rPr>
-          <w:rFonts w:ascii="TH SarabunPSK" w:hAnsi="TH SarabunPSK" w:cs="TH SarabunPSK" w:hint="cs"/>
-          <w:sz w:val="32"/>
-          <w:szCs w:val="32"/>
-          <w:cs/>
-        </w:rPr>
-        <w:t>2</w:t>
-      </w:r>
-      <w:r>
-        <w:rPr>
-          <w:rFonts w:ascii="TH SarabunPSK" w:hAnsi="TH SarabunPSK" w:cs="TH SarabunPSK"/>
-          <w:sz w:val="32"/>
-          <w:szCs w:val="32"/>
-        </w:rPr>
-        <w:t>.</w:t>
-      </w:r>
-      <w:r>
-        <w:rPr>
-          <w:rFonts w:ascii="TH SarabunPSK" w:hAnsi="TH SarabunPSK" w:cs="TH SarabunPSK" w:hint="cs"/>
-          <w:sz w:val="32"/>
-          <w:szCs w:val="32"/>
-          <w:cs/>
-        </w:rPr>
-        <w:t>6</w:t>
-      </w:r>
-      <w:r>
-        <w:rPr>
-          <w:rFonts w:ascii="TH SarabunPSK" w:hAnsi="TH SarabunPSK" w:cs="TH SarabunPSK"/>
-          <w:sz w:val="32"/>
-          <w:szCs w:val="32"/>
-        </w:rPr>
-        <w:t>.</w:t>
-      </w:r>
-      <w:r>
-        <w:rPr>
-          <w:rFonts w:ascii="TH SarabunPSK" w:hAnsi="TH SarabunPSK" w:cs="TH SarabunPSK"/>
-          <w:color w:val="FFFFFF" w:themeColor="background1"/>
-          <w:sz w:val="32"/>
-          <w:szCs w:val="32"/>
-        </w:rPr>
-        <w:t>**</w:t>
-      </w:r>
-      <w:r>
-        <w:rPr>
-          <w:rFonts w:ascii="TH SarabunPSK" w:hAnsi="TH SarabunPSK" w:cs="TH SarabunPSK"/>
-          <w:sz w:val="32"/>
-          <w:szCs w:val="32"/>
-          <w:cs/>
-        </w:rPr>
-        <w:t>การออกแบบเชิงตรรกะ (</w:t>
-      </w:r>
-      <w:r>
-        <w:rPr>
-          <w:rFonts w:ascii="TH SarabunPSK" w:hAnsi="TH SarabunPSK" w:cs="TH SarabunPSK"/>
-          <w:sz w:val="32"/>
-          <w:szCs w:val="32"/>
-        </w:rPr>
-        <w:t xml:space="preserve">Logical Design) </w:t>
-      </w:r>
-      <w:r>
-        <w:rPr>
-          <w:rFonts w:ascii="TH SarabunPSK" w:hAnsi="TH SarabunPSK" w:cs="TH SarabunPSK"/>
-          <w:sz w:val="32"/>
-          <w:szCs w:val="32"/>
-          <w:cs/>
-        </w:rPr>
-        <w:t>เป็นขั้นตอนในการออกแบบลักษณะการทำงานของระบบตามทางเลือกที่ได้จากเลือกไว้จากขั้นตอน การวิเคราะห์ระบบโดยการออกแบบในเชิงตรรกะนี้ยังไม่ได้มีการระบุถึงคุณลักษณะ ของอุปกรณ์ที่จะนำมาใช้ เพียงแต่กำหนดถึงลักษณะของรูปแบบรายงานที่เกิดจากการทำงานของระบบ ลักษณะของการนำข้อมูลเข้าสู่ระบบ และผลลัพธ์ที่ได้</w:t>
-      </w:r>
-      <w:r>
-        <w:rPr>
-          <w:rFonts w:ascii="TH SarabunPSK" w:hAnsi="TH SarabunPSK" w:cs="TH SarabunPSK"/>
-          <w:sz w:val="32"/>
-          <w:szCs w:val="32"/>
-          <w:cs/>
-        </w:rPr>
-        <w:lastRenderedPageBreak/>
-        <w:t xml:space="preserve">จากระบบ ซึ่งจะเลือกใช้การนำเสนอรูปแบบของรายงาน และลักษณะของจอภาพของระบบจะทำให้สามารถเข้าใจขั้นตอนการทำงานของระบบได้ ชัดเจนขึ้น สรุปกิจกรรมในขั้นตอนที่ </w:t>
-      </w:r>
-      <w:r>
-        <w:rPr>
-          <w:rFonts w:ascii="TH SarabunPSK" w:hAnsi="TH SarabunPSK" w:cs="TH SarabunPSK"/>
-          <w:sz w:val="32"/>
-          <w:szCs w:val="32"/>
-        </w:rPr>
-        <w:t xml:space="preserve">4 </w:t>
-      </w:r>
-      <w:r>
-        <w:rPr>
-          <w:rFonts w:ascii="TH SarabunPSK" w:hAnsi="TH SarabunPSK" w:cs="TH SarabunPSK"/>
-          <w:sz w:val="32"/>
-          <w:szCs w:val="32"/>
-          <w:cs/>
-        </w:rPr>
-        <w:t>ได้ดังนี้</w:t>
-      </w:r>
-    </w:p>
-    <w:p>
-      <w:pPr>
-        <w:tabs>
-          <w:tab w:val="left" w:pos="567"/>
-          <w:tab w:val="left" w:pos="851"/>
-          <w:tab w:val="left" w:pos="1276"/>
-          <w:tab w:val="left" w:pos="1418"/>
-          <w:tab w:val="left" w:pos="2127"/>
-          <w:tab w:val="left" w:pos="2835"/>
-        </w:tabs>
-        <w:jc w:val="thaiDistribute"/>
-        <w:rPr>
-          <w:rFonts w:ascii="TH SarabunPSK" w:hAnsi="TH SarabunPSK" w:cs="TH SarabunPSK"/>
-          <w:sz w:val="32"/>
-          <w:szCs w:val="32"/>
-        </w:rPr>
-      </w:pPr>
-      <w:r>
-        <w:rPr>
-          <w:rFonts w:ascii="TH SarabunPSK" w:hAnsi="TH SarabunPSK" w:cs="TH SarabunPSK"/>
-          <w:sz w:val="32"/>
-          <w:szCs w:val="32"/>
-        </w:rPr>
-        <w:tab/>
-      </w:r>
-      <w:r>
-        <w:rPr>
-          <w:rFonts w:ascii="TH SarabunPSK" w:hAnsi="TH SarabunPSK" w:cs="TH SarabunPSK"/>
-          <w:sz w:val="32"/>
-          <w:szCs w:val="32"/>
-        </w:rPr>
-        <w:tab/>
-      </w:r>
-      <w:r>
-        <w:rPr>
-          <w:rFonts w:ascii="TH SarabunPSK" w:hAnsi="TH SarabunPSK" w:cs="TH SarabunPSK"/>
-          <w:sz w:val="32"/>
-          <w:szCs w:val="32"/>
-        </w:rPr>
-        <w:tab/>
-      </w:r>
-      <w:r>
-        <w:rPr>
-          <w:rFonts w:ascii="TH SarabunPSK" w:hAnsi="TH SarabunPSK" w:cs="TH SarabunPSK" w:hint="cs"/>
-          <w:sz w:val="32"/>
-          <w:szCs w:val="32"/>
-          <w:cs/>
-        </w:rPr>
-        <w:t>2.2.6.1</w:t>
-      </w:r>
-      <w:r>
-        <w:rPr>
-          <w:rFonts w:ascii="TH SarabunPSK" w:hAnsi="TH SarabunPSK" w:cs="TH SarabunPSK"/>
-          <w:color w:val="FFFFFF" w:themeColor="background1"/>
-          <w:sz w:val="32"/>
-          <w:szCs w:val="32"/>
-        </w:rPr>
-        <w:t>**</w:t>
-      </w:r>
-      <w:r>
-        <w:rPr>
-          <w:rFonts w:ascii="TH SarabunPSK" w:hAnsi="TH SarabunPSK" w:cs="TH SarabunPSK"/>
-          <w:sz w:val="32"/>
-          <w:szCs w:val="32"/>
-          <w:cs/>
-        </w:rPr>
-        <w:t>ออกแบบแบบฟอร์มและรายงาน (</w:t>
-      </w:r>
-      <w:r>
-        <w:rPr>
-          <w:rFonts w:ascii="TH SarabunPSK" w:hAnsi="TH SarabunPSK" w:cs="TH SarabunPSK"/>
-          <w:sz w:val="32"/>
-          <w:szCs w:val="32"/>
-        </w:rPr>
-        <w:t>Form/Report Design)</w:t>
-      </w:r>
-    </w:p>
-    <w:p>
-      <w:pPr>
-        <w:tabs>
-          <w:tab w:val="left" w:pos="567"/>
-          <w:tab w:val="left" w:pos="851"/>
-          <w:tab w:val="left" w:pos="1276"/>
-          <w:tab w:val="left" w:pos="2127"/>
-          <w:tab w:val="left" w:pos="2835"/>
-        </w:tabs>
-        <w:jc w:val="thaiDistribute"/>
-        <w:rPr>
-          <w:rFonts w:ascii="TH SarabunPSK" w:hAnsi="TH SarabunPSK" w:cs="TH SarabunPSK"/>
-          <w:sz w:val="32"/>
-          <w:szCs w:val="32"/>
-        </w:rPr>
-      </w:pPr>
-      <w:r>
-        <w:rPr>
-          <w:rFonts w:ascii="TH SarabunPSK" w:hAnsi="TH SarabunPSK" w:cs="TH SarabunPSK"/>
-          <w:sz w:val="32"/>
-          <w:szCs w:val="32"/>
-        </w:rPr>
-        <w:tab/>
-      </w:r>
-      <w:r>
-        <w:rPr>
-          <w:rFonts w:ascii="TH SarabunPSK" w:hAnsi="TH SarabunPSK" w:cs="TH SarabunPSK"/>
-          <w:sz w:val="32"/>
-          <w:szCs w:val="32"/>
-        </w:rPr>
-        <w:tab/>
-      </w:r>
-      <w:r>
-        <w:rPr>
-          <w:rFonts w:ascii="TH SarabunPSK" w:hAnsi="TH SarabunPSK" w:cs="TH SarabunPSK"/>
-          <w:sz w:val="32"/>
-          <w:szCs w:val="32"/>
-        </w:rPr>
-        <w:tab/>
-      </w:r>
-      <w:r>
-        <w:rPr>
-          <w:rFonts w:ascii="TH SarabunPSK" w:hAnsi="TH SarabunPSK" w:cs="TH SarabunPSK" w:hint="cs"/>
-          <w:sz w:val="32"/>
-          <w:szCs w:val="32"/>
-          <w:cs/>
-        </w:rPr>
-        <w:t>2.2.6.2</w:t>
-      </w:r>
-      <w:r>
-        <w:rPr>
-          <w:rFonts w:ascii="TH SarabunPSK" w:hAnsi="TH SarabunPSK" w:cs="TH SarabunPSK"/>
-          <w:color w:val="FFFFFF" w:themeColor="background1"/>
-          <w:sz w:val="32"/>
-          <w:szCs w:val="32"/>
-        </w:rPr>
-        <w:t>**</w:t>
-      </w:r>
-      <w:r>
-        <w:rPr>
-          <w:rFonts w:ascii="TH SarabunPSK" w:hAnsi="TH SarabunPSK" w:cs="TH SarabunPSK"/>
-          <w:sz w:val="32"/>
-          <w:szCs w:val="32"/>
-          <w:cs/>
-        </w:rPr>
-        <w:t>ออกแบบส่วนติดต่อกับผู้ใช้ (</w:t>
-      </w:r>
-      <w:r>
-        <w:rPr>
-          <w:rFonts w:ascii="TH SarabunPSK" w:hAnsi="TH SarabunPSK" w:cs="TH SarabunPSK"/>
-          <w:sz w:val="32"/>
-          <w:szCs w:val="32"/>
-        </w:rPr>
-        <w:t>User Interfaces Design)</w:t>
-      </w:r>
-    </w:p>
-    <w:p>
-      <w:pPr>
-        <w:tabs>
-          <w:tab w:val="left" w:pos="567"/>
-          <w:tab w:val="left" w:pos="851"/>
-          <w:tab w:val="left" w:pos="1276"/>
-          <w:tab w:val="left" w:pos="2127"/>
-          <w:tab w:val="left" w:pos="2835"/>
-        </w:tabs>
-        <w:jc w:val="thaiDistribute"/>
-        <w:rPr>
-          <w:rFonts w:ascii="TH SarabunPSK" w:hAnsi="TH SarabunPSK" w:cs="TH SarabunPSK"/>
-          <w:sz w:val="32"/>
-          <w:szCs w:val="32"/>
-        </w:rPr>
-      </w:pPr>
-      <w:r>
-        <w:rPr>
-          <w:rFonts w:ascii="TH SarabunPSK" w:hAnsi="TH SarabunPSK" w:cs="TH SarabunPSK"/>
-          <w:sz w:val="32"/>
-          <w:szCs w:val="32"/>
-        </w:rPr>
-        <w:tab/>
-      </w:r>
-      <w:r>
-        <w:rPr>
-          <w:rFonts w:ascii="TH SarabunPSK" w:hAnsi="TH SarabunPSK" w:cs="TH SarabunPSK"/>
-          <w:sz w:val="32"/>
-          <w:szCs w:val="32"/>
-        </w:rPr>
-        <w:tab/>
-      </w:r>
-      <w:r>
-        <w:rPr>
-          <w:rFonts w:ascii="TH SarabunPSK" w:hAnsi="TH SarabunPSK" w:cs="TH SarabunPSK"/>
-          <w:sz w:val="32"/>
-          <w:szCs w:val="32"/>
-        </w:rPr>
-        <w:tab/>
-      </w:r>
-      <w:r>
-        <w:rPr>
-          <w:rFonts w:ascii="TH SarabunPSK" w:hAnsi="TH SarabunPSK" w:cs="TH SarabunPSK" w:hint="cs"/>
-          <w:sz w:val="32"/>
-          <w:szCs w:val="32"/>
-          <w:cs/>
-        </w:rPr>
-        <w:t>2.2.6.3</w:t>
-      </w:r>
-      <w:r>
-        <w:rPr>
-          <w:rFonts w:ascii="TH SarabunPSK" w:hAnsi="TH SarabunPSK" w:cs="TH SarabunPSK"/>
-          <w:color w:val="FFFFFF" w:themeColor="background1"/>
-          <w:sz w:val="32"/>
-          <w:szCs w:val="32"/>
-        </w:rPr>
-        <w:t>**</w:t>
-      </w:r>
-      <w:r>
-        <w:rPr>
-          <w:rFonts w:ascii="TH SarabunPSK" w:hAnsi="TH SarabunPSK" w:cs="TH SarabunPSK"/>
-          <w:sz w:val="32"/>
-          <w:szCs w:val="32"/>
-          <w:cs/>
-        </w:rPr>
-        <w:t xml:space="preserve">ออกแบบฐานข้อมูลในระดับ </w:t>
-      </w:r>
-      <w:r>
-        <w:rPr>
-          <w:rFonts w:ascii="TH SarabunPSK" w:hAnsi="TH SarabunPSK" w:cs="TH SarabunPSK"/>
-          <w:sz w:val="32"/>
-          <w:szCs w:val="32"/>
-        </w:rPr>
-        <w:t>Logical</w:t>
-      </w:r>
-    </w:p>
-    <w:p>
-      <w:pPr>
-        <w:tabs>
-          <w:tab w:val="left" w:pos="567"/>
-          <w:tab w:val="left" w:pos="851"/>
-          <w:tab w:val="left" w:pos="1276"/>
-          <w:tab w:val="left" w:pos="2127"/>
-          <w:tab w:val="left" w:pos="2835"/>
-        </w:tabs>
-        <w:jc w:val="thaiDistribute"/>
-        <w:rPr>
-          <w:rFonts w:ascii="TH SarabunPSK" w:hAnsi="TH SarabunPSK" w:cs="TH SarabunPSK"/>
-          <w:sz w:val="32"/>
-          <w:szCs w:val="32"/>
-        </w:rPr>
-      </w:pPr>
-      <w:r>
-        <w:rPr>
-          <w:rFonts w:ascii="TH SarabunPSK" w:hAnsi="TH SarabunPSK" w:cs="TH SarabunPSK"/>
-          <w:sz w:val="32"/>
-          <w:szCs w:val="32"/>
-          <w:cs/>
-        </w:rPr>
-        <w:tab/>
-      </w:r>
-      <w:r>
-        <w:rPr>
-          <w:rFonts w:ascii="TH SarabunPSK" w:hAnsi="TH SarabunPSK" w:cs="TH SarabunPSK" w:hint="cs"/>
-          <w:sz w:val="32"/>
-          <w:szCs w:val="32"/>
-          <w:cs/>
-        </w:rPr>
-        <w:t>2.2.7</w:t>
-      </w:r>
-      <w:r>
-        <w:rPr>
-          <w:rFonts w:ascii="TH SarabunPSK" w:hAnsi="TH SarabunPSK" w:cs="TH SarabunPSK" w:hint="cs"/>
-          <w:color w:val="FFFFFF" w:themeColor="background1"/>
-          <w:sz w:val="32"/>
-          <w:szCs w:val="32"/>
-          <w:cs/>
-        </w:rPr>
-        <w:t>**</w:t>
-      </w:r>
-      <w:r>
-        <w:rPr>
-          <w:rFonts w:ascii="TH SarabunPSK" w:hAnsi="TH SarabunPSK" w:cs="TH SarabunPSK"/>
-          <w:sz w:val="32"/>
-          <w:szCs w:val="32"/>
-          <w:cs/>
-        </w:rPr>
-        <w:t>การออกแบบเชิงกายภาพ (</w:t>
-      </w:r>
-      <w:r>
-        <w:rPr>
-          <w:rFonts w:ascii="TH SarabunPSK" w:hAnsi="TH SarabunPSK" w:cs="TH SarabunPSK"/>
-          <w:sz w:val="32"/>
-          <w:szCs w:val="32"/>
-        </w:rPr>
-        <w:t xml:space="preserve">Physical Design) </w:t>
-      </w:r>
-      <w:r>
-        <w:rPr>
-          <w:rFonts w:ascii="TH SarabunPSK" w:hAnsi="TH SarabunPSK" w:cs="TH SarabunPSK"/>
-          <w:sz w:val="32"/>
-          <w:szCs w:val="32"/>
-          <w:cs/>
-        </w:rPr>
-        <w:t>เป็นขั้นตอนที่ระบุถึงลักษณะการทำงานของ ระบบทางกายภาพหรือทางเทคนิค โดยระบุถึงคุณลักษณะของ อุปกรณ์ที่จะนำมาใช้ เทคโนโลยีโปรแกรมภาษาที่จะนำมาทำการเขียนโปรแกรม ฐานข้อมูลของการออกแบบเครือข่ายที่เหมาะสมกับระบบ สิ่งที่ได้จากขั้นตอนการออกแบบทางกายภาพนี้จะเป็นข้อมูลของการออกแบบ เพื่อส่งมอบให้กับโปรแกรมเมอร์เพื่อ ใช้เขียนโปรแกรมตามลักษณะการทำงานของระบบที่ได้ออกแบบและกำหนดไว้ สรุปกิจกรรมในขั้นตอนที่ 5 ได้ดังนี้</w:t>
-      </w:r>
-    </w:p>
-    <w:p>
-      <w:pPr>
-        <w:tabs>
-          <w:tab w:val="left" w:pos="567"/>
-          <w:tab w:val="left" w:pos="851"/>
-          <w:tab w:val="left" w:pos="1276"/>
-          <w:tab w:val="left" w:pos="1985"/>
-          <w:tab w:val="left" w:pos="2835"/>
-        </w:tabs>
-        <w:jc w:val="thaiDistribute"/>
-        <w:rPr>
-          <w:rFonts w:ascii="TH SarabunPSK" w:hAnsi="TH SarabunPSK" w:cs="TH SarabunPSK"/>
-          <w:sz w:val="32"/>
-          <w:szCs w:val="32"/>
-        </w:rPr>
-      </w:pPr>
-      <w:r>
-        <w:rPr>
-          <w:rFonts w:ascii="TH SarabunPSK" w:hAnsi="TH SarabunPSK" w:cs="TH SarabunPSK"/>
-          <w:sz w:val="32"/>
-          <w:szCs w:val="32"/>
-          <w:cs/>
-        </w:rPr>
-        <w:tab/>
-      </w:r>
-      <w:r>
-        <w:rPr>
-          <w:rFonts w:ascii="TH SarabunPSK" w:hAnsi="TH SarabunPSK" w:cs="TH SarabunPSK"/>
-          <w:sz w:val="32"/>
-          <w:szCs w:val="32"/>
-          <w:cs/>
-        </w:rPr>
-        <w:tab/>
-      </w:r>
-      <w:r>
-        <w:rPr>
-          <w:rFonts w:ascii="TH SarabunPSK" w:hAnsi="TH SarabunPSK" w:cs="TH SarabunPSK"/>
-          <w:sz w:val="32"/>
-          <w:szCs w:val="32"/>
-          <w:cs/>
-        </w:rPr>
-        <w:tab/>
-      </w:r>
-      <w:r>
-        <w:rPr>
-          <w:rFonts w:ascii="TH SarabunPSK" w:hAnsi="TH SarabunPSK" w:cs="TH SarabunPSK" w:hint="cs"/>
-          <w:sz w:val="32"/>
-          <w:szCs w:val="32"/>
-          <w:cs/>
-        </w:rPr>
-        <w:t>2.2.7.1</w:t>
-      </w:r>
-      <w:r>
-        <w:rPr>
-          <w:rFonts w:ascii="TH SarabunPSK" w:hAnsi="TH SarabunPSK" w:cs="TH SarabunPSK" w:hint="cs"/>
-          <w:color w:val="FFFFFF" w:themeColor="background1"/>
-          <w:sz w:val="32"/>
-          <w:szCs w:val="32"/>
-          <w:cs/>
-        </w:rPr>
-        <w:t>**</w:t>
-      </w:r>
-      <w:r>
-        <w:rPr>
-          <w:rFonts w:ascii="TH SarabunPSK" w:hAnsi="TH SarabunPSK" w:cs="TH SarabunPSK"/>
-          <w:sz w:val="32"/>
-          <w:szCs w:val="32"/>
-          <w:cs/>
-        </w:rPr>
-        <w:t xml:space="preserve">ออกแบบฐานข้อมูลในระดับ </w:t>
-      </w:r>
-      <w:r>
-        <w:rPr>
-          <w:rFonts w:ascii="TH SarabunPSK" w:hAnsi="TH SarabunPSK" w:cs="TH SarabunPSK"/>
-          <w:sz w:val="32"/>
-          <w:szCs w:val="32"/>
-        </w:rPr>
-        <w:t>Physical</w:t>
-      </w:r>
-    </w:p>
-    <w:p>
-      <w:pPr>
-        <w:tabs>
-          <w:tab w:val="left" w:pos="567"/>
-          <w:tab w:val="left" w:pos="851"/>
-          <w:tab w:val="left" w:pos="1276"/>
-          <w:tab w:val="left" w:pos="1985"/>
-          <w:tab w:val="left" w:pos="2835"/>
-        </w:tabs>
-        <w:jc w:val="thaiDistribute"/>
-        <w:rPr>
-          <w:rFonts w:ascii="TH SarabunPSK" w:hAnsi="TH SarabunPSK" w:cs="TH SarabunPSK"/>
-          <w:sz w:val="32"/>
-          <w:szCs w:val="32"/>
-        </w:rPr>
-      </w:pPr>
-      <w:r>
-        <w:rPr>
-          <w:rFonts w:ascii="TH SarabunPSK" w:hAnsi="TH SarabunPSK" w:cs="TH SarabunPSK"/>
-          <w:sz w:val="32"/>
-          <w:szCs w:val="32"/>
-          <w:cs/>
-        </w:rPr>
-        <w:tab/>
-      </w:r>
-      <w:r>
-        <w:rPr>
-          <w:rFonts w:ascii="TH SarabunPSK" w:hAnsi="TH SarabunPSK" w:cs="TH SarabunPSK"/>
-          <w:sz w:val="32"/>
-          <w:szCs w:val="32"/>
-          <w:cs/>
-        </w:rPr>
-        <w:tab/>
-      </w:r>
-      <w:r>
-        <w:rPr>
-          <w:rFonts w:ascii="TH SarabunPSK" w:hAnsi="TH SarabunPSK" w:cs="TH SarabunPSK"/>
-          <w:sz w:val="32"/>
-          <w:szCs w:val="32"/>
-          <w:cs/>
-        </w:rPr>
-        <w:tab/>
-      </w:r>
-      <w:r>
-        <w:rPr>
-          <w:rFonts w:ascii="TH SarabunPSK" w:hAnsi="TH SarabunPSK" w:cs="TH SarabunPSK" w:hint="cs"/>
-          <w:sz w:val="32"/>
-          <w:szCs w:val="32"/>
-          <w:cs/>
-        </w:rPr>
-        <w:t>2.2.7.2</w:t>
-      </w:r>
-      <w:r>
-        <w:rPr>
-          <w:rFonts w:ascii="TH SarabunPSK" w:hAnsi="TH SarabunPSK" w:cs="TH SarabunPSK" w:hint="cs"/>
-          <w:color w:val="FFFFFF" w:themeColor="background1"/>
-          <w:sz w:val="32"/>
-          <w:szCs w:val="32"/>
-          <w:cs/>
-        </w:rPr>
-        <w:t>**</w:t>
-      </w:r>
-      <w:r>
-        <w:rPr>
-          <w:rFonts w:ascii="TH SarabunPSK" w:hAnsi="TH SarabunPSK" w:cs="TH SarabunPSK"/>
-          <w:sz w:val="32"/>
-          <w:szCs w:val="32"/>
-          <w:cs/>
-        </w:rPr>
-        <w:t xml:space="preserve">ออกแบบ </w:t>
-      </w:r>
-      <w:r>
-        <w:rPr>
-          <w:rFonts w:ascii="TH SarabunPSK" w:hAnsi="TH SarabunPSK" w:cs="TH SarabunPSK"/>
-          <w:sz w:val="32"/>
-          <w:szCs w:val="32"/>
-        </w:rPr>
-        <w:t>Application</w:t>
-      </w:r>
-    </w:p>
-    <w:p>
-      <w:pPr>
-        <w:tabs>
-          <w:tab w:val="left" w:pos="567"/>
-          <w:tab w:val="left" w:pos="851"/>
-          <w:tab w:val="left" w:pos="1276"/>
-          <w:tab w:val="left" w:pos="1985"/>
-          <w:tab w:val="left" w:pos="2835"/>
-        </w:tabs>
-        <w:jc w:val="thaiDistribute"/>
-        <w:rPr>
-          <w:rFonts w:ascii="TH SarabunPSK" w:hAnsi="TH SarabunPSK" w:cs="TH SarabunPSK"/>
-          <w:sz w:val="32"/>
-          <w:szCs w:val="32"/>
-        </w:rPr>
-      </w:pPr>
-      <w:r>
-        <w:rPr>
-          <w:rFonts w:ascii="TH SarabunPSK" w:hAnsi="TH SarabunPSK" w:cs="TH SarabunPSK"/>
-          <w:sz w:val="32"/>
-          <w:szCs w:val="32"/>
-          <w:cs/>
-        </w:rPr>
-        <w:tab/>
-      </w:r>
-      <w:r>
-        <w:rPr>
-          <w:rFonts w:ascii="TH SarabunPSK" w:hAnsi="TH SarabunPSK" w:cs="TH SarabunPSK" w:hint="cs"/>
-          <w:sz w:val="32"/>
-          <w:szCs w:val="32"/>
-          <w:cs/>
-        </w:rPr>
-        <w:t>2.2.8</w:t>
-      </w:r>
-      <w:r>
-        <w:rPr>
-          <w:rFonts w:ascii="TH SarabunPSK" w:hAnsi="TH SarabunPSK" w:cs="TH SarabunPSK" w:hint="cs"/>
-          <w:color w:val="FFFFFF" w:themeColor="background1"/>
-          <w:sz w:val="32"/>
-          <w:szCs w:val="32"/>
-          <w:cs/>
-        </w:rPr>
-        <w:t>**</w:t>
-      </w:r>
-      <w:r>
-        <w:rPr>
-          <w:rFonts w:ascii="TH SarabunPSK" w:hAnsi="TH SarabunPSK" w:cs="TH SarabunPSK"/>
-          <w:sz w:val="32"/>
-          <w:szCs w:val="32"/>
-          <w:cs/>
-        </w:rPr>
-        <w:t>การพัฒนาและติดตั้งระบบ (</w:t>
-      </w:r>
-      <w:r>
-        <w:rPr>
-          <w:rFonts w:ascii="TH SarabunPSK" w:hAnsi="TH SarabunPSK" w:cs="TH SarabunPSK"/>
-          <w:sz w:val="32"/>
-          <w:szCs w:val="32"/>
-        </w:rPr>
-        <w:t xml:space="preserve">System Implementation) </w:t>
-      </w:r>
-      <w:r>
-        <w:rPr>
-          <w:rFonts w:ascii="TH SarabunPSK" w:hAnsi="TH SarabunPSK" w:cs="TH SarabunPSK"/>
-          <w:sz w:val="32"/>
-          <w:szCs w:val="32"/>
-          <w:cs/>
-        </w:rPr>
-        <w:t>เป็นขั้นตอนในการนำข้อมูล</w:t>
-      </w:r>
-    </w:p>
-    <w:p>
-      <w:pPr>
-        <w:tabs>
-          <w:tab w:val="left" w:pos="567"/>
-          <w:tab w:val="left" w:pos="851"/>
-          <w:tab w:val="left" w:pos="1276"/>
-          <w:tab w:val="left" w:pos="1985"/>
-          <w:tab w:val="left" w:pos="2835"/>
-        </w:tabs>
-        <w:jc w:val="thaiDistribute"/>
-        <w:rPr>
-          <w:rFonts w:ascii="TH SarabunPSK" w:hAnsi="TH SarabunPSK" w:cs="TH SarabunPSK"/>
-          <w:sz w:val="32"/>
-          <w:szCs w:val="32"/>
-        </w:rPr>
-      </w:pPr>
-      <w:r>
-        <w:rPr>
-          <w:rFonts w:ascii="TH SarabunPSK" w:hAnsi="TH SarabunPSK" w:cs="TH SarabunPSK"/>
-          <w:sz w:val="32"/>
-          <w:szCs w:val="32"/>
-          <w:cs/>
-        </w:rPr>
-        <w:t>เฉพาะ ของการออกแบบมาทำการเขียนโปรแกรมเพื่อให้เป็นไปตามคุณลักษณะและรูปแบบ ต่าง ๆ ที่ได้กำหนดไว้ หลังจากเขียนโปรแกรมเรียบร้อยแล้ว จะต้องทำการทดสอบโปรแกรม ตรวจสอบหาข้อผิดพลาดของโปรแกรมที่พัฒนาขึ้นมา และสุดท้ายคือการติดตั้งระบบ โดยทำการติดตั้งตัวโปรแกรม ติดตั้งอุปกรณ์ พร้อมทั้งจัดทำคู่มือและจัดเตรียมหลักสูตรฝึกอบรมผู้ใช้งานที่เกี่ยวข้อง เพื่อให้ระบบใหม่สามารถใช้งานได้ สรุปกิจกรรมในขั้นตอนที่ 6 ได้ดังนี้</w:t>
-      </w:r>
-    </w:p>
-    <w:p>
-      <w:pPr>
-        <w:tabs>
-          <w:tab w:val="left" w:pos="567"/>
-          <w:tab w:val="left" w:pos="851"/>
-          <w:tab w:val="left" w:pos="1276"/>
-          <w:tab w:val="left" w:pos="1985"/>
-          <w:tab w:val="left" w:pos="2835"/>
-        </w:tabs>
-        <w:jc w:val="thaiDistribute"/>
-        <w:rPr>
-          <w:rFonts w:ascii="TH SarabunPSK" w:hAnsi="TH SarabunPSK" w:cs="TH SarabunPSK"/>
-          <w:sz w:val="32"/>
-          <w:szCs w:val="32"/>
-        </w:rPr>
-      </w:pPr>
-      <w:r>
-        <w:rPr>
-          <w:rFonts w:ascii="TH SarabunPSK" w:hAnsi="TH SarabunPSK" w:cs="TH SarabunPSK"/>
-          <w:sz w:val="32"/>
-          <w:szCs w:val="32"/>
-          <w:cs/>
-        </w:rPr>
-        <w:tab/>
-      </w:r>
-      <w:r>
-        <w:rPr>
-          <w:rFonts w:ascii="TH SarabunPSK" w:hAnsi="TH SarabunPSK" w:cs="TH SarabunPSK"/>
-          <w:sz w:val="32"/>
-          <w:szCs w:val="32"/>
-          <w:cs/>
-        </w:rPr>
-        <w:tab/>
-      </w:r>
-      <w:r>
-        <w:rPr>
-          <w:rFonts w:ascii="TH SarabunPSK" w:hAnsi="TH SarabunPSK" w:cs="TH SarabunPSK"/>
-          <w:sz w:val="32"/>
-          <w:szCs w:val="32"/>
-          <w:cs/>
-        </w:rPr>
-        <w:tab/>
-      </w:r>
-      <w:r>
-        <w:rPr>
-          <w:rFonts w:ascii="TH SarabunPSK" w:hAnsi="TH SarabunPSK" w:cs="TH SarabunPSK" w:hint="cs"/>
-          <w:sz w:val="32"/>
-          <w:szCs w:val="32"/>
-          <w:cs/>
-        </w:rPr>
-        <w:t>2.2.8.1</w:t>
-      </w:r>
-      <w:r>
-        <w:rPr>
-          <w:rFonts w:ascii="TH SarabunPSK" w:hAnsi="TH SarabunPSK" w:cs="TH SarabunPSK" w:hint="cs"/>
-          <w:color w:val="FFFFFF" w:themeColor="background1"/>
-          <w:sz w:val="32"/>
-          <w:szCs w:val="32"/>
-          <w:cs/>
-        </w:rPr>
-        <w:t>**</w:t>
-      </w:r>
-      <w:r>
-        <w:rPr>
-          <w:rFonts w:ascii="TH SarabunPSK" w:hAnsi="TH SarabunPSK" w:cs="TH SarabunPSK"/>
-          <w:sz w:val="32"/>
-          <w:szCs w:val="32"/>
-          <w:cs/>
-        </w:rPr>
-        <w:t>เขียนโปรแกรม (</w:t>
-      </w:r>
-      <w:r>
-        <w:rPr>
-          <w:rFonts w:ascii="TH SarabunPSK" w:hAnsi="TH SarabunPSK" w:cs="TH SarabunPSK"/>
-          <w:sz w:val="32"/>
-          <w:szCs w:val="32"/>
-        </w:rPr>
-        <w:t>Coding)</w:t>
-      </w:r>
-    </w:p>
-    <w:p>
-      <w:pPr>
-        <w:tabs>
-          <w:tab w:val="left" w:pos="567"/>
-          <w:tab w:val="left" w:pos="851"/>
-          <w:tab w:val="left" w:pos="1276"/>
-          <w:tab w:val="left" w:pos="1985"/>
-          <w:tab w:val="left" w:pos="2835"/>
-        </w:tabs>
-        <w:jc w:val="thaiDistribute"/>
-        <w:rPr>
-          <w:rFonts w:ascii="TH SarabunPSK" w:hAnsi="TH SarabunPSK" w:cs="TH SarabunPSK"/>
-          <w:sz w:val="32"/>
-          <w:szCs w:val="32"/>
-        </w:rPr>
-      </w:pPr>
-      <w:r>
-        <w:rPr>
-          <w:rFonts w:ascii="TH SarabunPSK" w:hAnsi="TH SarabunPSK" w:cs="TH SarabunPSK"/>
-          <w:sz w:val="32"/>
-          <w:szCs w:val="32"/>
-          <w:cs/>
-        </w:rPr>
-        <w:tab/>
-      </w:r>
-      <w:r>
-        <w:rPr>
-          <w:rFonts w:ascii="TH SarabunPSK" w:hAnsi="TH SarabunPSK" w:cs="TH SarabunPSK"/>
-          <w:sz w:val="32"/>
-          <w:szCs w:val="32"/>
-          <w:cs/>
-        </w:rPr>
-        <w:tab/>
-      </w:r>
-      <w:r>
-        <w:rPr>
-          <w:rFonts w:ascii="TH SarabunPSK" w:hAnsi="TH SarabunPSK" w:cs="TH SarabunPSK"/>
-          <w:sz w:val="32"/>
-          <w:szCs w:val="32"/>
-          <w:cs/>
-        </w:rPr>
-        <w:tab/>
-      </w:r>
-      <w:r>
-        <w:rPr>
-          <w:rFonts w:ascii="TH SarabunPSK" w:hAnsi="TH SarabunPSK" w:cs="TH SarabunPSK" w:hint="cs"/>
-          <w:sz w:val="32"/>
-          <w:szCs w:val="32"/>
-          <w:cs/>
-        </w:rPr>
-        <w:t>2.2.8.2</w:t>
-      </w:r>
-      <w:r>
-        <w:rPr>
-          <w:rFonts w:ascii="TH SarabunPSK" w:hAnsi="TH SarabunPSK" w:cs="TH SarabunPSK" w:hint="cs"/>
-          <w:color w:val="FFFFFF" w:themeColor="background1"/>
-          <w:sz w:val="32"/>
-          <w:szCs w:val="32"/>
-          <w:cs/>
-        </w:rPr>
-        <w:t>**</w:t>
-      </w:r>
-      <w:r>
-        <w:rPr>
-          <w:rFonts w:ascii="TH SarabunPSK" w:hAnsi="TH SarabunPSK" w:cs="TH SarabunPSK"/>
-          <w:sz w:val="32"/>
-          <w:szCs w:val="32"/>
-          <w:cs/>
-        </w:rPr>
-        <w:t>ทดสอบโปรแกรม (</w:t>
-      </w:r>
-      <w:r>
-        <w:rPr>
-          <w:rFonts w:ascii="TH SarabunPSK" w:hAnsi="TH SarabunPSK" w:cs="TH SarabunPSK"/>
-          <w:sz w:val="32"/>
-          <w:szCs w:val="32"/>
-        </w:rPr>
-        <w:t>Testing)</w:t>
-      </w:r>
-    </w:p>
-    <w:p>
-      <w:pPr>
-        <w:tabs>
-          <w:tab w:val="left" w:pos="567"/>
-          <w:tab w:val="left" w:pos="851"/>
-          <w:tab w:val="left" w:pos="1276"/>
-          <w:tab w:val="left" w:pos="1985"/>
-          <w:tab w:val="left" w:pos="2835"/>
-        </w:tabs>
-        <w:jc w:val="thaiDistribute"/>
-        <w:rPr>
-          <w:rFonts w:ascii="TH SarabunPSK" w:hAnsi="TH SarabunPSK" w:cs="TH SarabunPSK"/>
-          <w:sz w:val="32"/>
-          <w:szCs w:val="32"/>
-        </w:rPr>
-      </w:pPr>
-      <w:r>
-        <w:rPr>
-          <w:rFonts w:ascii="TH SarabunPSK" w:hAnsi="TH SarabunPSK" w:cs="TH SarabunPSK"/>
-          <w:sz w:val="32"/>
-          <w:szCs w:val="32"/>
-          <w:cs/>
-        </w:rPr>
-        <w:tab/>
-      </w:r>
-      <w:r>
-        <w:rPr>
-          <w:rFonts w:ascii="TH SarabunPSK" w:hAnsi="TH SarabunPSK" w:cs="TH SarabunPSK"/>
-          <w:sz w:val="32"/>
-          <w:szCs w:val="32"/>
-          <w:cs/>
-        </w:rPr>
-        <w:tab/>
-      </w:r>
-      <w:r>
-        <w:rPr>
-          <w:rFonts w:ascii="TH SarabunPSK" w:hAnsi="TH SarabunPSK" w:cs="TH SarabunPSK"/>
-          <w:sz w:val="32"/>
-          <w:szCs w:val="32"/>
-          <w:cs/>
-        </w:rPr>
-        <w:tab/>
-      </w:r>
-      <w:r>
-        <w:rPr>
-          <w:rFonts w:ascii="TH SarabunPSK" w:hAnsi="TH SarabunPSK" w:cs="TH SarabunPSK" w:hint="cs"/>
-          <w:sz w:val="32"/>
-          <w:szCs w:val="32"/>
-          <w:cs/>
-        </w:rPr>
-        <w:t>2.2.8.3</w:t>
-      </w:r>
-      <w:r>
-        <w:rPr>
-          <w:rFonts w:ascii="TH SarabunPSK" w:hAnsi="TH SarabunPSK" w:cs="TH SarabunPSK" w:hint="cs"/>
-          <w:color w:val="FFFFFF" w:themeColor="background1"/>
-          <w:sz w:val="32"/>
-          <w:szCs w:val="32"/>
-          <w:cs/>
-        </w:rPr>
-        <w:t>**</w:t>
-      </w:r>
-      <w:r>
-        <w:rPr>
-          <w:rFonts w:ascii="TH SarabunPSK" w:hAnsi="TH SarabunPSK" w:cs="TH SarabunPSK"/>
-          <w:sz w:val="32"/>
-          <w:szCs w:val="32"/>
-          <w:cs/>
-        </w:rPr>
-        <w:t>ติดตั้งระบบ (</w:t>
-      </w:r>
-      <w:r>
-        <w:rPr>
-          <w:rFonts w:ascii="TH SarabunPSK" w:hAnsi="TH SarabunPSK" w:cs="TH SarabunPSK"/>
-          <w:sz w:val="32"/>
-          <w:szCs w:val="32"/>
-        </w:rPr>
-        <w:t>Installation)</w:t>
-      </w:r>
-    </w:p>
-    <w:p>
-      <w:pPr>
-        <w:tabs>
-          <w:tab w:val="left" w:pos="567"/>
-          <w:tab w:val="left" w:pos="851"/>
-          <w:tab w:val="left" w:pos="1276"/>
-          <w:tab w:val="left" w:pos="1985"/>
-          <w:tab w:val="left" w:pos="2835"/>
-        </w:tabs>
-        <w:jc w:val="thaiDistribute"/>
-        <w:rPr>
-          <w:rFonts w:ascii="TH SarabunPSK" w:hAnsi="TH SarabunPSK" w:cs="TH SarabunPSK"/>
-          <w:sz w:val="32"/>
-          <w:szCs w:val="32"/>
-        </w:rPr>
-      </w:pPr>
-      <w:r>
-        <w:rPr>
-          <w:rFonts w:ascii="TH SarabunPSK" w:hAnsi="TH SarabunPSK" w:cs="TH SarabunPSK"/>
-          <w:sz w:val="32"/>
-          <w:szCs w:val="32"/>
-          <w:cs/>
-        </w:rPr>
-        <w:tab/>
-      </w:r>
-      <w:r>
-        <w:rPr>
-          <w:rFonts w:ascii="TH SarabunPSK" w:hAnsi="TH SarabunPSK" w:cs="TH SarabunPSK"/>
-          <w:sz w:val="32"/>
-          <w:szCs w:val="32"/>
-          <w:cs/>
-        </w:rPr>
-        <w:tab/>
-      </w:r>
-      <w:r>
-        <w:rPr>
-          <w:rFonts w:ascii="TH SarabunPSK" w:hAnsi="TH SarabunPSK" w:cs="TH SarabunPSK"/>
-          <w:sz w:val="32"/>
-          <w:szCs w:val="32"/>
-          <w:cs/>
-        </w:rPr>
-        <w:tab/>
-      </w:r>
-      <w:r>
-        <w:rPr>
-          <w:rFonts w:ascii="TH SarabunPSK" w:hAnsi="TH SarabunPSK" w:cs="TH SarabunPSK" w:hint="cs"/>
-          <w:sz w:val="32"/>
-          <w:szCs w:val="32"/>
-          <w:cs/>
-        </w:rPr>
-        <w:t>2.2.8.4</w:t>
-      </w:r>
-      <w:r>
-        <w:rPr>
-          <w:rFonts w:ascii="TH SarabunPSK" w:hAnsi="TH SarabunPSK" w:cs="TH SarabunPSK" w:hint="cs"/>
-          <w:color w:val="FFFFFF" w:themeColor="background1"/>
-          <w:sz w:val="32"/>
-          <w:szCs w:val="32"/>
-          <w:cs/>
-        </w:rPr>
-        <w:t>**</w:t>
-      </w:r>
-      <w:r>
-        <w:rPr>
-          <w:rFonts w:ascii="TH SarabunPSK" w:hAnsi="TH SarabunPSK" w:cs="TH SarabunPSK"/>
-          <w:sz w:val="32"/>
-          <w:szCs w:val="32"/>
-          <w:cs/>
-        </w:rPr>
-        <w:t>จัดทำเอกสาร (</w:t>
-      </w:r>
-      <w:r>
-        <w:rPr>
-          <w:rFonts w:ascii="TH SarabunPSK" w:hAnsi="TH SarabunPSK" w:cs="TH SarabunPSK"/>
-          <w:sz w:val="32"/>
-          <w:szCs w:val="32"/>
-        </w:rPr>
-        <w:t>Documentation)</w:t>
-      </w:r>
-    </w:p>
-    <w:p>
-      <w:pPr>
-        <w:tabs>
-          <w:tab w:val="left" w:pos="567"/>
-          <w:tab w:val="left" w:pos="851"/>
-          <w:tab w:val="left" w:pos="1276"/>
-          <w:tab w:val="left" w:pos="1985"/>
-          <w:tab w:val="left" w:pos="2835"/>
-        </w:tabs>
-        <w:jc w:val="thaiDistribute"/>
-        <w:rPr>
-          <w:rFonts w:ascii="TH SarabunPSK" w:hAnsi="TH SarabunPSK" w:cs="TH SarabunPSK"/>
-          <w:sz w:val="32"/>
-          <w:szCs w:val="32"/>
-        </w:rPr>
-      </w:pPr>
-      <w:r>
-        <w:rPr>
-          <w:rFonts w:ascii="TH SarabunPSK" w:hAnsi="TH SarabunPSK" w:cs="TH SarabunPSK"/>
-          <w:sz w:val="32"/>
-          <w:szCs w:val="32"/>
-          <w:cs/>
-        </w:rPr>
-        <w:tab/>
-      </w:r>
-      <w:r>
-        <w:rPr>
-          <w:rFonts w:ascii="TH SarabunPSK" w:hAnsi="TH SarabunPSK" w:cs="TH SarabunPSK"/>
-          <w:sz w:val="32"/>
-          <w:szCs w:val="32"/>
-          <w:cs/>
-        </w:rPr>
-        <w:tab/>
-      </w:r>
-      <w:r>
-        <w:rPr>
-          <w:rFonts w:ascii="TH SarabunPSK" w:hAnsi="TH SarabunPSK" w:cs="TH SarabunPSK"/>
-          <w:sz w:val="32"/>
-          <w:szCs w:val="32"/>
-          <w:cs/>
-        </w:rPr>
-        <w:tab/>
-      </w:r>
-      <w:r>
-        <w:rPr>
-          <w:rFonts w:ascii="TH SarabunPSK" w:hAnsi="TH SarabunPSK" w:cs="TH SarabunPSK" w:hint="cs"/>
-          <w:sz w:val="32"/>
-          <w:szCs w:val="32"/>
-          <w:cs/>
-        </w:rPr>
-        <w:t>2.2.8.5</w:t>
-      </w:r>
-      <w:r>
-        <w:rPr>
-          <w:rFonts w:ascii="TH SarabunPSK" w:hAnsi="TH SarabunPSK" w:cs="TH SarabunPSK" w:hint="cs"/>
-          <w:color w:val="FFFFFF" w:themeColor="background1"/>
-          <w:sz w:val="32"/>
-          <w:szCs w:val="32"/>
-          <w:cs/>
-        </w:rPr>
-        <w:t>**</w:t>
-      </w:r>
-      <w:r>
-        <w:rPr>
-          <w:rFonts w:ascii="TH SarabunPSK" w:hAnsi="TH SarabunPSK" w:cs="TH SarabunPSK"/>
-          <w:sz w:val="32"/>
-          <w:szCs w:val="32"/>
-          <w:cs/>
-        </w:rPr>
-        <w:t>จัดทำหลักสูตรฝึกอบรม (</w:t>
-      </w:r>
-      <w:r>
-        <w:rPr>
-          <w:rFonts w:ascii="TH SarabunPSK" w:hAnsi="TH SarabunPSK" w:cs="TH SarabunPSK"/>
-          <w:sz w:val="32"/>
-          <w:szCs w:val="32"/>
-        </w:rPr>
-        <w:t>Training)</w:t>
-      </w:r>
-    </w:p>
-    <w:p>
-      <w:pPr>
-        <w:tabs>
-          <w:tab w:val="left" w:pos="567"/>
-          <w:tab w:val="left" w:pos="851"/>
-          <w:tab w:val="left" w:pos="1276"/>
-          <w:tab w:val="left" w:pos="1985"/>
-          <w:tab w:val="left" w:pos="2835"/>
-        </w:tabs>
-        <w:jc w:val="thaiDistribute"/>
-        <w:rPr>
-          <w:rFonts w:ascii="TH SarabunPSK" w:hAnsi="TH SarabunPSK" w:cs="TH SarabunPSK"/>
-          <w:sz w:val="32"/>
-          <w:szCs w:val="32"/>
-        </w:rPr>
-      </w:pPr>
-      <w:r>
-        <w:rPr>
-          <w:rFonts w:ascii="TH SarabunPSK" w:hAnsi="TH SarabunPSK" w:cs="TH SarabunPSK"/>
-          <w:sz w:val="32"/>
-          <w:szCs w:val="32"/>
-          <w:cs/>
-        </w:rPr>
-        <w:tab/>
-      </w:r>
-      <w:r>
-        <w:rPr>
-          <w:rFonts w:ascii="TH SarabunPSK" w:hAnsi="TH SarabunPSK" w:cs="TH SarabunPSK"/>
-          <w:sz w:val="32"/>
-          <w:szCs w:val="32"/>
-          <w:cs/>
-        </w:rPr>
-        <w:tab/>
-      </w:r>
-      <w:r>
-        <w:rPr>
-          <w:rFonts w:ascii="TH SarabunPSK" w:hAnsi="TH SarabunPSK" w:cs="TH SarabunPSK"/>
-          <w:sz w:val="32"/>
-          <w:szCs w:val="32"/>
-          <w:cs/>
-        </w:rPr>
-        <w:tab/>
-      </w:r>
-      <w:r>
-        <w:rPr>
-          <w:rFonts w:ascii="TH SarabunPSK" w:hAnsi="TH SarabunPSK" w:cs="TH SarabunPSK" w:hint="cs"/>
-          <w:sz w:val="32"/>
-          <w:szCs w:val="32"/>
-          <w:cs/>
-        </w:rPr>
-        <w:t>2.2.8.6</w:t>
-      </w:r>
-      <w:r>
-        <w:rPr>
-          <w:rFonts w:ascii="TH SarabunPSK" w:hAnsi="TH SarabunPSK" w:cs="TH SarabunPSK" w:hint="cs"/>
-          <w:color w:val="FFFFFF" w:themeColor="background1"/>
-          <w:sz w:val="32"/>
-          <w:szCs w:val="32"/>
-          <w:cs/>
-        </w:rPr>
-        <w:t>**</w:t>
-      </w:r>
-      <w:r>
-        <w:rPr>
-          <w:rFonts w:ascii="TH SarabunPSK" w:hAnsi="TH SarabunPSK" w:cs="TH SarabunPSK"/>
-          <w:sz w:val="32"/>
-          <w:szCs w:val="32"/>
-          <w:cs/>
-        </w:rPr>
-        <w:t>การบริการให้ความช่วยเหลือหลังการติดตั้งระบบ (</w:t>
-      </w:r>
-      <w:r>
-        <w:rPr>
-          <w:rFonts w:ascii="TH SarabunPSK" w:hAnsi="TH SarabunPSK" w:cs="TH SarabunPSK"/>
-          <w:sz w:val="32"/>
-          <w:szCs w:val="32"/>
-        </w:rPr>
-        <w:t>Support)</w:t>
-      </w:r>
-    </w:p>
-    <w:p>
-      <w:pPr>
-        <w:tabs>
-          <w:tab w:val="left" w:pos="567"/>
-          <w:tab w:val="left" w:pos="851"/>
-          <w:tab w:val="left" w:pos="1276"/>
-          <w:tab w:val="left" w:pos="1985"/>
-          <w:tab w:val="left" w:pos="2835"/>
-        </w:tabs>
-        <w:jc w:val="thaiDistribute"/>
-        <w:rPr>
-          <w:rFonts w:ascii="TH SarabunPSK" w:hAnsi="TH SarabunPSK" w:cs="TH SarabunPSK"/>
-          <w:sz w:val="32"/>
-          <w:szCs w:val="32"/>
-        </w:rPr>
-      </w:pPr>
-      <w:r>
-        <w:rPr>
-          <w:rFonts w:ascii="TH SarabunPSK" w:hAnsi="TH SarabunPSK" w:cs="TH SarabunPSK"/>
-          <w:sz w:val="32"/>
-          <w:szCs w:val="32"/>
-          <w:cs/>
-        </w:rPr>
-        <w:tab/>
-      </w:r>
-      <w:r>
-        <w:rPr>
-          <w:rFonts w:ascii="TH SarabunPSK" w:hAnsi="TH SarabunPSK" w:cs="TH SarabunPSK" w:hint="cs"/>
-          <w:sz w:val="32"/>
-          <w:szCs w:val="32"/>
-          <w:cs/>
-        </w:rPr>
-        <w:t>2.2.9</w:t>
-      </w:r>
-      <w:r>
-        <w:rPr>
-          <w:rFonts w:ascii="TH SarabunPSK" w:hAnsi="TH SarabunPSK" w:cs="TH SarabunPSK" w:hint="cs"/>
-          <w:color w:val="FFFFFF" w:themeColor="background1"/>
-          <w:sz w:val="32"/>
-          <w:szCs w:val="32"/>
-          <w:cs/>
-        </w:rPr>
-        <w:t>**</w:t>
-      </w:r>
-      <w:r>
-        <w:rPr>
-          <w:rFonts w:ascii="TH SarabunPSK" w:hAnsi="TH SarabunPSK" w:cs="TH SarabunPSK"/>
-          <w:sz w:val="32"/>
-          <w:szCs w:val="32"/>
-          <w:cs/>
-        </w:rPr>
-        <w:t>การซ่อมบำรุงระบบ (</w:t>
-      </w:r>
-      <w:r>
-        <w:rPr>
-          <w:rFonts w:ascii="TH SarabunPSK" w:hAnsi="TH SarabunPSK" w:cs="TH SarabunPSK"/>
-          <w:sz w:val="32"/>
-          <w:szCs w:val="32"/>
-        </w:rPr>
-        <w:t xml:space="preserve">System Maintenance) </w:t>
-      </w:r>
-      <w:r>
-        <w:rPr>
-          <w:rFonts w:ascii="TH SarabunPSK" w:hAnsi="TH SarabunPSK" w:cs="TH SarabunPSK"/>
-          <w:sz w:val="32"/>
-          <w:szCs w:val="32"/>
-          <w:cs/>
-        </w:rPr>
-        <w:t>เป็นขั้นตอนสุดท้ายของวงจรพัฒนา</w:t>
-      </w:r>
-    </w:p>
-    <w:p>
-      <w:pPr>
-        <w:tabs>
-          <w:tab w:val="left" w:pos="567"/>
-          <w:tab w:val="left" w:pos="851"/>
-          <w:tab w:val="left" w:pos="1276"/>
-          <w:tab w:val="left" w:pos="1985"/>
-          <w:tab w:val="left" w:pos="2835"/>
-        </w:tabs>
-        <w:jc w:val="thaiDistribute"/>
-        <w:rPr>
-          <w:rFonts w:ascii="TH SarabunPSK" w:hAnsi="TH SarabunPSK" w:cs="TH SarabunPSK"/>
-          <w:sz w:val="32"/>
-          <w:szCs w:val="32"/>
-        </w:rPr>
-      </w:pPr>
-      <w:r>
-        <w:rPr>
-          <w:rFonts w:ascii="TH SarabunPSK" w:hAnsi="TH SarabunPSK" w:cs="TH SarabunPSK"/>
-          <w:sz w:val="32"/>
-          <w:szCs w:val="32"/>
-          <w:cs/>
-        </w:rPr>
-        <w:t>ระบบ (</w:t>
-      </w:r>
-      <w:r>
-        <w:rPr>
-          <w:rFonts w:ascii="TH SarabunPSK" w:hAnsi="TH SarabunPSK" w:cs="TH SarabunPSK"/>
-          <w:sz w:val="32"/>
-          <w:szCs w:val="32"/>
-        </w:rPr>
-        <w:t xml:space="preserve">SDLC) </w:t>
-      </w:r>
-      <w:r>
-        <w:rPr>
-          <w:rFonts w:ascii="TH SarabunPSK" w:hAnsi="TH SarabunPSK" w:cs="TH SarabunPSK"/>
-          <w:sz w:val="32"/>
-          <w:szCs w:val="32"/>
-          <w:cs/>
-        </w:rPr>
-        <w:t>หลัง จากระบบใหม่ได้เริ่มดำเนินการ ผู้ใช้ระบบจะพบกับ ปัญหาที่เกิดขึ้นเนื่องจากความไม่คุ้นเคยกับระบบใหม่ และค้นหาวิธีการแก้ไขปัญหานั้นเพื่อให้ตรงกับความต้องการของผู้ใช้เองได้ สรุปกิจกรรมในขั้นตอนที่ 7 ได้ดังนี้</w:t>
-      </w:r>
-    </w:p>
-    <w:p>
-      <w:pPr>
-        <w:tabs>
-          <w:tab w:val="left" w:pos="567"/>
-          <w:tab w:val="left" w:pos="851"/>
-          <w:tab w:val="left" w:pos="1276"/>
-          <w:tab w:val="left" w:pos="1985"/>
-          <w:tab w:val="left" w:pos="2835"/>
-        </w:tabs>
-        <w:jc w:val="thaiDistribute"/>
-        <w:rPr>
-          <w:rFonts w:ascii="TH SarabunPSK" w:hAnsi="TH SarabunPSK" w:cs="TH SarabunPSK"/>
-          <w:sz w:val="32"/>
-          <w:szCs w:val="32"/>
-        </w:rPr>
-      </w:pPr>
-      <w:r>
-        <w:rPr>
-          <w:rFonts w:ascii="TH SarabunPSK" w:hAnsi="TH SarabunPSK" w:cs="TH SarabunPSK"/>
-          <w:sz w:val="32"/>
-          <w:szCs w:val="32"/>
-          <w:cs/>
-        </w:rPr>
-        <w:tab/>
-      </w:r>
-      <w:r>
-        <w:rPr>
-          <w:rFonts w:ascii="TH SarabunPSK" w:hAnsi="TH SarabunPSK" w:cs="TH SarabunPSK"/>
-          <w:sz w:val="32"/>
-          <w:szCs w:val="32"/>
-          <w:cs/>
-        </w:rPr>
-        <w:tab/>
-      </w:r>
-      <w:r>
-        <w:rPr>
-          <w:rFonts w:ascii="TH SarabunPSK" w:hAnsi="TH SarabunPSK" w:cs="TH SarabunPSK"/>
-          <w:sz w:val="32"/>
-          <w:szCs w:val="32"/>
-          <w:cs/>
-        </w:rPr>
-        <w:tab/>
-      </w:r>
-      <w:r>
-        <w:rPr>
-          <w:rFonts w:ascii="TH SarabunPSK" w:hAnsi="TH SarabunPSK" w:cs="TH SarabunPSK" w:hint="cs"/>
-          <w:sz w:val="32"/>
-          <w:szCs w:val="32"/>
-          <w:cs/>
-        </w:rPr>
-        <w:t>2.2.9.1</w:t>
-      </w:r>
-      <w:r>
-        <w:rPr>
-          <w:rFonts w:ascii="TH SarabunPSK" w:hAnsi="TH SarabunPSK" w:cs="TH SarabunPSK" w:hint="cs"/>
-          <w:color w:val="FFFFFF" w:themeColor="background1"/>
-          <w:sz w:val="32"/>
-          <w:szCs w:val="32"/>
-          <w:cs/>
-        </w:rPr>
-        <w:t>**</w:t>
-      </w:r>
-      <w:r>
-        <w:rPr>
-          <w:rFonts w:ascii="TH SarabunPSK" w:hAnsi="TH SarabunPSK" w:cs="TH SarabunPSK"/>
-          <w:sz w:val="32"/>
-          <w:szCs w:val="32"/>
-          <w:cs/>
-        </w:rPr>
-        <w:t>เก็บรวบรวมคำร้องขอให้ปรับปรุงระบบ</w:t>
-      </w:r>
-    </w:p>
-    <w:p>
-      <w:pPr>
-        <w:tabs>
-          <w:tab w:val="left" w:pos="567"/>
-          <w:tab w:val="left" w:pos="851"/>
-          <w:tab w:val="left" w:pos="1276"/>
-          <w:tab w:val="left" w:pos="1985"/>
-          <w:tab w:val="left" w:pos="2835"/>
-        </w:tabs>
-        <w:jc w:val="thaiDistribute"/>
-        <w:rPr>
-          <w:rFonts w:ascii="TH SarabunPSK" w:hAnsi="TH SarabunPSK" w:cs="TH SarabunPSK"/>
-          <w:sz w:val="32"/>
-          <w:szCs w:val="32"/>
-        </w:rPr>
-      </w:pPr>
-      <w:r>
-        <w:rPr>
-          <w:rFonts w:ascii="TH SarabunPSK" w:hAnsi="TH SarabunPSK" w:cs="TH SarabunPSK"/>
-          <w:sz w:val="32"/>
-          <w:szCs w:val="32"/>
-          <w:cs/>
-        </w:rPr>
-        <w:tab/>
-      </w:r>
-      <w:r>
-        <w:rPr>
-          <w:rFonts w:ascii="TH SarabunPSK" w:hAnsi="TH SarabunPSK" w:cs="TH SarabunPSK"/>
-          <w:sz w:val="32"/>
-          <w:szCs w:val="32"/>
-          <w:cs/>
-        </w:rPr>
-        <w:tab/>
-      </w:r>
-      <w:r>
-        <w:rPr>
-          <w:rFonts w:ascii="TH SarabunPSK" w:hAnsi="TH SarabunPSK" w:cs="TH SarabunPSK"/>
-          <w:sz w:val="32"/>
-          <w:szCs w:val="32"/>
-          <w:cs/>
-        </w:rPr>
-        <w:tab/>
-      </w:r>
-      <w:r>
-        <w:rPr>
-          <w:rFonts w:ascii="TH SarabunPSK" w:hAnsi="TH SarabunPSK" w:cs="TH SarabunPSK" w:hint="cs"/>
-          <w:sz w:val="32"/>
-          <w:szCs w:val="32"/>
-          <w:cs/>
-        </w:rPr>
-        <w:t>2.2.9.2</w:t>
-      </w:r>
-      <w:r>
-        <w:rPr>
-          <w:rFonts w:ascii="TH SarabunPSK" w:hAnsi="TH SarabunPSK" w:cs="TH SarabunPSK" w:hint="cs"/>
-          <w:color w:val="FFFFFF" w:themeColor="background1"/>
-          <w:sz w:val="32"/>
-          <w:szCs w:val="32"/>
-          <w:cs/>
-        </w:rPr>
-        <w:t>**</w:t>
-      </w:r>
-      <w:r>
-        <w:rPr>
-          <w:rFonts w:ascii="TH SarabunPSK" w:hAnsi="TH SarabunPSK" w:cs="TH SarabunPSK"/>
-          <w:sz w:val="32"/>
-          <w:szCs w:val="32"/>
-          <w:cs/>
-        </w:rPr>
-        <w:t>วิเคราะห์ข้อมูลร้องขอให้ปรับปรุงระบบ</w:t>
-      </w:r>
-    </w:p>
-    <w:p>
-      <w:pPr>
-        <w:tabs>
-          <w:tab w:val="left" w:pos="567"/>
-          <w:tab w:val="left" w:pos="851"/>
-          <w:tab w:val="left" w:pos="1276"/>
-          <w:tab w:val="left" w:pos="1985"/>
-          <w:tab w:val="left" w:pos="2835"/>
-        </w:tabs>
-        <w:jc w:val="thaiDistribute"/>
-        <w:rPr>
-          <w:rFonts w:ascii="TH SarabunPSK" w:hAnsi="TH SarabunPSK" w:cs="TH SarabunPSK"/>
-          <w:sz w:val="32"/>
-          <w:szCs w:val="32"/>
-        </w:rPr>
-      </w:pPr>
-      <w:r>
-        <w:rPr>
-          <w:rFonts w:ascii="TH SarabunPSK" w:hAnsi="TH SarabunPSK" w:cs="TH SarabunPSK"/>
-          <w:sz w:val="32"/>
-          <w:szCs w:val="32"/>
-          <w:cs/>
-        </w:rPr>
-        <w:tab/>
-      </w:r>
-      <w:r>
-        <w:rPr>
-          <w:rFonts w:ascii="TH SarabunPSK" w:hAnsi="TH SarabunPSK" w:cs="TH SarabunPSK"/>
-          <w:sz w:val="32"/>
-          <w:szCs w:val="32"/>
-          <w:cs/>
-        </w:rPr>
-        <w:tab/>
-      </w:r>
-      <w:r>
-        <w:rPr>
-          <w:rFonts w:ascii="TH SarabunPSK" w:hAnsi="TH SarabunPSK" w:cs="TH SarabunPSK"/>
-          <w:sz w:val="32"/>
-          <w:szCs w:val="32"/>
-          <w:cs/>
-        </w:rPr>
-        <w:tab/>
-      </w:r>
-      <w:r>
-        <w:rPr>
-          <w:rFonts w:ascii="TH SarabunPSK" w:hAnsi="TH SarabunPSK" w:cs="TH SarabunPSK" w:hint="cs"/>
-          <w:sz w:val="32"/>
-          <w:szCs w:val="32"/>
-          <w:cs/>
-        </w:rPr>
-        <w:t>2.2.9.3</w:t>
-      </w:r>
-      <w:r>
-        <w:rPr>
-          <w:rFonts w:ascii="TH SarabunPSK" w:hAnsi="TH SarabunPSK" w:cs="TH SarabunPSK" w:hint="cs"/>
-          <w:color w:val="FFFFFF" w:themeColor="background1"/>
-          <w:sz w:val="32"/>
-          <w:szCs w:val="32"/>
-          <w:cs/>
-        </w:rPr>
-        <w:t>**</w:t>
-      </w:r>
-      <w:r>
-        <w:rPr>
-          <w:rFonts w:ascii="TH SarabunPSK" w:hAnsi="TH SarabunPSK" w:cs="TH SarabunPSK"/>
-          <w:sz w:val="32"/>
-          <w:szCs w:val="32"/>
-          <w:cs/>
-        </w:rPr>
-        <w:t>ออกแบบการทำงานที่ต้องการปรับปรุง</w:t>
-      </w:r>
-    </w:p>
-    <w:p>
-      <w:pPr>
-        <w:tabs>
-          <w:tab w:val="left" w:pos="567"/>
-          <w:tab w:val="left" w:pos="851"/>
-          <w:tab w:val="left" w:pos="1276"/>
-          <w:tab w:val="left" w:pos="1985"/>
-          <w:tab w:val="left" w:pos="2835"/>
-        </w:tabs>
-        <w:jc w:val="thaiDistribute"/>
-        <w:rPr>
-          <w:rFonts w:ascii="TH SarabunPSK" w:hAnsi="TH SarabunPSK" w:cs="TH SarabunPSK"/>
-          <w:sz w:val="32"/>
-          <w:szCs w:val="32"/>
-        </w:rPr>
-      </w:pPr>
-      <w:r>
-        <w:rPr>
-          <w:rFonts w:ascii="TH SarabunPSK" w:hAnsi="TH SarabunPSK" w:cs="TH SarabunPSK"/>
-          <w:sz w:val="32"/>
-          <w:szCs w:val="32"/>
-          <w:cs/>
-        </w:rPr>
-        <w:tab/>
-      </w:r>
-      <w:r>
-        <w:rPr>
-          <w:rFonts w:ascii="TH SarabunPSK" w:hAnsi="TH SarabunPSK" w:cs="TH SarabunPSK"/>
-          <w:sz w:val="32"/>
-          <w:szCs w:val="32"/>
-          <w:cs/>
-        </w:rPr>
-        <w:tab/>
-      </w:r>
-      <w:r>
-        <w:rPr>
-          <w:rFonts w:ascii="TH SarabunPSK" w:hAnsi="TH SarabunPSK" w:cs="TH SarabunPSK"/>
-          <w:sz w:val="32"/>
-          <w:szCs w:val="32"/>
-          <w:cs/>
-        </w:rPr>
-        <w:tab/>
-      </w:r>
-      <w:r>
-        <w:rPr>
-          <w:rFonts w:ascii="TH SarabunPSK" w:hAnsi="TH SarabunPSK" w:cs="TH SarabunPSK" w:hint="cs"/>
-          <w:sz w:val="32"/>
-          <w:szCs w:val="32"/>
-          <w:cs/>
-        </w:rPr>
-        <w:t>2.2.9.4</w:t>
-      </w:r>
-      <w:r>
-        <w:rPr>
-          <w:rFonts w:ascii="TH SarabunPSK" w:hAnsi="TH SarabunPSK" w:cs="TH SarabunPSK" w:hint="cs"/>
-          <w:color w:val="FFFFFF" w:themeColor="background1"/>
-          <w:sz w:val="32"/>
-          <w:szCs w:val="32"/>
-          <w:cs/>
-        </w:rPr>
-        <w:t>**</w:t>
-      </w:r>
-      <w:r>
-        <w:rPr>
-          <w:rFonts w:ascii="TH SarabunPSK" w:hAnsi="TH SarabunPSK" w:cs="TH SarabunPSK"/>
-          <w:sz w:val="32"/>
-          <w:szCs w:val="32"/>
-          <w:cs/>
-        </w:rPr>
-        <w:t>ปรับปรุง</w:t>
-      </w:r>
-      <w:bookmarkEnd w:id="3"/>
-    </w:p>
-    <w:p>
-      <w:pPr>
-        <w:tabs>
-          <w:tab w:val="left" w:pos="567"/>
-          <w:tab w:val="left" w:pos="851"/>
-          <w:tab w:val="left" w:pos="1276"/>
-          <w:tab w:val="left" w:pos="1985"/>
-          <w:tab w:val="left" w:pos="2835"/>
-        </w:tabs>
-        <w:jc w:val="thaiDistribute"/>
-        <w:rPr>
-          <w:rFonts w:ascii="TH SarabunPSK" w:hAnsi="TH SarabunPSK" w:cs="TH SarabunPSK"/>
-          <w:sz w:val="32"/>
-          <w:szCs w:val="32"/>
-        </w:rPr>
-      </w:pPr>
-    </w:p>
+        </w:rPr>
+        <w:t>, 2565)</w:t>
+      </w:r>
+    </w:p>
+    <w:bookmarkEnd w:id="4"/>
     <w:p>
       <w:pPr>
         <w:tabs>
@@ -8478,63 +8614,31 @@
         <w:jc w:val="thaiDistribute"/>
         <w:rPr>
           <w:rFonts w:ascii="TH SarabunPSK" w:hAnsi="TH SarabunPSK" w:cs="TH SarabunPSK"/>
-          <w:b/>
-          <w:bCs/>
-          <w:sz w:val="32"/>
-          <w:szCs w:val="32"/>
-        </w:rPr>
-      </w:pPr>
-      <w:bookmarkStart w:id="4" w:name="_Hlk172910546"/>
-      <w:r>
-        <w:rPr>
-          <w:rFonts w:ascii="TH SarabunPSK" w:hAnsi="TH SarabunPSK" w:cs="TH SarabunPSK"/>
-          <w:b/>
-          <w:bCs/>
-          <w:sz w:val="32"/>
-          <w:szCs w:val="32"/>
-          <w:cs/>
-        </w:rPr>
-        <w:t>2.</w:t>
-      </w:r>
-      <w:r>
-        <w:rPr>
-          <w:rFonts w:ascii="TH SarabunPSK" w:hAnsi="TH SarabunPSK" w:cs="TH SarabunPSK" w:hint="cs"/>
-          <w:b/>
-          <w:bCs/>
-          <w:sz w:val="32"/>
-          <w:szCs w:val="32"/>
-          <w:cs/>
-        </w:rPr>
-        <w:t>3</w:t>
-      </w:r>
-      <w:r>
-        <w:rPr>
-          <w:rFonts w:ascii="TH SarabunPSK" w:hAnsi="TH SarabunPSK" w:cs="TH SarabunPSK"/>
-          <w:b/>
-          <w:bCs/>
-          <w:color w:val="FFFFFF" w:themeColor="background1"/>
-          <w:sz w:val="32"/>
-          <w:szCs w:val="32"/>
-          <w:cs/>
-        </w:rPr>
-        <w:t>**</w:t>
-      </w:r>
-      <w:r>
-        <w:rPr>
-          <w:rFonts w:ascii="TH SarabunPSK" w:hAnsi="TH SarabunPSK" w:cs="TH SarabunPSK"/>
-          <w:b/>
-          <w:bCs/>
-          <w:sz w:val="32"/>
-          <w:szCs w:val="32"/>
-          <w:cs/>
-        </w:rPr>
-        <w:t>การพัฒนาเว็บแอป</w:t>
-      </w:r>
-      <w:r>
-        <w:rPr>
-          <w:rFonts w:ascii="TH SarabunPSK" w:hAnsi="TH SarabunPSK" w:cs="TH SarabunPSK"/>
-          <w:b/>
-          <w:bCs/>
+          <w:sz w:val="32"/>
+          <w:szCs w:val="32"/>
+        </w:rPr>
+      </w:pPr>
+      <w:r>
+        <w:rPr>
+          <w:rFonts w:ascii="TH SarabunPSK" w:hAnsi="TH SarabunPSK" w:cs="TH SarabunPSK"/>
+          <w:sz w:val="32"/>
+          <w:szCs w:val="32"/>
+          <w:cs/>
+        </w:rPr>
+        <w:tab/>
+      </w:r>
+      <w:r>
+        <w:rPr>
+          <w:rFonts w:ascii="TH SarabunPSK" w:hAnsi="TH SarabunPSK" w:cs="TH SarabunPSK"/>
+          <w:sz w:val="32"/>
+          <w:szCs w:val="32"/>
+          <w:cs/>
+        </w:rPr>
+        <w:t>การพัฒนาแอปพลิเคชันเว็บเป็นอุตสาหกรรมที่สร้างรายได้และเติบโตอย่างรวดเร็ว โดยคาดว่าจะมีรายได้สูงถึง 166.20 พันล้านดอลลาร์สหรัฐในปี 2567 แนวโน้มขาขึ้นนี้คาดว่าจะดำเนินต่อไป โดยคาดการณ์อัตราการเติบโตต่อปีที่ 7.12% ในช่วงปี 2567-2570 ส่งผลให้ปริมาณตลาดอยู่ที่ 218.80 พันล้านดอลลาร์สหรัฐภายในปี 2570</w:t>
+      </w:r>
+      <w:r>
+        <w:rPr>
+          <w:rFonts w:ascii="TH SarabunPSK" w:hAnsi="TH SarabunPSK" w:cs="TH SarabunPSK"/>
           <w:sz w:val="32"/>
           <w:szCs w:val="32"/>
         </w:rPr>
@@ -8545,31 +8649,45 @@
           <w:rFonts w:ascii="TH SarabunPSK" w:hAnsi="TH SarabunPSK" w:cs="TH SarabunPSK"/>
           <w:sz w:val="32"/>
           <w:szCs w:val="32"/>
-        </w:rPr>
-        <w:t>(</w:t>
-      </w:r>
-      <w:bookmarkStart w:id="5" w:name="_Hlk177048094"/>
-      <w:proofErr w:type="spellStart"/>
-      <w:r>
-        <w:rPr>
-          <w:rFonts w:ascii="TH SarabunPSK" w:hAnsi="TH SarabunPSK" w:cs="TH SarabunPSK"/>
-          <w:sz w:val="32"/>
-          <w:szCs w:val="32"/>
-        </w:rPr>
-        <w:t>AppMaster</w:t>
-      </w:r>
-      <w:bookmarkEnd w:id="5"/>
-      <w:proofErr w:type="spellEnd"/>
-      <w:r>
-        <w:rPr>
-          <w:rFonts w:ascii="TH SarabunPSK" w:hAnsi="TH SarabunPSK" w:cs="TH SarabunPSK"/>
-          <w:sz w:val="32"/>
-          <w:szCs w:val="32"/>
-        </w:rPr>
-        <w:t>, 2565)</w:t>
-      </w:r>
-    </w:p>
-    <w:bookmarkEnd w:id="4"/>
+          <w:cs/>
+        </w:rPr>
+        <w:t xml:space="preserve">ในบล็อกโพสต์นี้ เราจะสำรวจแนวโน้มและเทคนิคล่าสุดในการพัฒนาเว็บแอปในปี </w:t>
+      </w:r>
+      <w:r>
+        <w:rPr>
+          <w:rFonts w:ascii="TH SarabunPSK" w:hAnsi="TH SarabunPSK" w:cs="TH SarabunPSK"/>
+          <w:sz w:val="32"/>
+          <w:szCs w:val="32"/>
+        </w:rPr>
+        <w:t xml:space="preserve">2024 </w:t>
+      </w:r>
+      <w:r>
+        <w:rPr>
+          <w:rFonts w:ascii="TH SarabunPSK" w:hAnsi="TH SarabunPSK" w:cs="TH SarabunPSK"/>
+          <w:sz w:val="32"/>
+          <w:szCs w:val="32"/>
+          <w:cs/>
+        </w:rPr>
+        <w:t xml:space="preserve">ตั้งแต่การออกแบบที่ตอบสนองไปจนถึงเว็บแอปที่ก้าวหน้า เราจะครอบคลุมทุกสิ่งที่คุณจำเป็นต้องรู้เพื่อสร้างแอปพลิเคชันคุณภาพสูงและน่าดึงดูด ถ้าอย่างนั้น เรามาเจาะลึกและค้นพบโอกาสที่น่าตื่นเต้นรออยู่ข้างหน้าในการพัฒนาเว็บแอปในปี </w:t>
+      </w:r>
+      <w:r>
+        <w:rPr>
+          <w:rFonts w:ascii="TH SarabunPSK" w:hAnsi="TH SarabunPSK" w:cs="TH SarabunPSK"/>
+          <w:sz w:val="32"/>
+          <w:szCs w:val="32"/>
+        </w:rPr>
+        <w:t xml:space="preserve">2024 </w:t>
+      </w:r>
+      <w:r>
+        <w:rPr>
+          <w:rFonts w:ascii="TH SarabunPSK" w:hAnsi="TH SarabunPSK" w:cs="TH SarabunPSK"/>
+          <w:sz w:val="32"/>
+          <w:szCs w:val="32"/>
+          <w:cs/>
+        </w:rPr>
+        <w:t>กันดีกว่า</w:t>
+      </w:r>
+    </w:p>
     <w:p>
       <w:pPr>
         <w:tabs>
@@ -8590,70 +8708,8 @@
           <w:rFonts w:ascii="TH SarabunPSK" w:hAnsi="TH SarabunPSK" w:cs="TH SarabunPSK"/>
           <w:sz w:val="32"/>
           <w:szCs w:val="32"/>
-          <w:cs/>
-        </w:rPr>
-        <w:lastRenderedPageBreak/>
-        <w:tab/>
-      </w:r>
-      <w:r>
-        <w:rPr>
-          <w:rFonts w:ascii="TH SarabunPSK" w:hAnsi="TH SarabunPSK" w:cs="TH SarabunPSK"/>
-          <w:sz w:val="32"/>
-          <w:szCs w:val="32"/>
-          <w:cs/>
-        </w:rPr>
-        <w:t>การพัฒนาแอปพลิเคชันเว็บเป็นอุตสาหกรรมที่สร้างรายได้และเติบโตอย่างรวดเร็ว โดยคาดว่าจะมีรายได้สูงถึง 166.20 พันล้านดอลลาร์สหรัฐในปี 2567 แนวโน้มขาขึ้นนี้คาดว่าจะดำเนินต่อไป โดยคาดการณ์อัตราการเติบโตต่อปีที่ 7.12% ในช่วงปี 2567-2570 ส่งผลให้ปริมาณตลาดอยู่ที่ 218.80 พันล้านดอลลาร์สหรัฐภายในปี 2570</w:t>
-      </w:r>
-      <w:r>
-        <w:rPr>
-          <w:rFonts w:ascii="TH SarabunPSK" w:hAnsi="TH SarabunPSK" w:cs="TH SarabunPSK"/>
-          <w:sz w:val="32"/>
-          <w:szCs w:val="32"/>
-        </w:rPr>
-        <w:t xml:space="preserve"> </w:t>
-      </w:r>
-      <w:r>
-        <w:rPr>
-          <w:rFonts w:ascii="TH SarabunPSK" w:hAnsi="TH SarabunPSK" w:cs="TH SarabunPSK"/>
-          <w:sz w:val="32"/>
-          <w:szCs w:val="32"/>
-          <w:cs/>
-        </w:rPr>
-        <w:t xml:space="preserve">ในบล็อกโพสต์นี้ เราจะสำรวจแนวโน้มและเทคนิคล่าสุดในการพัฒนาเว็บแอปในปี </w:t>
-      </w:r>
-      <w:r>
-        <w:rPr>
-          <w:rFonts w:ascii="TH SarabunPSK" w:hAnsi="TH SarabunPSK" w:cs="TH SarabunPSK"/>
-          <w:sz w:val="32"/>
-          <w:szCs w:val="32"/>
-        </w:rPr>
-        <w:t xml:space="preserve">2024 </w:t>
-      </w:r>
-      <w:r>
-        <w:rPr>
-          <w:rFonts w:ascii="TH SarabunPSK" w:hAnsi="TH SarabunPSK" w:cs="TH SarabunPSK"/>
-          <w:sz w:val="32"/>
-          <w:szCs w:val="32"/>
-          <w:cs/>
-        </w:rPr>
-        <w:t xml:space="preserve">ตั้งแต่การออกแบบที่ตอบสนองไปจนถึงเว็บแอปที่ก้าวหน้า เราจะครอบคลุมทุกสิ่งที่คุณจำเป็นต้องรู้เพื่อสร้างแอปพลิเคชันคุณภาพสูงและน่าดึงดูด ถ้าอย่างนั้น เรามาเจาะลึกและค้นพบโอกาสที่น่าตื่นเต้นรออยู่ข้างหน้าในการพัฒนาเว็บแอปในปี </w:t>
-      </w:r>
-      <w:r>
-        <w:rPr>
-          <w:rFonts w:ascii="TH SarabunPSK" w:hAnsi="TH SarabunPSK" w:cs="TH SarabunPSK"/>
-          <w:sz w:val="32"/>
-          <w:szCs w:val="32"/>
-        </w:rPr>
-        <w:t xml:space="preserve">2024 </w:t>
-      </w:r>
-      <w:r>
-        <w:rPr>
-          <w:rFonts w:ascii="TH SarabunPSK" w:hAnsi="TH SarabunPSK" w:cs="TH SarabunPSK"/>
-          <w:sz w:val="32"/>
-          <w:szCs w:val="32"/>
-          <w:cs/>
-        </w:rPr>
-        <w:t>กันดีกว่า</w:t>
+        </w:rPr>
+        <w:tab/>
       </w:r>
     </w:p>
     <w:p>
@@ -8676,15 +8732,67 @@
           <w:rFonts w:ascii="TH SarabunPSK" w:hAnsi="TH SarabunPSK" w:cs="TH SarabunPSK"/>
           <w:sz w:val="32"/>
           <w:szCs w:val="32"/>
-        </w:rPr>
-        <w:tab/>
-      </w:r>
-    </w:p>
-    <w:p>
-      <w:pPr>
-        <w:tabs>
-          <w:tab w:val="left" w:pos="567"/>
-          <w:tab w:val="left" w:pos="1134"/>
+          <w:cs/>
+        </w:rPr>
+        <w:tab/>
+      </w:r>
+      <w:r>
+        <w:rPr>
+          <w:rFonts w:ascii="TH SarabunPSK" w:hAnsi="TH SarabunPSK" w:cs="TH SarabunPSK"/>
+          <w:sz w:val="32"/>
+          <w:szCs w:val="32"/>
+        </w:rPr>
+        <w:t>2.</w:t>
+      </w:r>
+      <w:r>
+        <w:rPr>
+          <w:rFonts w:ascii="TH SarabunPSK" w:hAnsi="TH SarabunPSK" w:cs="TH SarabunPSK" w:hint="cs"/>
+          <w:sz w:val="32"/>
+          <w:szCs w:val="32"/>
+          <w:cs/>
+        </w:rPr>
+        <w:t>3</w:t>
+      </w:r>
+      <w:r>
+        <w:rPr>
+          <w:rFonts w:ascii="TH SarabunPSK" w:hAnsi="TH SarabunPSK" w:cs="TH SarabunPSK"/>
+          <w:sz w:val="32"/>
+          <w:szCs w:val="32"/>
+        </w:rPr>
+        <w:t>.1</w:t>
+      </w:r>
+      <w:r>
+        <w:rPr>
+          <w:rFonts w:ascii="TH SarabunPSK" w:hAnsi="TH SarabunPSK" w:cs="TH SarabunPSK"/>
+          <w:color w:val="FFFFFF" w:themeColor="background1"/>
+          <w:sz w:val="32"/>
+          <w:szCs w:val="32"/>
+        </w:rPr>
+        <w:t>**</w:t>
+      </w:r>
+      <w:r>
+        <w:rPr>
+          <w:rFonts w:ascii="TH SarabunPSK" w:hAnsi="TH SarabunPSK" w:cs="TH SarabunPSK"/>
+          <w:sz w:val="32"/>
+          <w:szCs w:val="32"/>
+          <w:cs/>
+        </w:rPr>
+        <w:t>เว็บแอปพลิเคชันคืออะไร</w:t>
+      </w:r>
+      <w:r>
+        <w:rPr>
+          <w:rFonts w:ascii="TH SarabunPSK" w:hAnsi="TH SarabunPSK" w:cs="TH SarabunPSK"/>
+          <w:sz w:val="32"/>
+          <w:szCs w:val="32"/>
+        </w:rPr>
+        <w:t>?</w:t>
+      </w:r>
+    </w:p>
+    <w:p>
+      <w:pPr>
+        <w:tabs>
+          <w:tab w:val="left" w:pos="567"/>
+          <w:tab w:val="left" w:pos="1276"/>
           <w:tab w:val="left" w:pos="1418"/>
           <w:tab w:val="left" w:pos="1985"/>
         </w:tabs>
@@ -8700,60 +8808,37 @@
           <w:rFonts w:ascii="TH SarabunPSK" w:hAnsi="TH SarabunPSK" w:cs="TH SarabunPSK"/>
           <w:sz w:val="32"/>
           <w:szCs w:val="32"/>
-          <w:cs/>
-        </w:rPr>
-        <w:tab/>
-      </w:r>
-      <w:r>
-        <w:rPr>
-          <w:rFonts w:ascii="TH SarabunPSK" w:hAnsi="TH SarabunPSK" w:cs="TH SarabunPSK"/>
-          <w:sz w:val="32"/>
-          <w:szCs w:val="32"/>
-        </w:rPr>
-        <w:t>2.</w:t>
-      </w:r>
-      <w:r>
-        <w:rPr>
-          <w:rFonts w:ascii="TH SarabunPSK" w:hAnsi="TH SarabunPSK" w:cs="TH SarabunPSK" w:hint="cs"/>
-          <w:sz w:val="32"/>
-          <w:szCs w:val="32"/>
-          <w:cs/>
-        </w:rPr>
-        <w:t>3</w:t>
-      </w:r>
-      <w:r>
-        <w:rPr>
-          <w:rFonts w:ascii="TH SarabunPSK" w:hAnsi="TH SarabunPSK" w:cs="TH SarabunPSK"/>
-          <w:sz w:val="32"/>
-          <w:szCs w:val="32"/>
-        </w:rPr>
-        <w:t>.1</w:t>
-      </w:r>
-      <w:r>
-        <w:rPr>
-          <w:rFonts w:ascii="TH SarabunPSK" w:hAnsi="TH SarabunPSK" w:cs="TH SarabunPSK"/>
-          <w:color w:val="FFFFFF" w:themeColor="background1"/>
-          <w:sz w:val="32"/>
-          <w:szCs w:val="32"/>
-        </w:rPr>
-        <w:t>**</w:t>
-      </w:r>
-      <w:r>
-        <w:rPr>
-          <w:rFonts w:ascii="TH SarabunPSK" w:hAnsi="TH SarabunPSK" w:cs="TH SarabunPSK"/>
-          <w:sz w:val="32"/>
-          <w:szCs w:val="32"/>
-          <w:cs/>
-        </w:rPr>
-        <w:t>เว็บแอปพลิเคชันคืออะไร</w:t>
-      </w:r>
-      <w:r>
-        <w:rPr>
-          <w:rFonts w:ascii="TH SarabunPSK" w:hAnsi="TH SarabunPSK" w:cs="TH SarabunPSK"/>
-          <w:sz w:val="32"/>
-          <w:szCs w:val="32"/>
-        </w:rPr>
-        <w:t>?</w:t>
+        </w:rPr>
+        <w:tab/>
+      </w:r>
+      <w:r>
+        <w:rPr>
+          <w:rFonts w:ascii="TH SarabunPSK" w:hAnsi="TH SarabunPSK" w:cs="TH SarabunPSK"/>
+          <w:sz w:val="32"/>
+          <w:szCs w:val="32"/>
+          <w:cs/>
+        </w:rPr>
+        <w:t>การพัฒนาแอปพลิเคชันบนเว็บเป็นกระบวนการสำคัญในการสร้างแอปพลิเคชันซอฟต์แวร์ที่ทำงานผ่านเว็บ</w:t>
+      </w:r>
+      <w:proofErr w:type="spellStart"/>
+      <w:r>
+        <w:rPr>
+          <w:rFonts w:ascii="TH SarabunPSK" w:hAnsi="TH SarabunPSK" w:cs="TH SarabunPSK"/>
+          <w:sz w:val="32"/>
+          <w:szCs w:val="32"/>
+          <w:cs/>
+        </w:rPr>
+        <w:t>เบ</w:t>
+      </w:r>
+      <w:proofErr w:type="spellEnd"/>
+      <w:r>
+        <w:rPr>
+          <w:rFonts w:ascii="TH SarabunPSK" w:hAnsi="TH SarabunPSK" w:cs="TH SarabunPSK"/>
+          <w:sz w:val="32"/>
+          <w:szCs w:val="32"/>
+          <w:cs/>
+        </w:rPr>
+        <w:t xml:space="preserve">ราว์เซอร์ ทำให้ผู้ใช้สามารถใช้งานร่วมกันได้ข้ามแพลตฟอร์ม และปรับให้เข้ากับแอปบนอุปกรณ์เคลื่อนที่เพื่อการเข้าถึงอุปกรณ์ต่างๆ ได้อย่างราบรื่น การเปลี่ยนแปลงทางดิจิทัลนี้ช่วยให้องค์กรต่างๆ สามารถสร้างเว็บแอป ปรับปรุงสถานะออนไลน์และการมีส่วนร่วมของลูกค้ากระบวนการพัฒนาเว็บแอปพลิเคชันเกี่ยวข้องกับหลายขั้นตอน รวมถึงการวางแผน การออกแบบ และการเลือกกรอบงานเว็บแอปพลิเคชันที่เหมาะสมที่สุด ทีมนักพัฒนาเว็บแอปที่มีทักษะทำงานในการใช้คุณสมบัติที่จำเป็นเพื่อเพิ่มประสิทธิภาพการทำงานของเว็บแอปพลิเคชัน ความเข้ากันได้ และประสบการณ์ผู้ใช้นักพัฒนาเว็บมุ่งเน้นไปที่การพัฒนาแอปพลิเคชันเว็บ </w:t>
       </w:r>
     </w:p>
     <w:p>
@@ -8776,17 +8861,18 @@
           <w:rFonts w:ascii="TH SarabunPSK" w:hAnsi="TH SarabunPSK" w:cs="TH SarabunPSK"/>
           <w:sz w:val="32"/>
           <w:szCs w:val="32"/>
-        </w:rPr>
-        <w:tab/>
-      </w:r>
-      <w:r>
-        <w:rPr>
-          <w:rFonts w:ascii="TH SarabunPSK" w:hAnsi="TH SarabunPSK" w:cs="TH SarabunPSK"/>
-          <w:sz w:val="32"/>
-          <w:szCs w:val="32"/>
-          <w:cs/>
-        </w:rPr>
-        <w:t>การพัฒนาแอปพลิเคชันบนเว็บเป็นกระบวนการสำคัญในการสร้างแอปพลิเคชันซอฟต์แวร์ที่ทำงานผ่านเว็บ</w:t>
+          <w:cs/>
+        </w:rPr>
+        <w:tab/>
+      </w:r>
+      <w:r>
+        <w:rPr>
+          <w:rFonts w:ascii="TH SarabunPSK" w:hAnsi="TH SarabunPSK" w:cs="TH SarabunPSK"/>
+          <w:sz w:val="32"/>
+          <w:szCs w:val="32"/>
+          <w:cs/>
+        </w:rPr>
+        <w:t>การใช้ภาษาการเขียนโปรแกรมและเฟรม</w:t>
       </w:r>
       <w:proofErr w:type="spellStart"/>
       <w:r>
@@ -8796,7 +8882,7 @@
           <w:szCs w:val="32"/>
           <w:cs/>
         </w:rPr>
-        <w:t>เบ</w:t>
+        <w:t>เวิร์ก</w:t>
       </w:r>
       <w:proofErr w:type="spellEnd"/>
       <w:r>
@@ -8806,7 +8892,47 @@
           <w:szCs w:val="32"/>
           <w:cs/>
         </w:rPr>
-        <w:t xml:space="preserve">ราว์เซอร์ ทำให้ผู้ใช้สามารถใช้งานร่วมกันได้ข้ามแพลตฟอร์ม และปรับให้เข้ากับแอปบนอุปกรณ์เคลื่อนที่เพื่อการเข้าถึงอุปกรณ์ต่างๆ ได้อย่างราบรื่น การเปลี่ยนแปลงทางดิจิทัลนี้ช่วยให้องค์กรต่างๆ สามารถสร้างเว็บแอป ปรับปรุงสถานะออนไลน์และการมีส่วนร่วมของลูกค้ากระบวนการพัฒนาเว็บแอปพลิเคชันเกี่ยวข้องกับหลายขั้นตอน รวมถึงการวางแผน การออกแบบ และการเลือกกรอบงานเว็บแอปพลิเคชันที่เหมาะสมที่สุด ทีมนักพัฒนาเว็บแอปที่มีทักษะทำงานในการใช้คุณสมบัติที่จำเป็นเพื่อเพิ่มประสิทธิภาพการทำงานของเว็บแอปพลิเคชัน ความเข้ากันได้ และประสบการณ์ผู้ใช้นักพัฒนาเว็บมุ่งเน้นไปที่การพัฒนาแอปพลิเคชันเว็บ </w:t>
+        <w:t>แอปพลิเคชันบนเว็บเพื่อสร้างแอปพลิเคชันเว็บที่รองรับอุตสาหกรรมต่างๆ การพัฒนาเว็บต้องใช้ความเชี่ยวชาญในการเลือกเฟรม</w:t>
+      </w:r>
+      <w:proofErr w:type="spellStart"/>
+      <w:r>
+        <w:rPr>
+          <w:rFonts w:ascii="TH SarabunPSK" w:hAnsi="TH SarabunPSK" w:cs="TH SarabunPSK"/>
+          <w:sz w:val="32"/>
+          <w:szCs w:val="32"/>
+          <w:cs/>
+        </w:rPr>
+        <w:t>เวิร์ก</w:t>
+      </w:r>
+      <w:proofErr w:type="spellEnd"/>
+      <w:r>
+        <w:rPr>
+          <w:rFonts w:ascii="TH SarabunPSK" w:hAnsi="TH SarabunPSK" w:cs="TH SarabunPSK"/>
+          <w:sz w:val="32"/>
+          <w:szCs w:val="32"/>
+          <w:cs/>
+        </w:rPr>
+        <w:t>แอปพลิเคชันเว็บที่เหมาะสม และสร้างประสบการณ์ผู้ใช้ที่ปลอดภัยและน่าดึงดูดแอพมือถือมีบทบาทสำคัญในการพัฒนาเว็บ เนื่องจากให้การเข้าถึงบนสมาร์ทโฟนและแท็บ</w:t>
+      </w:r>
+      <w:proofErr w:type="spellStart"/>
+      <w:r>
+        <w:rPr>
+          <w:rFonts w:ascii="TH SarabunPSK" w:hAnsi="TH SarabunPSK" w:cs="TH SarabunPSK"/>
+          <w:sz w:val="32"/>
+          <w:szCs w:val="32"/>
+          <w:cs/>
+        </w:rPr>
+        <w:t>เล็ต</w:t>
+      </w:r>
+      <w:proofErr w:type="spellEnd"/>
+      <w:r>
+        <w:rPr>
+          <w:rFonts w:ascii="TH SarabunPSK" w:hAnsi="TH SarabunPSK" w:cs="TH SarabunPSK"/>
+          <w:sz w:val="32"/>
+          <w:szCs w:val="32"/>
+          <w:cs/>
+        </w:rPr>
+        <w:t xml:space="preserve">สำหรับผู้ใช้ แอปบนอุปกรณ์เคลื่อนที่และการพัฒนาแอปพลิเคชันบนเว็บทำงานร่วมกันเพื่อมอบประสบการณ์ที่ลื่นไหลบนหลายแพลตฟอร์ม ทำให้องค์กรจำเป็นต้องลงทุนในทั้งสองด้านกระบวนการพัฒนาเว็บแอปพลิเคชันต้องอาศัยนักพัฒนาเว็บแอปในการสร้างเว็บแอปพลิเคชันที่มีโครงสร้างที่ดี ปลอดภัย และใช้งานง่าย ทีมพัฒนาเว็บต้องจัดลำดับความสำคัญด้านความปลอดภัย </w:t>
       </w:r>
     </w:p>
     <w:p>
@@ -8840,7 +8966,7 @@
           <w:szCs w:val="32"/>
           <w:cs/>
         </w:rPr>
-        <w:t>การใช้ภาษาการเขียนโปรแกรมและเฟรม</w:t>
+        <w:t>การเพิ่มประสิทธิภาพการทำงาน และความเข้ากันได้ข้ามแพลตฟอร์ม เพื่อให้มั่นใจถึงความสำเร็จของเว็บแอปพลิเคชันการพัฒนาแอปพลิเคชันเว็บเป็นส่วนสำคัญของโครงสร้างพื้นฐานดิจิทัลสมัยใหม่ ด้วยการจ้างนักพัฒนาเว็บแอปที่มีทักษะและปฏิบัติตามกระบวนการพัฒนาเว็บแอปพลิเคชันที่วางแผนไว้อย่างดี องค์กรต่างๆ จะสามารถสร้างเว็บแอปที่ตรงตามเป้าหมายและข้อกำหนดของตนได้ เฟรม</w:t>
       </w:r>
       <w:proofErr w:type="spellStart"/>
       <w:r>
@@ -8860,47 +8986,16 @@
           <w:szCs w:val="32"/>
           <w:cs/>
         </w:rPr>
-        <w:t>แอปพลิเคชันบนเว็บเพื่อสร้างแอปพลิเคชันเว็บที่รองรับอุตสาหกรรมต่างๆ การพัฒนาเว็บต้องใช้ความเชี่ยวชาญในการเลือกเฟรม</w:t>
-      </w:r>
-      <w:proofErr w:type="spellStart"/>
-      <w:r>
-        <w:rPr>
-          <w:rFonts w:ascii="TH SarabunPSK" w:hAnsi="TH SarabunPSK" w:cs="TH SarabunPSK"/>
-          <w:sz w:val="32"/>
-          <w:szCs w:val="32"/>
-          <w:cs/>
-        </w:rPr>
-        <w:t>เวิร์ก</w:t>
-      </w:r>
-      <w:proofErr w:type="spellEnd"/>
-      <w:r>
-        <w:rPr>
-          <w:rFonts w:ascii="TH SarabunPSK" w:hAnsi="TH SarabunPSK" w:cs="TH SarabunPSK"/>
-          <w:sz w:val="32"/>
-          <w:szCs w:val="32"/>
-          <w:cs/>
-        </w:rPr>
-        <w:t>แอปพลิเคชันเว็บที่เหมาะสม และสร้างประสบการณ์ผู้ใช้ที่ปลอดภัยและน่าดึงดูดแอพมือถือมีบทบาทสำคัญในการพัฒนาเว็บ เนื่องจากให้การเข้าถึงบนสมาร์ทโฟนและแท็บ</w:t>
-      </w:r>
-      <w:proofErr w:type="spellStart"/>
-      <w:r>
-        <w:rPr>
-          <w:rFonts w:ascii="TH SarabunPSK" w:hAnsi="TH SarabunPSK" w:cs="TH SarabunPSK"/>
-          <w:sz w:val="32"/>
-          <w:szCs w:val="32"/>
-          <w:cs/>
-        </w:rPr>
-        <w:t>เล็ต</w:t>
-      </w:r>
-      <w:proofErr w:type="spellEnd"/>
-      <w:r>
-        <w:rPr>
-          <w:rFonts w:ascii="TH SarabunPSK" w:hAnsi="TH SarabunPSK" w:cs="TH SarabunPSK"/>
-          <w:sz w:val="32"/>
-          <w:szCs w:val="32"/>
-          <w:cs/>
-        </w:rPr>
-        <w:t xml:space="preserve">สำหรับผู้ใช้ แอปบนอุปกรณ์เคลื่อนที่และการพัฒนาแอปพลิเคชันบนเว็บทำงานร่วมกันเพื่อมอบประสบการณ์ที่ลื่นไหลบนหลายแพลตฟอร์ม ทำให้องค์กรจำเป็นต้องลงทุนในทั้งสองด้านกระบวนการพัฒนาเว็บแอปพลิเคชันต้องอาศัยนักพัฒนาเว็บแอปในการสร้างเว็บแอปพลิเคชันที่มีโครงสร้างที่ดี ปลอดภัย และใช้งานง่าย ทีมพัฒนาเว็บต้องจัดลำดับความสำคัญด้านความปลอดภัย </w:t>
+        <w:t>แอปพลิเคชันเว็บ แอปบนมือถือ และเทคนิคการพัฒนาเว็บมีบทบาทสำคัญในการยกระดับประสบการณ์ผู้ใช้ และรับประกันเว็บแอปพลิเคชันที่ปลอดภัย ใช้งานได้จริง และเข้าถึงได้</w:t>
+      </w:r>
+      <w:r>
+        <w:rPr>
+          <w:rFonts w:ascii="TH SarabunPSK" w:hAnsi="TH SarabunPSK" w:cs="TH SarabunPSK"/>
+          <w:sz w:val="32"/>
+          <w:szCs w:val="32"/>
+          <w:cs/>
+        </w:rPr>
+        <w:t xml:space="preserve"> </w:t>
       </w:r>
     </w:p>
     <w:p>
@@ -8923,47 +9018,44 @@
           <w:rFonts w:ascii="TH SarabunPSK" w:hAnsi="TH SarabunPSK" w:cs="TH SarabunPSK"/>
           <w:sz w:val="32"/>
           <w:szCs w:val="32"/>
-          <w:cs/>
-        </w:rPr>
-        <w:tab/>
-      </w:r>
-      <w:r>
-        <w:rPr>
-          <w:rFonts w:ascii="TH SarabunPSK" w:hAnsi="TH SarabunPSK" w:cs="TH SarabunPSK"/>
-          <w:sz w:val="32"/>
-          <w:szCs w:val="32"/>
-          <w:cs/>
-        </w:rPr>
-        <w:t>การเพิ่มประสิทธิภาพการทำงาน และความเข้ากันได้ข้ามแพลตฟอร์ม เพื่อให้มั่นใจถึงความสำเร็จของเว็บแอปพลิเคชันการพัฒนาแอปพลิเคชันเว็บเป็นส่วนสำคัญของโครงสร้างพื้นฐานดิจิทัลสมัยใหม่ ด้วยการจ้างนักพัฒนาเว็บแอปที่มีทักษะและปฏิบัติตามกระบวนการพัฒนาเว็บแอปพลิเคชันที่วางแผนไว้อย่างดี องค์กรต่างๆ จะสามารถสร้างเว็บแอปที่ตรงตามเป้าหมายและข้อกำหนดของตนได้ เฟรม</w:t>
-      </w:r>
-      <w:proofErr w:type="spellStart"/>
-      <w:r>
-        <w:rPr>
-          <w:rFonts w:ascii="TH SarabunPSK" w:hAnsi="TH SarabunPSK" w:cs="TH SarabunPSK"/>
-          <w:sz w:val="32"/>
-          <w:szCs w:val="32"/>
-          <w:cs/>
-        </w:rPr>
-        <w:t>เวิร์ก</w:t>
-      </w:r>
-      <w:proofErr w:type="spellEnd"/>
-      <w:r>
-        <w:rPr>
-          <w:rFonts w:ascii="TH SarabunPSK" w:hAnsi="TH SarabunPSK" w:cs="TH SarabunPSK"/>
-          <w:sz w:val="32"/>
-          <w:szCs w:val="32"/>
-          <w:cs/>
-        </w:rPr>
-        <w:t>แอปพลิเคชันเว็บ แอปบนมือถือ และเทคนิคการพัฒนาเว็บมีบทบาทสำคัญในการยกระดับประสบการณ์ผู้ใช้ และรับประกันเว็บแอปพลิเคชันที่ปลอดภัย ใช้งานได้จริง และเข้าถึงได้</w:t>
-      </w:r>
-      <w:r>
-        <w:rPr>
-          <w:rFonts w:ascii="TH SarabunPSK" w:hAnsi="TH SarabunPSK" w:cs="TH SarabunPSK"/>
-          <w:sz w:val="32"/>
-          <w:szCs w:val="32"/>
-          <w:cs/>
-        </w:rPr>
-        <w:t xml:space="preserve"> </w:t>
+        </w:rPr>
+        <w:tab/>
+        <w:t>2.</w:t>
+      </w:r>
+      <w:r>
+        <w:rPr>
+          <w:rFonts w:ascii="TH SarabunPSK" w:hAnsi="TH SarabunPSK" w:cs="TH SarabunPSK" w:hint="cs"/>
+          <w:sz w:val="32"/>
+          <w:szCs w:val="32"/>
+          <w:cs/>
+        </w:rPr>
+        <w:t>3</w:t>
+      </w:r>
+      <w:r>
+        <w:rPr>
+          <w:rFonts w:ascii="TH SarabunPSK" w:hAnsi="TH SarabunPSK" w:cs="TH SarabunPSK"/>
+          <w:sz w:val="32"/>
+          <w:szCs w:val="32"/>
+        </w:rPr>
+        <w:t>.2</w:t>
+      </w:r>
+      <w:r>
+        <w:rPr>
+          <w:rFonts w:ascii="TH SarabunPSK" w:hAnsi="TH SarabunPSK" w:cs="TH SarabunPSK"/>
+          <w:color w:val="FFFFFF" w:themeColor="background1"/>
+          <w:sz w:val="32"/>
+          <w:szCs w:val="32"/>
+        </w:rPr>
+        <w:t>**</w:t>
+      </w:r>
+      <w:r>
+        <w:rPr>
+          <w:rFonts w:ascii="TH SarabunPSK" w:hAnsi="TH SarabunPSK" w:cs="TH SarabunPSK"/>
+          <w:sz w:val="32"/>
+          <w:szCs w:val="32"/>
+          <w:cs/>
+        </w:rPr>
+        <w:t>เว็บแอปและเว็บไซต์แตกต่างกันอย่างไร</w:t>
       </w:r>
     </w:p>
     <w:p>
@@ -8988,7 +9080,25 @@
           <w:szCs w:val="32"/>
         </w:rPr>
         <w:tab/>
-        <w:t>2.</w:t>
+      </w:r>
+      <w:r>
+        <w:rPr>
+          <w:rFonts w:ascii="TH SarabunPSK" w:hAnsi="TH SarabunPSK" w:cs="TH SarabunPSK"/>
+          <w:sz w:val="32"/>
+          <w:szCs w:val="32"/>
+          <w:cs/>
+        </w:rPr>
+        <w:t>ความแตกต่างระหว่างเว็บแอปและเว็บไซต์อยู่ที่ฟังก์ชันการทำงานและวัตถุประสงค์ เว็บไซต์ ได้รับการออกแบบมาเพื่อให้ข้อมูลหรือเนื้อหาแก่ผู้เยี่ยมชมเป็นหลัก ในขณะที่แอปพลิเคชันเว็บเป็น</w:t>
+      </w:r>
+      <w:r>
+        <w:rPr>
+          <w:rFonts w:ascii="TH SarabunPSK" w:hAnsi="TH SarabunPSK" w:cs="TH SarabunPSK"/>
+          <w:sz w:val="32"/>
+          <w:szCs w:val="32"/>
+          <w:cs/>
+        </w:rPr>
+        <w:lastRenderedPageBreak/>
+        <w:t>แอปพลิเคชันซอฟต์แวร์ที่อนุญาตให้ผู้ใช้ทำงานหรือฟังก์ชันเฉพาะโดยทั่วไปเว็บไซต์จะประกอบด้วยเนื้อหาคงที่ เช่น ข้อความ รูปภาพ และวิดีโอ ที่แสดงต่อผู้ใช้ในโครงสร้างการนำทาง อาจมี</w:t>
       </w:r>
       <w:r>
         <w:rPr>
@@ -8997,33 +9107,7 @@
           <w:szCs w:val="32"/>
           <w:cs/>
         </w:rPr>
-        <w:t>3</w:t>
-      </w:r>
-      <w:r>
-        <w:rPr>
-          <w:rFonts w:ascii="TH SarabunPSK" w:hAnsi="TH SarabunPSK" w:cs="TH SarabunPSK"/>
-          <w:sz w:val="32"/>
-          <w:szCs w:val="32"/>
-        </w:rPr>
-        <w:t>.2</w:t>
-      </w:r>
-      <w:r>
-        <w:rPr>
-          <w:rFonts w:ascii="TH SarabunPSK" w:hAnsi="TH SarabunPSK" w:cs="TH SarabunPSK"/>
-          <w:color w:val="FFFFFF" w:themeColor="background1"/>
-          <w:sz w:val="32"/>
-          <w:szCs w:val="32"/>
-        </w:rPr>
-        <w:t>**</w:t>
-      </w:r>
-      <w:r>
-        <w:rPr>
-          <w:rFonts w:ascii="TH SarabunPSK" w:hAnsi="TH SarabunPSK" w:cs="TH SarabunPSK"/>
-          <w:sz w:val="32"/>
-          <w:szCs w:val="32"/>
-          <w:cs/>
-        </w:rPr>
-        <w:t>เว็บแอปและเว็บไซต์แตกต่างกันอย่างไร</w:t>
+        <w:t xml:space="preserve"> </w:t>
       </w:r>
     </w:p>
     <w:p>
@@ -9046,27 +9130,9 @@
           <w:rFonts w:ascii="TH SarabunPSK" w:hAnsi="TH SarabunPSK" w:cs="TH SarabunPSK"/>
           <w:sz w:val="32"/>
           <w:szCs w:val="32"/>
-        </w:rPr>
-        <w:tab/>
-      </w:r>
-      <w:r>
-        <w:rPr>
-          <w:rFonts w:ascii="TH SarabunPSK" w:hAnsi="TH SarabunPSK" w:cs="TH SarabunPSK"/>
-          <w:sz w:val="32"/>
-          <w:szCs w:val="32"/>
-          <w:cs/>
-        </w:rPr>
-        <w:t>ความแตกต่างระหว่างเว็บแอปและเว็บไซต์อยู่ที่ฟังก์ชันการทำงานและวัตถุประสงค์ เว็บไซต์ ได้รับการออกแบบมาเพื่อให้ข้อมูลหรือเนื้อหาแก่ผู้เยี่ยมชมเป็นหลัก ในขณะที่แอปพลิเคชันเว็บเป็น</w:t>
-      </w:r>
-      <w:r>
-        <w:rPr>
-          <w:rFonts w:ascii="TH SarabunPSK" w:hAnsi="TH SarabunPSK" w:cs="TH SarabunPSK"/>
-          <w:sz w:val="32"/>
-          <w:szCs w:val="32"/>
-          <w:cs/>
-        </w:rPr>
-        <w:lastRenderedPageBreak/>
-        <w:t>แอปพลิเคชันซอฟต์แวร์ที่อนุญาตให้ผู้ใช้ทำงานหรือฟังก์ชันเฉพาะโดยทั่วไปเว็บไซต์จะประกอบด้วยเนื้อหาคงที่ เช่น ข้อความ รูปภาพ และวิดีโอ ที่แสดงต่อผู้ใช้ในโครงสร้างการนำทาง อาจมี</w:t>
+          <w:cs/>
+        </w:rPr>
+        <w:tab/>
       </w:r>
       <w:r>
         <w:rPr>
@@ -9077,11 +9143,98 @@
         </w:rPr>
         <w:t xml:space="preserve"> </w:t>
       </w:r>
-    </w:p>
-    <w:p>
-      <w:pPr>
-        <w:tabs>
-          <w:tab w:val="left" w:pos="567"/>
+      <w:r>
+        <w:rPr>
+          <w:rFonts w:ascii="TH SarabunPSK" w:hAnsi="TH SarabunPSK" w:cs="TH SarabunPSK"/>
+          <w:sz w:val="32"/>
+          <w:szCs w:val="32"/>
+          <w:cs/>
+        </w:rPr>
+        <w:t>องค์ประกอบแบบโต้ตอบ เช่น แบบฟอร์มหรือแถบค้นหา แต่จุดประสงค์หลักคือการให้ข้อมูลแก่ผู้ใช้</w:t>
+      </w:r>
+      <w:r>
+        <w:rPr>
+          <w:rFonts w:ascii="TH SarabunPSK" w:hAnsi="TH SarabunPSK" w:cs="TH SarabunPSK"/>
+          <w:sz w:val="32"/>
+          <w:szCs w:val="32"/>
+        </w:rPr>
+        <w:t xml:space="preserve"> </w:t>
+      </w:r>
+      <w:r>
+        <w:rPr>
+          <w:rFonts w:ascii="TH SarabunPSK" w:hAnsi="TH SarabunPSK" w:cs="TH SarabunPSK"/>
+          <w:sz w:val="32"/>
+          <w:szCs w:val="32"/>
+          <w:cs/>
+        </w:rPr>
+        <w:t>ในทางกลับกัน เว็บแอปเป็นแอปซอฟต์แวร์เชิงโต้ตอบที่ให้ผู้ใช้สามารถทำงานหรือฟังก์ชันเฉพาะได้ โดยทั่วไปแล้วจะซับซ้อนกว่าเว็บไซต์ และต้องการให้ผู้ใช้ป้อนข้อมูลเพื่อดำเนินการ ตัวอย่างของเว็บแอป ได้แก่ ระบบธนาคารออนไลน์ แพลตฟอร์มอีคอมเมิร์ซ และเครือข่ายโซ</w:t>
+      </w:r>
+      <w:proofErr w:type="spellStart"/>
+      <w:r>
+        <w:rPr>
+          <w:rFonts w:ascii="TH SarabunPSK" w:hAnsi="TH SarabunPSK" w:cs="TH SarabunPSK"/>
+          <w:sz w:val="32"/>
+          <w:szCs w:val="32"/>
+          <w:cs/>
+        </w:rPr>
+        <w:t>เชีย</w:t>
+      </w:r>
+      <w:proofErr w:type="spellEnd"/>
+      <w:r>
+        <w:rPr>
+          <w:rFonts w:ascii="TH SarabunPSK" w:hAnsi="TH SarabunPSK" w:cs="TH SarabunPSK"/>
+          <w:sz w:val="32"/>
+          <w:szCs w:val="32"/>
+          <w:cs/>
+        </w:rPr>
+        <w:t>ลมีเดีย ซึ่งอนุญาตให้ผู้ใช้ดำเนินการต่างๆ เช่น การโอนเงิน ซื้อสินค้า และแชร์เนื้อหาแม้ว่าทั้งเว็บไซต์และเว็บแอปจะเข้าถึงได้ผ่านเว็บ</w:t>
+      </w:r>
+      <w:proofErr w:type="spellStart"/>
+      <w:r>
+        <w:rPr>
+          <w:rFonts w:ascii="TH SarabunPSK" w:hAnsi="TH SarabunPSK" w:cs="TH SarabunPSK"/>
+          <w:sz w:val="32"/>
+          <w:szCs w:val="32"/>
+          <w:cs/>
+        </w:rPr>
+        <w:t>เบ</w:t>
+      </w:r>
+      <w:proofErr w:type="spellEnd"/>
+      <w:r>
+        <w:rPr>
+          <w:rFonts w:ascii="TH SarabunPSK" w:hAnsi="TH SarabunPSK" w:cs="TH SarabunPSK"/>
+          <w:sz w:val="32"/>
+          <w:szCs w:val="32"/>
+          <w:cs/>
+        </w:rPr>
+        <w:t>ราว์เซอร์และทำงานบนเว็บ</w:t>
+      </w:r>
+      <w:proofErr w:type="spellStart"/>
+      <w:r>
+        <w:rPr>
+          <w:rFonts w:ascii="TH SarabunPSK" w:hAnsi="TH SarabunPSK" w:cs="TH SarabunPSK"/>
+          <w:sz w:val="32"/>
+          <w:szCs w:val="32"/>
+          <w:cs/>
+        </w:rPr>
+        <w:t>เซิร์ฟเวอร์</w:t>
+      </w:r>
+      <w:proofErr w:type="spellEnd"/>
+      <w:r>
+        <w:rPr>
+          <w:rFonts w:ascii="TH SarabunPSK" w:hAnsi="TH SarabunPSK" w:cs="TH SarabunPSK"/>
+          <w:sz w:val="32"/>
+          <w:szCs w:val="32"/>
+          <w:cs/>
+        </w:rPr>
+        <w:t xml:space="preserve"> แต่ความแตกต่างที่สำคัญอยู่ที่ฟังก์ชันการทำงานและวัตถุประสงค์ เว็บไซต์ได้รับการออกแบบมาเพื่อให้ข้อมูลแก่ผู้เยี่ยมชมเป็นหลัก ในขณะที่เว็บแอปเป็นแอปพลิเคชันซอฟต์แวร์เชิงโต้ตอบที่ให้ผู้ใช้สามารถทำงานหรือฟังก์ชันเฉพาะได้</w:t>
+      </w:r>
+    </w:p>
+    <w:p>
+      <w:pPr>
+        <w:tabs>
+          <w:tab w:val="left" w:pos="567"/>
+          <w:tab w:val="left" w:pos="993"/>
           <w:tab w:val="left" w:pos="1276"/>
           <w:tab w:val="left" w:pos="1418"/>
           <w:tab w:val="left" w:pos="1985"/>
@@ -9098,9 +9251,9 @@
           <w:rFonts w:ascii="TH SarabunPSK" w:hAnsi="TH SarabunPSK" w:cs="TH SarabunPSK"/>
           <w:sz w:val="32"/>
           <w:szCs w:val="32"/>
-          <w:cs/>
-        </w:rPr>
-        <w:tab/>
+        </w:rPr>
+        <w:tab/>
+        <w:t>2.</w:t>
       </w:r>
       <w:r>
         <w:rPr>
@@ -9109,100 +9262,64 @@
           <w:szCs w:val="32"/>
           <w:cs/>
         </w:rPr>
+        <w:t>3</w:t>
+      </w:r>
+      <w:r>
+        <w:rPr>
+          <w:rFonts w:ascii="TH SarabunPSK" w:hAnsi="TH SarabunPSK" w:cs="TH SarabunPSK"/>
+          <w:sz w:val="32"/>
+          <w:szCs w:val="32"/>
+        </w:rPr>
+        <w:t>.</w:t>
+      </w:r>
+      <w:r>
+        <w:rPr>
+          <w:rFonts w:ascii="TH SarabunPSK" w:hAnsi="TH SarabunPSK" w:cs="TH SarabunPSK" w:hint="cs"/>
+          <w:sz w:val="32"/>
+          <w:szCs w:val="32"/>
+          <w:cs/>
+        </w:rPr>
+        <w:t>3</w:t>
+      </w:r>
+      <w:r>
+        <w:rPr>
+          <w:rFonts w:ascii="TH SarabunPSK" w:hAnsi="TH SarabunPSK" w:cs="TH SarabunPSK"/>
+          <w:color w:val="FFFFFF" w:themeColor="background1"/>
+          <w:sz w:val="32"/>
+          <w:szCs w:val="32"/>
+        </w:rPr>
+        <w:t>**</w:t>
+      </w:r>
+      <w:r>
+        <w:rPr>
+          <w:rFonts w:ascii="TH SarabunPSK" w:hAnsi="TH SarabunPSK" w:cs="TH SarabunPSK"/>
+          <w:sz w:val="32"/>
+          <w:szCs w:val="32"/>
+        </w:rPr>
+        <w:t xml:space="preserve">Progressive Web App (PWA) </w:t>
+      </w:r>
+      <w:r>
+        <w:rPr>
+          <w:rFonts w:ascii="TH SarabunPSK" w:hAnsi="TH SarabunPSK" w:cs="TH SarabunPSK"/>
+          <w:sz w:val="32"/>
+          <w:szCs w:val="32"/>
+          <w:cs/>
+        </w:rPr>
+        <w:t>คืออะไร</w:t>
+      </w:r>
+      <w:r>
+        <w:rPr>
+          <w:rFonts w:ascii="TH SarabunPSK" w:hAnsi="TH SarabunPSK" w:cs="TH SarabunPSK"/>
+          <w:sz w:val="32"/>
+          <w:szCs w:val="32"/>
+        </w:rPr>
         <w:t xml:space="preserve"> </w:t>
       </w:r>
-      <w:r>
-        <w:rPr>
-          <w:rFonts w:ascii="TH SarabunPSK" w:hAnsi="TH SarabunPSK" w:cs="TH SarabunPSK"/>
-          <w:sz w:val="32"/>
-          <w:szCs w:val="32"/>
-          <w:cs/>
-        </w:rPr>
-        <w:t>องค์ประกอบแบบโต้ตอบ เช่น แบบฟอร์มหรือแถบค้นหา แต่จุดประสงค์หลักคือการให้ข้อมูลแก่ผู้ใช้</w:t>
-      </w:r>
-      <w:r>
-        <w:rPr>
-          <w:rFonts w:ascii="TH SarabunPSK" w:hAnsi="TH SarabunPSK" w:cs="TH SarabunPSK"/>
-          <w:sz w:val="32"/>
-          <w:szCs w:val="32"/>
-        </w:rPr>
-        <w:t xml:space="preserve"> </w:t>
-      </w:r>
-      <w:r>
-        <w:rPr>
-          <w:rFonts w:ascii="TH SarabunPSK" w:hAnsi="TH SarabunPSK" w:cs="TH SarabunPSK"/>
-          <w:sz w:val="32"/>
-          <w:szCs w:val="32"/>
-          <w:cs/>
-        </w:rPr>
-        <w:t>ในทางกลับกัน เว็บแอปเป็นแอปซอฟต์แวร์เชิงโต้ตอบที่ให้ผู้ใช้สามารถทำงานหรือฟังก์ชันเฉพาะได้ โดยทั่วไปแล้วจะซับซ้อนกว่าเว็บไซต์ และต้องการให้ผู้ใช้ป้อนข้อมูลเพื่อดำเนินการ ตัวอย่างของเว็บแอป ได้แก่ ระบบธนาคารออนไลน์ แพลตฟอร์มอีคอมเมิร์ซ และเครือข่ายโซ</w:t>
-      </w:r>
-      <w:proofErr w:type="spellStart"/>
-      <w:r>
-        <w:rPr>
-          <w:rFonts w:ascii="TH SarabunPSK" w:hAnsi="TH SarabunPSK" w:cs="TH SarabunPSK"/>
-          <w:sz w:val="32"/>
-          <w:szCs w:val="32"/>
-          <w:cs/>
-        </w:rPr>
-        <w:t>เชีย</w:t>
-      </w:r>
-      <w:proofErr w:type="spellEnd"/>
-      <w:r>
-        <w:rPr>
-          <w:rFonts w:ascii="TH SarabunPSK" w:hAnsi="TH SarabunPSK" w:cs="TH SarabunPSK"/>
-          <w:sz w:val="32"/>
-          <w:szCs w:val="32"/>
-          <w:cs/>
-        </w:rPr>
-        <w:t>ลมีเดีย ซึ่งอนุญาตให้ผู้ใช้ดำเนินการต่างๆ เช่น การโอนเงิน ซื้อสินค้า และแชร์เนื้อหาแม้ว่าทั้งเว็บไซต์และเว็บแอปจะเข้าถึงได้ผ่านเว็บ</w:t>
-      </w:r>
-      <w:proofErr w:type="spellStart"/>
-      <w:r>
-        <w:rPr>
-          <w:rFonts w:ascii="TH SarabunPSK" w:hAnsi="TH SarabunPSK" w:cs="TH SarabunPSK"/>
-          <w:sz w:val="32"/>
-          <w:szCs w:val="32"/>
-          <w:cs/>
-        </w:rPr>
-        <w:t>เบ</w:t>
-      </w:r>
-      <w:proofErr w:type="spellEnd"/>
-      <w:r>
-        <w:rPr>
-          <w:rFonts w:ascii="TH SarabunPSK" w:hAnsi="TH SarabunPSK" w:cs="TH SarabunPSK"/>
-          <w:sz w:val="32"/>
-          <w:szCs w:val="32"/>
-          <w:cs/>
-        </w:rPr>
-        <w:t>ราว์เซอร์และทำงานบนเว็บ</w:t>
-      </w:r>
-      <w:proofErr w:type="spellStart"/>
-      <w:r>
-        <w:rPr>
-          <w:rFonts w:ascii="TH SarabunPSK" w:hAnsi="TH SarabunPSK" w:cs="TH SarabunPSK"/>
-          <w:sz w:val="32"/>
-          <w:szCs w:val="32"/>
-          <w:cs/>
-        </w:rPr>
-        <w:t>เซิร์ฟเวอร์</w:t>
-      </w:r>
-      <w:proofErr w:type="spellEnd"/>
-      <w:r>
-        <w:rPr>
-          <w:rFonts w:ascii="TH SarabunPSK" w:hAnsi="TH SarabunPSK" w:cs="TH SarabunPSK"/>
-          <w:sz w:val="32"/>
-          <w:szCs w:val="32"/>
-          <w:cs/>
-        </w:rPr>
-        <w:t xml:space="preserve"> แต่ความแตกต่างที่สำคัญอยู่ที่ฟังก์ชันการทำงานและวัตถุประสงค์ เว็บไซต์ได้รับการออกแบบมาเพื่อให้ข้อมูลแก่ผู้เยี่ยมชมเป็นหลัก ในขณะที่เว็บแอปเป็นแอปพลิเคชันซอฟต์แวร์เชิงโต้ตอบที่ให้ผู้ใช้สามารถทำงานหรือฟังก์ชันเฉพาะได้</w:t>
-      </w:r>
-    </w:p>
-    <w:p>
-      <w:pPr>
-        <w:tabs>
-          <w:tab w:val="left" w:pos="567"/>
-          <w:tab w:val="left" w:pos="993"/>
+    </w:p>
+    <w:p>
+      <w:pPr>
+        <w:tabs>
+          <w:tab w:val="left" w:pos="567"/>
           <w:tab w:val="left" w:pos="1276"/>
           <w:tab w:val="left" w:pos="1418"/>
           <w:tab w:val="left" w:pos="1985"/>
@@ -9221,42 +9338,6 @@
           <w:szCs w:val="32"/>
         </w:rPr>
         <w:tab/>
-        <w:t>2.</w:t>
-      </w:r>
-      <w:r>
-        <w:rPr>
-          <w:rFonts w:ascii="TH SarabunPSK" w:hAnsi="TH SarabunPSK" w:cs="TH SarabunPSK" w:hint="cs"/>
-          <w:sz w:val="32"/>
-          <w:szCs w:val="32"/>
-          <w:cs/>
-        </w:rPr>
-        <w:t>3</w:t>
-      </w:r>
-      <w:r>
-        <w:rPr>
-          <w:rFonts w:ascii="TH SarabunPSK" w:hAnsi="TH SarabunPSK" w:cs="TH SarabunPSK"/>
-          <w:sz w:val="32"/>
-          <w:szCs w:val="32"/>
-        </w:rPr>
-        <w:t>.</w:t>
-      </w:r>
-      <w:r>
-        <w:rPr>
-          <w:rFonts w:ascii="TH SarabunPSK" w:hAnsi="TH SarabunPSK" w:cs="TH SarabunPSK" w:hint="cs"/>
-          <w:sz w:val="32"/>
-          <w:szCs w:val="32"/>
-          <w:cs/>
-        </w:rPr>
-        <w:t>3</w:t>
-      </w:r>
-      <w:r>
-        <w:rPr>
-          <w:rFonts w:ascii="TH SarabunPSK" w:hAnsi="TH SarabunPSK" w:cs="TH SarabunPSK"/>
-          <w:color w:val="FFFFFF" w:themeColor="background1"/>
-          <w:sz w:val="32"/>
-          <w:szCs w:val="32"/>
-        </w:rPr>
-        <w:t>**</w:t>
       </w:r>
       <w:r>
         <w:rPr>
@@ -9273,55 +9354,6 @@
           <w:szCs w:val="32"/>
           <w:cs/>
         </w:rPr>
-        <w:t>คืออะไร</w:t>
-      </w:r>
-      <w:r>
-        <w:rPr>
-          <w:rFonts w:ascii="TH SarabunPSK" w:hAnsi="TH SarabunPSK" w:cs="TH SarabunPSK"/>
-          <w:sz w:val="32"/>
-          <w:szCs w:val="32"/>
-        </w:rPr>
-        <w:t xml:space="preserve"> </w:t>
-      </w:r>
-    </w:p>
-    <w:p>
-      <w:pPr>
-        <w:tabs>
-          <w:tab w:val="left" w:pos="567"/>
-          <w:tab w:val="left" w:pos="1276"/>
-          <w:tab w:val="left" w:pos="1418"/>
-          <w:tab w:val="left" w:pos="1985"/>
-        </w:tabs>
-        <w:jc w:val="thaiDistribute"/>
-        <w:rPr>
-          <w:rFonts w:ascii="TH SarabunPSK" w:hAnsi="TH SarabunPSK" w:cs="TH SarabunPSK"/>
-          <w:sz w:val="32"/>
-          <w:szCs w:val="32"/>
-        </w:rPr>
-      </w:pPr>
-      <w:r>
-        <w:rPr>
-          <w:rFonts w:ascii="TH SarabunPSK" w:hAnsi="TH SarabunPSK" w:cs="TH SarabunPSK"/>
-          <w:sz w:val="32"/>
-          <w:szCs w:val="32"/>
-        </w:rPr>
-        <w:tab/>
-      </w:r>
-      <w:r>
-        <w:rPr>
-          <w:rFonts w:ascii="TH SarabunPSK" w:hAnsi="TH SarabunPSK" w:cs="TH SarabunPSK"/>
-          <w:sz w:val="32"/>
-          <w:szCs w:val="32"/>
-        </w:rPr>
-        <w:t xml:space="preserve">Progressive Web App (PWA) </w:t>
-      </w:r>
-      <w:r>
-        <w:rPr>
-          <w:rFonts w:ascii="TH SarabunPSK" w:hAnsi="TH SarabunPSK" w:cs="TH SarabunPSK"/>
-          <w:sz w:val="32"/>
-          <w:szCs w:val="32"/>
-          <w:cs/>
-        </w:rPr>
         <w:t>คือเว็บแอปที่ใช้เทคโนโลยีเว็บสมัยใหม่เพื่อมอบประสบการณ์การใช้งานเหมือนแอปเนทีฟแก่ผู้ใช้ รวมถึงฟังก์ชันการทำงานออฟไลน์ การแจ้งเตือนแบบพุช และการเข้าถึงฮาร์ดแวร์ของอุปกรณ์ โดยไม่จำเป็นต้องดาวน์โหลดและติดตั้ง แอปเนทีฟ จาก แอพสโต</w:t>
       </w:r>
       <w:proofErr w:type="spellStart"/>
@@ -9335,15 +9367,6 @@
         <w:t>ร์</w:t>
       </w:r>
       <w:proofErr w:type="spellEnd"/>
-      <w:r>
-        <w:rPr>
-          <w:rFonts w:ascii="TH SarabunPSK" w:hAnsi="TH SarabunPSK" w:cs="TH SarabunPSK"/>
-          <w:sz w:val="32"/>
-          <w:szCs w:val="32"/>
-          <w:cs/>
-        </w:rPr>
-        <w:t>.</w:t>
-      </w:r>
       <w:r>
         <w:rPr>
           <w:rFonts w:ascii="TH SarabunPSK" w:hAnsi="TH SarabunPSK" w:cs="TH SarabunPSK"/>
@@ -12322,13 +12345,13 @@
           <w:szCs w:val="32"/>
         </w:rPr>
         <w:drawing>
-          <wp:anchor distT="0" distB="0" distL="114300" distR="114300" simplePos="0" relativeHeight="251660288" behindDoc="0" locked="0" layoutInCell="1" allowOverlap="1" wp14:anchorId="22A9FBDB" wp14:editId="147E7B43">
+          <wp:anchor distT="0" distB="0" distL="114300" distR="114300" simplePos="0" relativeHeight="251660288" behindDoc="0" locked="0" layoutInCell="1" allowOverlap="1" wp14:anchorId="22A9FBDB" wp14:editId="1240AE69">
             <wp:simplePos x="0" y="0"/>
-            <wp:positionH relativeFrom="page">
+            <wp:positionH relativeFrom="margin">
               <wp:align>center</wp:align>
             </wp:positionH>
             <wp:positionV relativeFrom="paragraph">
-              <wp:posOffset>170995</wp:posOffset>
+              <wp:posOffset>184463</wp:posOffset>
             </wp:positionV>
             <wp:extent cx="774065" cy="780415"/>
             <wp:effectExtent l="0" t="0" r="6985" b="635"/>
@@ -15017,7 +15040,17 @@
           <w:szCs w:val="32"/>
           <w:cs/>
         </w:rPr>
-        <w:t>2**</w:t>
+        <w:t>2</w:t>
+      </w:r>
+      <w:r>
+        <w:rPr>
+          <w:rFonts w:ascii="TH SarabunPSK" w:hAnsi="TH SarabunPSK" w:cs="TH SarabunPSK" w:hint="cs"/>
+          <w:color w:val="FFFFFF" w:themeColor="background1"/>
+          <w:sz w:val="32"/>
+          <w:szCs w:val="32"/>
+          <w:cs/>
+        </w:rPr>
+        <w:t>**</w:t>
       </w:r>
       <w:r>
         <w:rPr>
@@ -15551,6 +15584,7 @@
           <w:tab w:val="left" w:pos="1276"/>
           <w:tab w:val="left" w:pos="1985"/>
         </w:tabs>
+        <w:jc w:val="thaiDistribute"/>
         <w:rPr>
           <w:rFonts w:ascii="TH SarabunPSK" w:hAnsi="TH SarabunPSK" w:cs="TH SarabunPSK"/>
           <w:sz w:val="32"/>
@@ -15643,7 +15677,24 @@
           <w:sz w:val="32"/>
           <w:szCs w:val="32"/>
         </w:rPr>
-        <w:t xml:space="preserve">SSG(Static Site Generation) </w:t>
+        <w:t>SSG(Static Site</w:t>
+      </w:r>
+      <w:r>
+        <w:rPr>
+          <w:rFonts w:ascii="TH SarabunPSK" w:hAnsi="TH SarabunPSK" w:cs="TH SarabunPSK" w:hint="cs"/>
+          <w:sz w:val="32"/>
+          <w:szCs w:val="32"/>
+          <w:cs/>
+        </w:rPr>
+        <w:t xml:space="preserve"> </w:t>
+      </w:r>
+      <w:r>
+        <w:rPr>
+          <w:rFonts w:ascii="TH SarabunPSK" w:hAnsi="TH SarabunPSK" w:cs="TH SarabunPSK"/>
+          <w:sz w:val="32"/>
+          <w:szCs w:val="32"/>
+        </w:rPr>
+        <w:t xml:space="preserve">Generation) </w:t>
       </w:r>
       <w:r>
         <w:rPr>
@@ -17313,6 +17364,7 @@
           <w:tab w:val="left" w:pos="1985"/>
           <w:tab w:val="left" w:pos="2835"/>
         </w:tabs>
+        <w:jc w:val="thaiDistribute"/>
         <w:rPr>
           <w:rFonts w:ascii="TH SarabunPSK" w:hAnsi="TH SarabunPSK" w:cs="TH SarabunPSK"/>
           <w:sz w:val="32"/>
@@ -17464,6 +17516,7 @@
           <w:tab w:val="left" w:pos="1985"/>
           <w:tab w:val="left" w:pos="2835"/>
         </w:tabs>
+        <w:jc w:val="thaiDistribute"/>
         <w:rPr>
           <w:rFonts w:ascii="TH SarabunPSK" w:hAnsi="TH SarabunPSK" w:cs="TH SarabunPSK"/>
           <w:sz w:val="32"/>
@@ -17551,6 +17604,7 @@
           <w:tab w:val="left" w:pos="1985"/>
           <w:tab w:val="left" w:pos="2835"/>
         </w:tabs>
+        <w:jc w:val="thaiDistribute"/>
         <w:rPr>
           <w:rFonts w:ascii="TH SarabunPSK" w:hAnsi="TH SarabunPSK" w:cs="TH SarabunPSK"/>
           <w:sz w:val="32"/>
@@ -17655,6 +17709,7 @@
           <w:tab w:val="left" w:pos="1985"/>
           <w:tab w:val="left" w:pos="2835"/>
         </w:tabs>
+        <w:jc w:val="thaiDistribute"/>
         <w:rPr>
           <w:rFonts w:ascii="TH SarabunPSK" w:hAnsi="TH SarabunPSK" w:cs="TH SarabunPSK"/>
           <w:sz w:val="32"/>
@@ -17742,6 +17797,7 @@
           <w:tab w:val="left" w:pos="1985"/>
           <w:tab w:val="left" w:pos="2835"/>
         </w:tabs>
+        <w:jc w:val="thaiDistribute"/>
         <w:rPr>
           <w:rFonts w:ascii="TH SarabunPSK" w:hAnsi="TH SarabunPSK" w:cs="TH SarabunPSK"/>
           <w:sz w:val="32"/>
@@ -17829,6 +17885,7 @@
           <w:tab w:val="left" w:pos="1985"/>
           <w:tab w:val="left" w:pos="2835"/>
         </w:tabs>
+        <w:jc w:val="thaiDistribute"/>
         <w:rPr>
           <w:rFonts w:ascii="TH SarabunPSK" w:hAnsi="TH SarabunPSK" w:cs="TH SarabunPSK"/>
           <w:sz w:val="32"/>
@@ -18079,13 +18136,13 @@
           <w:noProof/>
         </w:rPr>
         <w:drawing>
-          <wp:anchor distT="0" distB="0" distL="114300" distR="114300" simplePos="0" relativeHeight="251664384" behindDoc="0" locked="0" layoutInCell="1" allowOverlap="1" wp14:anchorId="086F004A" wp14:editId="2FAE311A">
+          <wp:anchor distT="0" distB="0" distL="114300" distR="114300" simplePos="0" relativeHeight="251664384" behindDoc="0" locked="0" layoutInCell="1" allowOverlap="1" wp14:anchorId="086F004A" wp14:editId="74B3C116">
             <wp:simplePos x="0" y="0"/>
-            <wp:positionH relativeFrom="page">
+            <wp:positionH relativeFrom="margin">
               <wp:align>center</wp:align>
             </wp:positionH>
             <wp:positionV relativeFrom="paragraph">
-              <wp:posOffset>77802</wp:posOffset>
+              <wp:posOffset>77470</wp:posOffset>
             </wp:positionV>
             <wp:extent cx="3075940" cy="586105"/>
             <wp:effectExtent l="0" t="0" r="0" b="4445"/>
@@ -18572,6 +18629,7 @@
           <w:tab w:val="left" w:pos="1985"/>
           <w:tab w:val="left" w:pos="2835"/>
         </w:tabs>
+        <w:jc w:val="thaiDistribute"/>
         <w:rPr>
           <w:rFonts w:ascii="TH SarabunPSK" w:hAnsi="TH SarabunPSK" w:cs="TH SarabunPSK"/>
           <w:sz w:val="32"/>
@@ -18639,6 +18697,7 @@
           <w:tab w:val="left" w:pos="2127"/>
           <w:tab w:val="left" w:pos="2835"/>
         </w:tabs>
+        <w:jc w:val="thaiDistribute"/>
         <w:rPr>
           <w:rFonts w:ascii="TH SarabunPSK" w:hAnsi="TH SarabunPSK" w:cs="TH SarabunPSK"/>
           <w:sz w:val="32"/>
@@ -18740,6 +18799,7 @@
           <w:tab w:val="left" w:pos="2127"/>
           <w:tab w:val="left" w:pos="2835"/>
         </w:tabs>
+        <w:jc w:val="thaiDistribute"/>
         <w:rPr>
           <w:rFonts w:ascii="TH SarabunPSK" w:hAnsi="TH SarabunPSK" w:cs="TH SarabunPSK"/>
           <w:sz w:val="32"/>
@@ -18849,6 +18909,7 @@
           <w:tab w:val="left" w:pos="2127"/>
           <w:tab w:val="left" w:pos="2835"/>
         </w:tabs>
+        <w:jc w:val="thaiDistribute"/>
         <w:rPr>
           <w:rFonts w:ascii="TH SarabunPSK" w:hAnsi="TH SarabunPSK" w:cs="TH SarabunPSK"/>
           <w:sz w:val="32"/>
@@ -18933,6 +18994,7 @@
           <w:tab w:val="left" w:pos="2127"/>
           <w:tab w:val="left" w:pos="2835"/>
         </w:tabs>
+        <w:jc w:val="thaiDistribute"/>
         <w:rPr>
           <w:rFonts w:ascii="TH SarabunPSK" w:hAnsi="TH SarabunPSK" w:cs="TH SarabunPSK"/>
           <w:sz w:val="32"/>
@@ -19000,6 +19062,7 @@
           <w:tab w:val="left" w:pos="2127"/>
           <w:tab w:val="left" w:pos="2835"/>
         </w:tabs>
+        <w:jc w:val="thaiDistribute"/>
         <w:rPr>
           <w:rFonts w:ascii="TH SarabunPSK" w:hAnsi="TH SarabunPSK" w:cs="TH SarabunPSK"/>
           <w:sz w:val="32"/>
@@ -19101,6 +19164,7 @@
           <w:tab w:val="left" w:pos="2127"/>
           <w:tab w:val="left" w:pos="2835"/>
         </w:tabs>
+        <w:jc w:val="thaiDistribute"/>
         <w:rPr>
           <w:rFonts w:ascii="TH SarabunPSK" w:hAnsi="TH SarabunPSK" w:cs="TH SarabunPSK"/>
           <w:sz w:val="32"/>
@@ -19230,6 +19294,7 @@
           <w:tab w:val="left" w:pos="2127"/>
           <w:tab w:val="left" w:pos="2835"/>
         </w:tabs>
+        <w:jc w:val="thaiDistribute"/>
         <w:rPr>
           <w:rFonts w:ascii="TH SarabunPSK" w:hAnsi="TH SarabunPSK" w:cs="TH SarabunPSK"/>
           <w:sz w:val="32"/>
@@ -19305,6 +19370,7 @@
           <w:tab w:val="left" w:pos="2127"/>
           <w:tab w:val="left" w:pos="2835"/>
         </w:tabs>
+        <w:jc w:val="thaiDistribute"/>
         <w:rPr>
           <w:rFonts w:ascii="TH SarabunPSK" w:hAnsi="TH SarabunPSK" w:cs="TH SarabunPSK"/>
           <w:sz w:val="32"/>
@@ -19372,6 +19438,7 @@
           <w:tab w:val="left" w:pos="2127"/>
           <w:tab w:val="left" w:pos="2835"/>
         </w:tabs>
+        <w:jc w:val="thaiDistribute"/>
         <w:rPr>
           <w:rFonts w:ascii="TH SarabunPSK" w:hAnsi="TH SarabunPSK" w:cs="TH SarabunPSK"/>
           <w:sz w:val="32"/>
@@ -19504,6 +19571,7 @@
           <w:tab w:val="left" w:pos="2127"/>
           <w:tab w:val="left" w:pos="2835"/>
         </w:tabs>
+        <w:jc w:val="thaiDistribute"/>
         <w:rPr>
           <w:rFonts w:ascii="TH SarabunPSK" w:hAnsi="TH SarabunPSK" w:cs="TH SarabunPSK"/>
           <w:sz w:val="32"/>
@@ -19571,6 +19639,7 @@
           <w:tab w:val="left" w:pos="2127"/>
           <w:tab w:val="left" w:pos="2835"/>
         </w:tabs>
+        <w:jc w:val="thaiDistribute"/>
         <w:rPr>
           <w:rFonts w:ascii="TH SarabunPSK" w:hAnsi="TH SarabunPSK" w:cs="TH SarabunPSK"/>
           <w:sz w:val="32"/>
@@ -19638,6 +19707,7 @@
           <w:tab w:val="left" w:pos="2127"/>
           <w:tab w:val="left" w:pos="2835"/>
         </w:tabs>
+        <w:jc w:val="thaiDistribute"/>
         <w:rPr>
           <w:rFonts w:ascii="TH SarabunPSK" w:hAnsi="TH SarabunPSK" w:cs="TH SarabunPSK"/>
           <w:sz w:val="32"/>
@@ -19722,6 +19792,7 @@
           <w:tab w:val="left" w:pos="2127"/>
           <w:tab w:val="left" w:pos="2835"/>
         </w:tabs>
+        <w:jc w:val="thaiDistribute"/>
         <w:rPr>
           <w:rFonts w:ascii="TH SarabunPSK" w:hAnsi="TH SarabunPSK" w:cs="TH SarabunPSK"/>
           <w:sz w:val="32"/>
@@ -19814,6 +19885,7 @@
           <w:tab w:val="left" w:pos="2127"/>
           <w:tab w:val="left" w:pos="2835"/>
         </w:tabs>
+        <w:jc w:val="thaiDistribute"/>
         <w:rPr>
           <w:rFonts w:ascii="TH SarabunPSK" w:hAnsi="TH SarabunPSK" w:cs="TH SarabunPSK"/>
           <w:sz w:val="32"/>
@@ -20175,6 +20247,7 @@
           <w:tab w:val="left" w:pos="1985"/>
           <w:tab w:val="left" w:pos="2835"/>
         </w:tabs>
+        <w:jc w:val="thaiDistribute"/>
         <w:rPr>
           <w:rFonts w:ascii="TH SarabunPSK" w:hAnsi="TH SarabunPSK" w:cs="TH SarabunPSK"/>
           <w:sz w:val="32"/>
@@ -20561,7 +20634,17 @@
           <w:szCs w:val="32"/>
           <w:cs/>
         </w:rPr>
-        <w:t xml:space="preserve">2.4.7 </w:t>
+        <w:t>2.4.7</w:t>
+      </w:r>
+      <w:r>
+        <w:rPr>
+          <w:rFonts w:ascii="TH SarabunPSK" w:hAnsi="TH SarabunPSK" w:cs="TH SarabunPSK" w:hint="cs"/>
+          <w:color w:val="FFFFFF" w:themeColor="background1"/>
+          <w:sz w:val="32"/>
+          <w:szCs w:val="32"/>
+          <w:cs/>
+        </w:rPr>
+        <w:t>**</w:t>
       </w:r>
       <w:r>
         <w:rPr>
@@ -21325,7 +21408,7 @@
         </w:tabs>
         <w:jc w:val="thaiDistribute"/>
         <w:rPr>
-          <w:rFonts w:ascii="TH SarabunPSK" w:hAnsi="TH SarabunPSK" w:cs="TH SarabunPSK"/>
+          <w:rFonts w:ascii="TH SarabunPSK" w:hAnsi="TH SarabunPSK" w:cs="TH SarabunPSK" w:hint="cs"/>
           <w:sz w:val="32"/>
           <w:szCs w:val="32"/>
         </w:rPr>
@@ -21347,30 +21430,14 @@
           <w:szCs w:val="32"/>
         </w:rPr>
       </w:pPr>
-    </w:p>
-    <w:p>
-      <w:pPr>
-        <w:tabs>
-          <w:tab w:val="left" w:pos="567"/>
-          <w:tab w:val="left" w:pos="851"/>
-          <w:tab w:val="left" w:pos="1276"/>
-          <w:tab w:val="left" w:pos="1985"/>
-          <w:tab w:val="left" w:pos="2835"/>
-        </w:tabs>
-        <w:jc w:val="thaiDistribute"/>
-        <w:rPr>
-          <w:rFonts w:ascii="TH SarabunPSK" w:hAnsi="TH SarabunPSK" w:cs="TH SarabunPSK"/>
-          <w:sz w:val="32"/>
-          <w:szCs w:val="32"/>
-        </w:rPr>
-      </w:pPr>
-      <w:r>
-        <w:rPr>
-          <w:rFonts w:ascii="TH SarabunPSK" w:hAnsi="TH SarabunPSK" w:cs="TH SarabunPSK"/>
-          <w:sz w:val="32"/>
-          <w:szCs w:val="32"/>
-          <w:cs/>
-        </w:rPr>
+      <w:r>
+        <w:rPr>
+          <w:rFonts w:ascii="TH SarabunPSK" w:hAnsi="TH SarabunPSK" w:cs="TH SarabunPSK"/>
+          <w:sz w:val="32"/>
+          <w:szCs w:val="32"/>
+          <w:cs/>
+        </w:rPr>
+        <w:lastRenderedPageBreak/>
         <w:tab/>
       </w:r>
       <w:r>
@@ -22503,6 +22570,7 @@
           <w:sz w:val="32"/>
           <w:szCs w:val="32"/>
         </w:rPr>
+        <w:lastRenderedPageBreak/>
         <w:tab/>
       </w:r>
       <w:r>
@@ -23846,6 +23914,7 @@
           <w:sz w:val="32"/>
           <w:szCs w:val="32"/>
         </w:rPr>
+        <w:lastRenderedPageBreak/>
         <w:tab/>
         <w:t>2.4.10</w:t>
       </w:r>
@@ -24903,121 +24972,130 @@
         </w:tabs>
         <w:jc w:val="thaiDistribute"/>
         <w:rPr>
-          <w:rFonts w:ascii="TH SarabunPSK" w:hAnsi="TH SarabunPSK" w:cs="TH SarabunPSK"/>
-          <w:sz w:val="32"/>
-          <w:szCs w:val="32"/>
-        </w:rPr>
-      </w:pPr>
-      <w:r>
-        <w:rPr>
-          <w:rFonts w:ascii="TH SarabunPSK" w:hAnsi="TH SarabunPSK" w:cs="TH SarabunPSK"/>
-          <w:sz w:val="32"/>
-          <w:szCs w:val="32"/>
+          <w:rFonts w:ascii="TH SarabunPSK" w:hAnsi="TH SarabunPSK" w:cs="TH SarabunPSK" w:hint="cs"/>
+          <w:sz w:val="32"/>
+          <w:szCs w:val="32"/>
+        </w:rPr>
+      </w:pPr>
+      <w:r>
+        <w:rPr>
+          <w:rFonts w:ascii="TH SarabunPSK" w:hAnsi="TH SarabunPSK" w:cs="TH SarabunPSK"/>
+          <w:sz w:val="32"/>
+          <w:szCs w:val="32"/>
+        </w:rPr>
+        <w:tab/>
+      </w:r>
+      <w:r>
+        <w:rPr>
+          <w:rFonts w:ascii="TH SarabunPSK" w:hAnsi="TH SarabunPSK" w:cs="TH SarabunPSK"/>
+          <w:sz w:val="32"/>
+          <w:szCs w:val="32"/>
+        </w:rPr>
+        <w:t xml:space="preserve">Cloud APIs </w:t>
+      </w:r>
+      <w:r>
+        <w:rPr>
+          <w:rFonts w:ascii="TH SarabunPSK" w:hAnsi="TH SarabunPSK" w:cs="TH SarabunPSK"/>
+          <w:sz w:val="32"/>
+          <w:szCs w:val="32"/>
+          <w:cs/>
+        </w:rPr>
+        <w:t xml:space="preserve">เปิดให้บริการในรูปแบบบริการ </w:t>
+      </w:r>
+      <w:r>
+        <w:rPr>
+          <w:rFonts w:ascii="TH SarabunPSK" w:hAnsi="TH SarabunPSK" w:cs="TH SarabunPSK"/>
+          <w:sz w:val="32"/>
+          <w:szCs w:val="32"/>
+        </w:rPr>
+        <w:t xml:space="preserve">API </w:t>
+      </w:r>
+      <w:r>
+        <w:rPr>
+          <w:rFonts w:ascii="TH SarabunPSK" w:hAnsi="TH SarabunPSK" w:cs="TH SarabunPSK"/>
+          <w:sz w:val="32"/>
+          <w:szCs w:val="32"/>
+          <w:cs/>
+        </w:rPr>
+        <w:t>ผ่านเครือข่าย (</w:t>
+      </w:r>
+      <w:r>
+        <w:rPr>
+          <w:rFonts w:ascii="TH SarabunPSK" w:hAnsi="TH SarabunPSK" w:cs="TH SarabunPSK"/>
+          <w:sz w:val="32"/>
+          <w:szCs w:val="32"/>
+        </w:rPr>
+        <w:t xml:space="preserve">Network API Services) </w:t>
+      </w:r>
+      <w:r>
+        <w:rPr>
+          <w:rFonts w:ascii="TH SarabunPSK" w:hAnsi="TH SarabunPSK" w:cs="TH SarabunPSK"/>
+          <w:sz w:val="32"/>
+          <w:szCs w:val="32"/>
+          <w:cs/>
+        </w:rPr>
+        <w:t xml:space="preserve">เช่น </w:t>
+      </w:r>
+      <w:r>
+        <w:rPr>
+          <w:rFonts w:ascii="TH SarabunPSK" w:hAnsi="TH SarabunPSK" w:cs="TH SarabunPSK"/>
+          <w:sz w:val="32"/>
+          <w:szCs w:val="32"/>
+        </w:rPr>
+        <w:t xml:space="preserve">Cloud Pub/Sub API </w:t>
+      </w:r>
+      <w:r>
+        <w:rPr>
+          <w:rFonts w:ascii="TH SarabunPSK" w:hAnsi="TH SarabunPSK" w:cs="TH SarabunPSK"/>
+          <w:sz w:val="32"/>
+          <w:szCs w:val="32"/>
+          <w:cs/>
+        </w:rPr>
+        <w:t xml:space="preserve">โดยปกติแต่ละ </w:t>
+      </w:r>
+      <w:r>
+        <w:rPr>
+          <w:rFonts w:ascii="TH SarabunPSK" w:hAnsi="TH SarabunPSK" w:cs="TH SarabunPSK"/>
+          <w:sz w:val="32"/>
+          <w:szCs w:val="32"/>
+        </w:rPr>
+        <w:t xml:space="preserve">API </w:t>
+      </w:r>
+      <w:r>
+        <w:rPr>
+          <w:rFonts w:ascii="TH SarabunPSK" w:hAnsi="TH SarabunPSK" w:cs="TH SarabunPSK"/>
+          <w:sz w:val="32"/>
+          <w:szCs w:val="32"/>
+          <w:cs/>
+        </w:rPr>
+        <w:t xml:space="preserve">จะทำงานอยู่บนโดเมนย่อยของ </w:t>
+      </w:r>
+      <w:r>
+        <w:rPr>
+          <w:rFonts w:ascii="TH SarabunPSK" w:hAnsi="TH SarabunPSK" w:cs="TH SarabunPSK"/>
+          <w:sz w:val="32"/>
+          <w:szCs w:val="32"/>
+        </w:rPr>
+        <w:t xml:space="preserve">googleapis.com </w:t>
+      </w:r>
+      <w:r>
+        <w:rPr>
+          <w:rFonts w:ascii="TH SarabunPSK" w:hAnsi="TH SarabunPSK" w:cs="TH SarabunPSK"/>
+          <w:sz w:val="32"/>
+          <w:szCs w:val="32"/>
+          <w:cs/>
+        </w:rPr>
+        <w:t>และ</w:t>
+      </w:r>
+      <w:r>
+        <w:rPr>
+          <w:rFonts w:ascii="TH SarabunPSK" w:hAnsi="TH SarabunPSK" w:cs="TH SarabunPSK"/>
+          <w:sz w:val="32"/>
+          <w:szCs w:val="32"/>
+          <w:cs/>
         </w:rPr>
         <w:lastRenderedPageBreak/>
-        <w:tab/>
-      </w:r>
-      <w:r>
-        <w:rPr>
-          <w:rFonts w:ascii="TH SarabunPSK" w:hAnsi="TH SarabunPSK" w:cs="TH SarabunPSK"/>
-          <w:sz w:val="32"/>
-          <w:szCs w:val="32"/>
-        </w:rPr>
-        <w:t xml:space="preserve">Cloud APIs </w:t>
-      </w:r>
-      <w:r>
-        <w:rPr>
-          <w:rFonts w:ascii="TH SarabunPSK" w:hAnsi="TH SarabunPSK" w:cs="TH SarabunPSK"/>
-          <w:sz w:val="32"/>
-          <w:szCs w:val="32"/>
-          <w:cs/>
-        </w:rPr>
-        <w:t xml:space="preserve">เปิดให้บริการในรูปแบบบริการ </w:t>
-      </w:r>
-      <w:r>
-        <w:rPr>
-          <w:rFonts w:ascii="TH SarabunPSK" w:hAnsi="TH SarabunPSK" w:cs="TH SarabunPSK"/>
-          <w:sz w:val="32"/>
-          <w:szCs w:val="32"/>
-        </w:rPr>
-        <w:t xml:space="preserve">API </w:t>
-      </w:r>
-      <w:r>
-        <w:rPr>
-          <w:rFonts w:ascii="TH SarabunPSK" w:hAnsi="TH SarabunPSK" w:cs="TH SarabunPSK"/>
-          <w:sz w:val="32"/>
-          <w:szCs w:val="32"/>
-          <w:cs/>
-        </w:rPr>
-        <w:t>ผ่านเครือข่าย (</w:t>
-      </w:r>
-      <w:r>
-        <w:rPr>
-          <w:rFonts w:ascii="TH SarabunPSK" w:hAnsi="TH SarabunPSK" w:cs="TH SarabunPSK"/>
-          <w:sz w:val="32"/>
-          <w:szCs w:val="32"/>
-        </w:rPr>
-        <w:t xml:space="preserve">Network API Services) </w:t>
-      </w:r>
-      <w:r>
-        <w:rPr>
-          <w:rFonts w:ascii="TH SarabunPSK" w:hAnsi="TH SarabunPSK" w:cs="TH SarabunPSK"/>
-          <w:sz w:val="32"/>
-          <w:szCs w:val="32"/>
-          <w:cs/>
-        </w:rPr>
-        <w:t xml:space="preserve">เช่น </w:t>
-      </w:r>
-      <w:r>
-        <w:rPr>
-          <w:rFonts w:ascii="TH SarabunPSK" w:hAnsi="TH SarabunPSK" w:cs="TH SarabunPSK"/>
-          <w:sz w:val="32"/>
-          <w:szCs w:val="32"/>
-        </w:rPr>
-        <w:t xml:space="preserve">Cloud Pub/Sub API </w:t>
-      </w:r>
-      <w:r>
-        <w:rPr>
-          <w:rFonts w:ascii="TH SarabunPSK" w:hAnsi="TH SarabunPSK" w:cs="TH SarabunPSK"/>
-          <w:sz w:val="32"/>
-          <w:szCs w:val="32"/>
-          <w:cs/>
-        </w:rPr>
-        <w:t xml:space="preserve">โดยปกติแต่ละ </w:t>
-      </w:r>
-      <w:r>
-        <w:rPr>
-          <w:rFonts w:ascii="TH SarabunPSK" w:hAnsi="TH SarabunPSK" w:cs="TH SarabunPSK"/>
-          <w:sz w:val="32"/>
-          <w:szCs w:val="32"/>
-        </w:rPr>
-        <w:t xml:space="preserve">API </w:t>
-      </w:r>
-      <w:r>
-        <w:rPr>
-          <w:rFonts w:ascii="TH SarabunPSK" w:hAnsi="TH SarabunPSK" w:cs="TH SarabunPSK"/>
-          <w:sz w:val="32"/>
-          <w:szCs w:val="32"/>
-          <w:cs/>
-        </w:rPr>
-        <w:t xml:space="preserve">จะทำงานอยู่บนโดเมนย่อยของ </w:t>
-      </w:r>
-      <w:r>
-        <w:rPr>
-          <w:rFonts w:ascii="TH SarabunPSK" w:hAnsi="TH SarabunPSK" w:cs="TH SarabunPSK"/>
-          <w:sz w:val="32"/>
-          <w:szCs w:val="32"/>
-        </w:rPr>
-        <w:t xml:space="preserve">googleapis.com </w:t>
-      </w:r>
-      <w:r>
-        <w:rPr>
-          <w:rFonts w:ascii="TH SarabunPSK" w:hAnsi="TH SarabunPSK" w:cs="TH SarabunPSK"/>
-          <w:sz w:val="32"/>
-          <w:szCs w:val="32"/>
-          <w:cs/>
-        </w:rPr>
-        <w:t xml:space="preserve">และรองรับการเชื่อมต่อทั้งแบบ </w:t>
+        <w:t xml:space="preserve">รองรับการเชื่อมต่อทั้งแบบ </w:t>
       </w:r>
       <w:r>
         <w:rPr>
@@ -25111,7 +25189,7 @@
           <w:szCs w:val="32"/>
           <w:cs/>
         </w:rPr>
-        <w:t>ประเภทหลัก ได้แก่:</w:t>
+        <w:t>ประเภทหลัก ได้แก่</w:t>
       </w:r>
     </w:p>
     <w:p>
@@ -29217,6 +29295,7 @@
     </w:p>
     <w:p>
       <w:pPr>
+        <w:jc w:val="thaiDistribute"/>
         <w:rPr>
           <w:rFonts w:ascii="TH SarabunPSK" w:hAnsi="TH SarabunPSK" w:cs="TH SarabunPSK"/>
           <w:sz w:val="32"/>
@@ -32799,70 +32878,12 @@
 
 <file path=word/header1.xml><?xml version="1.0" encoding="utf-8"?>
 <w:hdr xmlns:wpc="http://schemas.microsoft.com/office/word/2010/wordprocessingCanvas" xmlns:cx="http://schemas.microsoft.com/office/drawing/2014/chartex" xmlns:cx1="http://schemas.microsoft.com/office/drawing/2015/9/8/chartex" xmlns:cx2="http://schemas.microsoft.com/office/drawing/2015/10/21/chartex" xmlns:cx3="http://schemas.microsoft.com/office/drawing/2016/5/9/chartex" xmlns:cx4="http://schemas.microsoft.com/office/drawing/2016/5/10/chartex" xmlns:cx5="http://schemas.microsoft.com/office/drawing/2016/5/11/chartex" xmlns:cx6="http://schemas.microsoft.com/office/drawing/2016/5/12/chartex" xmlns:cx7="http://schemas.microsoft.com/office/drawing/2016/5/13/chartex" xmlns:cx8="http://schemas.microsoft.com/office/drawing/2016/5/14/chartex" xmlns:mc="http://schemas.openxmlformats.org/markup-compatibility/2006" xmlns:aink="http://schemas.microsoft.com/office/drawing/2016/ink" xmlns:am3d="http://schemas.microsoft.com/office/drawing/2017/model3d" xmlns:o="urn:schemas-microsoft-com:office:office" xmlns:r="http://schemas.openxmlformats.org/officeDocument/2006/relationships" xmlns:m="http://schemas.openxmlformats.org/officeDocument/2006/math" xmlns:v="urn:schemas-microsoft-com:vml" xmlns:wp14="http://schemas.microsoft.com/office/word/2010/wordprocessingDrawing" xmlns:wp="http://schemas.openxmlformats.org/drawingml/2006/wordprocessingDrawing" xmlns:w10="urn:schemas-microsoft-com:office:word" xmlns:w="http://schemas.openxmlformats.org/wordprocessingml/2006/main" xmlns:w14="http://schemas.microsoft.com/office/word/2010/wordml" xmlns:w15="http://schemas.microsoft.com/office/word/2012/wordml" xmlns:w16cex="http://schemas.microsoft.com/office/word/2018/wordml/cex" xmlns:w16cid="http://schemas.microsoft.com/office/word/2016/wordml/cid" xmlns:w16="http://schemas.microsoft.com/office/word/2018/wordml" xmlns:w16sdtdh="http://schemas.microsoft.com/office/word/2020/wordml/sdtdatahash" xmlns:w16se="http://schemas.microsoft.com/office/word/2015/wordml/symex" xmlns:wpg="http://schemas.microsoft.com/office/word/2010/wordprocessingGroup" xmlns:wpi="http://schemas.microsoft.com/office/word/2010/wordprocessingInk" xmlns:wne="http://schemas.microsoft.com/office/word/2006/wordml" xmlns:wps="http://schemas.microsoft.com/office/word/2010/wordprocessingShape" mc:Ignorable="w14 w15 w16se w16cid w16 w16cex w16sdtdh wp14">
-  <w:sdt>
-    <w:sdtPr>
-      <w:id w:val="815151856"/>
-      <w:docPartObj>
-        <w:docPartGallery w:val="Page Numbers (Top of Page)"/>
-        <w:docPartUnique/>
-      </w:docPartObj>
-    </w:sdtPr>
-    <w:sdtEndPr>
-      <w:rPr>
-        <w:noProof/>
-      </w:rPr>
-    </w:sdtEndPr>
-    <w:sdtContent>
-      <w:p>
-        <w:pPr>
-          <w:pStyle w:val="Header"/>
-          <w:jc w:val="right"/>
-        </w:pPr>
-        <w:r>
-          <w:rPr>
-            <w:rFonts w:ascii="TH SarabunPSK" w:hAnsi="TH SarabunPSK" w:cs="TH SarabunPSK"/>
-            <w:sz w:val="32"/>
-            <w:szCs w:val="40"/>
-          </w:rPr>
-          <w:fldChar w:fldCharType="begin"/>
-        </w:r>
-        <w:r>
-          <w:rPr>
-            <w:rFonts w:ascii="TH SarabunPSK" w:hAnsi="TH SarabunPSK" w:cs="TH SarabunPSK"/>
-            <w:sz w:val="32"/>
-            <w:szCs w:val="40"/>
-          </w:rPr>
-          <w:instrText xml:space="preserve"> PAGE   \* MERGEFORMAT </w:instrText>
-        </w:r>
-        <w:r>
-          <w:rPr>
-            <w:rFonts w:ascii="TH SarabunPSK" w:hAnsi="TH SarabunPSK" w:cs="TH SarabunPSK"/>
-            <w:sz w:val="32"/>
-            <w:szCs w:val="40"/>
-          </w:rPr>
-          <w:fldChar w:fldCharType="separate"/>
-        </w:r>
-        <w:r>
-          <w:rPr>
-            <w:rFonts w:ascii="TH SarabunPSK" w:hAnsi="TH SarabunPSK" w:cs="TH SarabunPSK"/>
-            <w:noProof/>
-            <w:sz w:val="32"/>
-            <w:szCs w:val="40"/>
-          </w:rPr>
-          <w:t>2</w:t>
-        </w:r>
-        <w:r>
-          <w:rPr>
-            <w:rFonts w:ascii="TH SarabunPSK" w:hAnsi="TH SarabunPSK" w:cs="TH SarabunPSK"/>
-            <w:noProof/>
-            <w:sz w:val="32"/>
-            <w:szCs w:val="40"/>
-          </w:rPr>
-          <w:fldChar w:fldCharType="end"/>
-        </w:r>
-      </w:p>
-    </w:sdtContent>
-  </w:sdt>
+  <w:p>
+    <w:pPr>
+      <w:pStyle w:val="Header"/>
+      <w:jc w:val="right"/>
+    </w:pPr>
+  </w:p>
 </w:hdr>
 </file>
 
